--- a/Báo cáo BTL Net.1_2321050012_Nguyễn Văn Mạnh.docx
+++ b/Báo cáo BTL Net.1_2321050012_Nguyễn Văn Mạnh.docx
@@ -220,7 +220,6 @@
           <w:color w:val="000000" w:themeColor="text1"/>
           <w:sz w:val="36"/>
           <w:szCs w:val="36"/>
-          <w:lang w:val="vi-VN"/>
         </w:rPr>
       </w:pPr>
       <w:r>
@@ -232,7 +231,7 @@
           <w:szCs w:val="36"/>
           <w:lang w:val="vi-VN"/>
         </w:rPr>
-        <w:t xml:space="preserve">ĐỀ TÀI: </w:t>
+        <w:t>ĐỀ TÀI</w:t>
       </w:r>
     </w:p>
     <w:p>
@@ -267,6 +266,7 @@
           <w:iCs/>
           <w:color w:val="000000" w:themeColor="text1"/>
           <w:szCs w:val="26"/>
+          <w:lang w:val="vi-VN"/>
         </w:rPr>
       </w:pPr>
     </w:p>
@@ -689,6 +689,9 @@
     <w:sdt>
       <w:sdtPr>
         <w:rPr>
+          <w:rFonts w:cs="Times New Roman"/>
+          <w:b w:val="0"/>
+          <w:bCs w:val="0"/>
           <w:sz w:val="26"/>
           <w:szCs w:val="26"/>
         </w:rPr>
@@ -700,7 +703,6 @@
       </w:sdtPr>
       <w:sdtEndPr>
         <w:rPr>
-          <w:rFonts w:cs="Times New Roman"/>
           <w:noProof/>
         </w:rPr>
       </w:sdtEndPr>
@@ -5313,6 +5315,7 @@
         <w:rPr>
           <w:color w:val="000000"/>
           <w:szCs w:val="26"/>
+          <w:lang w:val="vi-VN"/>
         </w:rPr>
       </w:pPr>
       <w:r>
@@ -5330,6 +5333,7 @@
         <w:ind w:firstLine="576"/>
         <w:rPr>
           <w:szCs w:val="26"/>
+          <w:lang w:val="vi-VN"/>
         </w:rPr>
       </w:pPr>
     </w:p>
@@ -5938,7 +5942,7 @@
     <w:p>
       <w:pPr>
         <w:spacing w:after="80" w:line="276" w:lineRule="auto"/>
-        <w:ind w:firstLine="576"/>
+        <w:ind w:left="270" w:firstLine="306"/>
         <w:rPr>
           <w:szCs w:val="26"/>
           <w:lang w:val="vi-VN"/>
@@ -6254,6 +6258,7 @@
           <w:szCs w:val="26"/>
           <w:lang w:val="vi-VN"/>
         </w:rPr>
+        <w:lastRenderedPageBreak/>
         <w:t xml:space="preserve">2. Phân hệ Quản lý Danh mục: </w:t>
       </w:r>
       <w:r>
@@ -6285,7 +6290,6 @@
           <w:szCs w:val="26"/>
           <w:lang w:val="vi-VN"/>
         </w:rPr>
-        <w:lastRenderedPageBreak/>
         <w:t xml:space="preserve">3. Phân hệ Quản lý Giao dịch: </w:t>
       </w:r>
       <w:r>
@@ -6301,7 +6305,7 @@
       <w:pPr>
         <w:pStyle w:val="ListParagraph"/>
         <w:spacing w:after="40" w:line="276" w:lineRule="auto"/>
-        <w:ind w:left="1008"/>
+        <w:ind w:left="1575" w:firstLine="0"/>
         <w:rPr>
           <w:szCs w:val="26"/>
           <w:lang w:val="vi-VN"/>
@@ -6320,7 +6324,7 @@
       <w:pPr>
         <w:pStyle w:val="ListParagraph"/>
         <w:spacing w:after="40" w:line="276" w:lineRule="auto"/>
-        <w:ind w:left="1008"/>
+        <w:ind w:left="1575" w:firstLine="0"/>
         <w:rPr>
           <w:szCs w:val="26"/>
           <w:lang w:val="vi-VN"/>
@@ -6339,7 +6343,7 @@
       <w:pPr>
         <w:pStyle w:val="ListParagraph"/>
         <w:spacing w:after="40" w:line="276" w:lineRule="auto"/>
-        <w:ind w:left="1008"/>
+        <w:ind w:left="1575" w:firstLine="0"/>
         <w:rPr>
           <w:szCs w:val="26"/>
           <w:lang w:val="vi-VN"/>
@@ -6358,7 +6362,7 @@
       <w:pPr>
         <w:pStyle w:val="ListParagraph"/>
         <w:spacing w:after="40" w:line="276" w:lineRule="auto"/>
-        <w:ind w:left="1008"/>
+        <w:ind w:left="1575" w:firstLine="0"/>
         <w:rPr>
           <w:szCs w:val="26"/>
           <w:lang w:val="vi-VN"/>
@@ -6408,7 +6412,7 @@
       <w:pPr>
         <w:pStyle w:val="ListParagraph"/>
         <w:spacing w:after="40" w:line="276" w:lineRule="auto"/>
-        <w:ind w:left="1008"/>
+        <w:ind w:left="1575" w:firstLine="0"/>
         <w:rPr>
           <w:szCs w:val="26"/>
           <w:lang w:val="vi-VN"/>
@@ -6427,7 +6431,7 @@
       <w:pPr>
         <w:pStyle w:val="ListParagraph"/>
         <w:spacing w:after="40" w:line="276" w:lineRule="auto"/>
-        <w:ind w:left="1008"/>
+        <w:ind w:left="1575" w:firstLine="0"/>
         <w:rPr>
           <w:szCs w:val="26"/>
           <w:lang w:val="vi-VN"/>
@@ -6496,7 +6500,7 @@
       <w:pPr>
         <w:pStyle w:val="ListParagraph"/>
         <w:spacing w:after="40" w:line="276" w:lineRule="auto"/>
-        <w:ind w:left="1008"/>
+        <w:ind w:left="1575" w:firstLine="0"/>
         <w:rPr>
           <w:szCs w:val="26"/>
           <w:lang w:val="vi-VN"/>
@@ -6565,7 +6569,7 @@
       <w:pPr>
         <w:pStyle w:val="ListParagraph"/>
         <w:spacing w:after="40" w:line="276" w:lineRule="auto"/>
-        <w:ind w:left="1008"/>
+        <w:ind w:left="1575" w:firstLine="0"/>
         <w:rPr>
           <w:szCs w:val="26"/>
           <w:lang w:val="vi-VN"/>
@@ -6683,6 +6687,7 @@
           <w:szCs w:val="26"/>
           <w:lang w:val="vi-VN"/>
         </w:rPr>
+        <w:lastRenderedPageBreak/>
         <w:t>Yêu cầu phi chức năng</w:t>
       </w:r>
       <w:bookmarkEnd w:id="16"/>
@@ -6739,7 +6744,6 @@
           <w:szCs w:val="26"/>
           <w:lang w:val="vi-VN"/>
         </w:rPr>
-        <w:lastRenderedPageBreak/>
         <w:t xml:space="preserve">Bảo mật: </w:t>
       </w:r>
       <w:r>
@@ -6924,25 +6928,26 @@
     <w:tbl>
       <w:tblPr>
         <w:tblStyle w:val="TableGridLight"/>
-        <w:tblW w:w="0" w:type="auto"/>
+        <w:tblW w:w="9630" w:type="dxa"/>
+        <w:tblInd w:w="-365" w:type="dxa"/>
         <w:tblLayout w:type="fixed"/>
         <w:tblLook w:val="04A0" w:firstRow="1" w:lastRow="0" w:firstColumn="1" w:lastColumn="0" w:noHBand="0" w:noVBand="1"/>
       </w:tblPr>
       <w:tblGrid>
-        <w:gridCol w:w="1872"/>
+        <w:gridCol w:w="2237"/>
         <w:gridCol w:w="1728"/>
         <w:gridCol w:w="2160"/>
-        <w:gridCol w:w="3312"/>
+        <w:gridCol w:w="3505"/>
       </w:tblGrid>
       <w:tr>
         <w:tc>
           <w:tcPr>
-            <w:tcW w:w="1872" w:type="dxa"/>
+            <w:tcW w:w="2237" w:type="dxa"/>
           </w:tcPr>
           <w:p>
             <w:pPr>
               <w:spacing w:before="40" w:after="40"/>
-              <w:jc w:val="center"/>
+              <w:jc w:val="left"/>
               <w:rPr>
                 <w:color w:val="000000" w:themeColor="text1"/>
                 <w:szCs w:val="26"/>
@@ -6965,7 +6970,7 @@
           <w:p>
             <w:pPr>
               <w:spacing w:before="40" w:after="40"/>
-              <w:jc w:val="center"/>
+              <w:jc w:val="left"/>
               <w:rPr>
                 <w:color w:val="000000" w:themeColor="text1"/>
                 <w:szCs w:val="26"/>
@@ -6988,7 +6993,7 @@
           <w:p>
             <w:pPr>
               <w:spacing w:before="40" w:after="40"/>
-              <w:jc w:val="center"/>
+              <w:jc w:val="left"/>
               <w:rPr>
                 <w:color w:val="000000" w:themeColor="text1"/>
                 <w:szCs w:val="26"/>
@@ -7006,12 +7011,12 @@
         </w:tc>
         <w:tc>
           <w:tcPr>
-            <w:tcW w:w="3312" w:type="dxa"/>
+            <w:tcW w:w="3505" w:type="dxa"/>
           </w:tcPr>
           <w:p>
             <w:pPr>
               <w:spacing w:before="40" w:after="40"/>
-              <w:jc w:val="center"/>
+              <w:jc w:val="left"/>
               <w:rPr>
                 <w:color w:val="000000" w:themeColor="text1"/>
                 <w:szCs w:val="26"/>
@@ -7031,7 +7036,7 @@
       <w:tr>
         <w:tc>
           <w:tcPr>
-            <w:tcW w:w="1872" w:type="dxa"/>
+            <w:tcW w:w="2237" w:type="dxa"/>
           </w:tcPr>
           <w:p>
             <w:pPr>
@@ -7091,7 +7096,7 @@
         </w:tc>
         <w:tc>
           <w:tcPr>
-            <w:tcW w:w="3312" w:type="dxa"/>
+            <w:tcW w:w="3505" w:type="dxa"/>
           </w:tcPr>
           <w:p>
             <w:pPr>
@@ -7113,7 +7118,7 @@
       <w:tr>
         <w:tc>
           <w:tcPr>
-            <w:tcW w:w="1872" w:type="dxa"/>
+            <w:tcW w:w="2237" w:type="dxa"/>
           </w:tcPr>
           <w:p>
             <w:pPr>
@@ -7173,7 +7178,7 @@
         </w:tc>
         <w:tc>
           <w:tcPr>
-            <w:tcW w:w="3312" w:type="dxa"/>
+            <w:tcW w:w="3505" w:type="dxa"/>
           </w:tcPr>
           <w:p>
             <w:pPr>
@@ -7195,7 +7200,7 @@
       <w:tr>
         <w:tc>
           <w:tcPr>
-            <w:tcW w:w="1872" w:type="dxa"/>
+            <w:tcW w:w="2237" w:type="dxa"/>
           </w:tcPr>
           <w:p>
             <w:pPr>
@@ -7255,7 +7260,7 @@
         </w:tc>
         <w:tc>
           <w:tcPr>
-            <w:tcW w:w="3312" w:type="dxa"/>
+            <w:tcW w:w="3505" w:type="dxa"/>
           </w:tcPr>
           <w:p>
             <w:pPr>
@@ -7277,7 +7282,7 @@
       <w:tr>
         <w:tc>
           <w:tcPr>
-            <w:tcW w:w="1872" w:type="dxa"/>
+            <w:tcW w:w="2237" w:type="dxa"/>
           </w:tcPr>
           <w:p>
             <w:pPr>
@@ -7337,7 +7342,7 @@
         </w:tc>
         <w:tc>
           <w:tcPr>
-            <w:tcW w:w="3312" w:type="dxa"/>
+            <w:tcW w:w="3505" w:type="dxa"/>
           </w:tcPr>
           <w:p>
             <w:pPr>
@@ -7359,7 +7364,7 @@
       <w:tr>
         <w:tc>
           <w:tcPr>
-            <w:tcW w:w="1872" w:type="dxa"/>
+            <w:tcW w:w="2237" w:type="dxa"/>
           </w:tcPr>
           <w:p>
             <w:pPr>
@@ -7419,7 +7424,7 @@
         </w:tc>
         <w:tc>
           <w:tcPr>
-            <w:tcW w:w="3312" w:type="dxa"/>
+            <w:tcW w:w="3505" w:type="dxa"/>
           </w:tcPr>
           <w:p>
             <w:pPr>
@@ -7488,15 +7493,735 @@
     <w:tbl>
       <w:tblPr>
         <w:tblStyle w:val="TableGridLight"/>
-        <w:tblW w:w="0" w:type="auto"/>
+        <w:tblW w:w="9437" w:type="dxa"/>
+        <w:tblInd w:w="-365" w:type="dxa"/>
+        <w:tblLayout w:type="fixed"/>
+        <w:tblLook w:val="04A0" w:firstRow="1" w:lastRow="0" w:firstColumn="1" w:lastColumn="0" w:noHBand="0" w:noVBand="1"/>
+      </w:tblPr>
+      <w:tblGrid>
+        <w:gridCol w:w="2093"/>
+        <w:gridCol w:w="1872"/>
+        <w:gridCol w:w="2304"/>
+        <w:gridCol w:w="3168"/>
+      </w:tblGrid>
+      <w:tr>
+        <w:tc>
+          <w:tcPr>
+            <w:tcW w:w="2093" w:type="dxa"/>
+          </w:tcPr>
+          <w:p>
+            <w:pPr>
+              <w:spacing w:before="40" w:after="40"/>
+              <w:jc w:val="center"/>
+              <w:rPr>
+                <w:color w:val="000000" w:themeColor="text1"/>
+                <w:szCs w:val="26"/>
+              </w:rPr>
+            </w:pPr>
+            <w:r>
+              <w:rPr>
+                <w:b/>
+                <w:color w:val="000000" w:themeColor="text1"/>
+                <w:szCs w:val="26"/>
+              </w:rPr>
+              <w:t>Tên cột</w:t>
+            </w:r>
+          </w:p>
+        </w:tc>
+        <w:tc>
+          <w:tcPr>
+            <w:tcW w:w="1872" w:type="dxa"/>
+          </w:tcPr>
+          <w:p>
+            <w:pPr>
+              <w:spacing w:before="40" w:after="40"/>
+              <w:jc w:val="center"/>
+              <w:rPr>
+                <w:color w:val="000000" w:themeColor="text1"/>
+                <w:szCs w:val="26"/>
+              </w:rPr>
+            </w:pPr>
+            <w:r>
+              <w:rPr>
+                <w:b/>
+                <w:color w:val="000000" w:themeColor="text1"/>
+                <w:szCs w:val="26"/>
+              </w:rPr>
+              <w:t>Kiểu dữ liệu</w:t>
+            </w:r>
+          </w:p>
+        </w:tc>
+        <w:tc>
+          <w:tcPr>
+            <w:tcW w:w="2304" w:type="dxa"/>
+          </w:tcPr>
+          <w:p>
+            <w:pPr>
+              <w:spacing w:before="40" w:after="40"/>
+              <w:jc w:val="center"/>
+              <w:rPr>
+                <w:color w:val="000000" w:themeColor="text1"/>
+                <w:szCs w:val="26"/>
+              </w:rPr>
+            </w:pPr>
+            <w:r>
+              <w:rPr>
+                <w:b/>
+                <w:color w:val="000000" w:themeColor="text1"/>
+                <w:szCs w:val="26"/>
+              </w:rPr>
+              <w:t>Ràng buộc</w:t>
+            </w:r>
+          </w:p>
+        </w:tc>
+        <w:tc>
+          <w:tcPr>
+            <w:tcW w:w="3168" w:type="dxa"/>
+          </w:tcPr>
+          <w:p>
+            <w:pPr>
+              <w:spacing w:before="40" w:after="40"/>
+              <w:jc w:val="center"/>
+              <w:rPr>
+                <w:color w:val="000000" w:themeColor="text1"/>
+                <w:szCs w:val="26"/>
+              </w:rPr>
+            </w:pPr>
+            <w:r>
+              <w:rPr>
+                <w:b/>
+                <w:color w:val="000000" w:themeColor="text1"/>
+                <w:szCs w:val="26"/>
+              </w:rPr>
+              <w:t>Mô tả ý nghĩa</w:t>
+            </w:r>
+          </w:p>
+        </w:tc>
+      </w:tr>
+      <w:tr>
+        <w:tc>
+          <w:tcPr>
+            <w:tcW w:w="2093" w:type="dxa"/>
+          </w:tcPr>
+          <w:p>
+            <w:pPr>
+              <w:spacing w:before="20" w:after="20" w:line="264" w:lineRule="auto"/>
+              <w:jc w:val="left"/>
+              <w:rPr>
+                <w:szCs w:val="26"/>
+              </w:rPr>
+            </w:pPr>
+            <w:r>
+              <w:rPr>
+                <w:szCs w:val="26"/>
+              </w:rPr>
+              <w:t>Id</w:t>
+            </w:r>
+          </w:p>
+        </w:tc>
+        <w:tc>
+          <w:tcPr>
+            <w:tcW w:w="1872" w:type="dxa"/>
+          </w:tcPr>
+          <w:p>
+            <w:pPr>
+              <w:spacing w:before="20" w:after="20" w:line="264" w:lineRule="auto"/>
+              <w:jc w:val="left"/>
+              <w:rPr>
+                <w:szCs w:val="26"/>
+              </w:rPr>
+            </w:pPr>
+            <w:r>
+              <w:rPr>
+                <w:szCs w:val="26"/>
+              </w:rPr>
+              <w:t>SERIAL</w:t>
+            </w:r>
+          </w:p>
+        </w:tc>
+        <w:tc>
+          <w:tcPr>
+            <w:tcW w:w="2304" w:type="dxa"/>
+          </w:tcPr>
+          <w:p>
+            <w:pPr>
+              <w:spacing w:before="20" w:after="20" w:line="264" w:lineRule="auto"/>
+              <w:jc w:val="left"/>
+              <w:rPr>
+                <w:szCs w:val="26"/>
+              </w:rPr>
+            </w:pPr>
+            <w:r>
+              <w:rPr>
+                <w:szCs w:val="26"/>
+              </w:rPr>
+              <w:t>PRIMARY KEY</w:t>
+            </w:r>
+          </w:p>
+        </w:tc>
+        <w:tc>
+          <w:tcPr>
+            <w:tcW w:w="3168" w:type="dxa"/>
+          </w:tcPr>
+          <w:p>
+            <w:pPr>
+              <w:spacing w:before="20" w:after="20" w:line="264" w:lineRule="auto"/>
+              <w:jc w:val="left"/>
+              <w:rPr>
+                <w:szCs w:val="26"/>
+              </w:rPr>
+            </w:pPr>
+            <w:r>
+              <w:rPr>
+                <w:szCs w:val="26"/>
+              </w:rPr>
+              <w:t>Mã định danh duy nhất của người dùng</w:t>
+            </w:r>
+          </w:p>
+        </w:tc>
+      </w:tr>
+      <w:tr>
+        <w:tc>
+          <w:tcPr>
+            <w:tcW w:w="2093" w:type="dxa"/>
+          </w:tcPr>
+          <w:p>
+            <w:pPr>
+              <w:spacing w:before="20" w:after="20" w:line="264" w:lineRule="auto"/>
+              <w:jc w:val="left"/>
+              <w:rPr>
+                <w:szCs w:val="26"/>
+              </w:rPr>
+            </w:pPr>
+            <w:r>
+              <w:rPr>
+                <w:szCs w:val="26"/>
+              </w:rPr>
+              <w:t>FullName</w:t>
+            </w:r>
+          </w:p>
+        </w:tc>
+        <w:tc>
+          <w:tcPr>
+            <w:tcW w:w="1872" w:type="dxa"/>
+          </w:tcPr>
+          <w:p>
+            <w:pPr>
+              <w:spacing w:before="20" w:after="20" w:line="264" w:lineRule="auto"/>
+              <w:jc w:val="left"/>
+              <w:rPr>
+                <w:szCs w:val="26"/>
+              </w:rPr>
+            </w:pPr>
+            <w:r>
+              <w:rPr>
+                <w:szCs w:val="26"/>
+              </w:rPr>
+              <w:t>VARCHAR(150)</w:t>
+            </w:r>
+          </w:p>
+        </w:tc>
+        <w:tc>
+          <w:tcPr>
+            <w:tcW w:w="2304" w:type="dxa"/>
+          </w:tcPr>
+          <w:p>
+            <w:pPr>
+              <w:spacing w:before="20" w:after="20" w:line="264" w:lineRule="auto"/>
+              <w:jc w:val="left"/>
+              <w:rPr>
+                <w:szCs w:val="26"/>
+              </w:rPr>
+            </w:pPr>
+            <w:r>
+              <w:rPr>
+                <w:szCs w:val="26"/>
+              </w:rPr>
+              <w:t>NOT NULL</w:t>
+            </w:r>
+          </w:p>
+        </w:tc>
+        <w:tc>
+          <w:tcPr>
+            <w:tcW w:w="3168" w:type="dxa"/>
+          </w:tcPr>
+          <w:p>
+            <w:pPr>
+              <w:spacing w:before="20" w:after="20" w:line="264" w:lineRule="auto"/>
+              <w:jc w:val="left"/>
+              <w:rPr>
+                <w:szCs w:val="26"/>
+              </w:rPr>
+            </w:pPr>
+            <w:r>
+              <w:rPr>
+                <w:szCs w:val="26"/>
+              </w:rPr>
+              <w:t>Họ và tên hiển thị của người dùng</w:t>
+            </w:r>
+          </w:p>
+        </w:tc>
+      </w:tr>
+      <w:tr>
+        <w:tc>
+          <w:tcPr>
+            <w:tcW w:w="2093" w:type="dxa"/>
+          </w:tcPr>
+          <w:p>
+            <w:pPr>
+              <w:spacing w:before="20" w:after="20" w:line="264" w:lineRule="auto"/>
+              <w:jc w:val="left"/>
+              <w:rPr>
+                <w:szCs w:val="26"/>
+              </w:rPr>
+            </w:pPr>
+            <w:r>
+              <w:rPr>
+                <w:szCs w:val="26"/>
+              </w:rPr>
+              <w:t>Gender</w:t>
+            </w:r>
+          </w:p>
+        </w:tc>
+        <w:tc>
+          <w:tcPr>
+            <w:tcW w:w="1872" w:type="dxa"/>
+          </w:tcPr>
+          <w:p>
+            <w:pPr>
+              <w:spacing w:before="20" w:after="20" w:line="264" w:lineRule="auto"/>
+              <w:jc w:val="left"/>
+              <w:rPr>
+                <w:szCs w:val="26"/>
+              </w:rPr>
+            </w:pPr>
+            <w:r>
+              <w:rPr>
+                <w:szCs w:val="26"/>
+              </w:rPr>
+              <w:t>VARCHAR(20)</w:t>
+            </w:r>
+          </w:p>
+        </w:tc>
+        <w:tc>
+          <w:tcPr>
+            <w:tcW w:w="2304" w:type="dxa"/>
+          </w:tcPr>
+          <w:p>
+            <w:pPr>
+              <w:spacing w:before="20" w:after="20" w:line="264" w:lineRule="auto"/>
+              <w:jc w:val="left"/>
+              <w:rPr>
+                <w:szCs w:val="26"/>
+              </w:rPr>
+            </w:pPr>
+            <w:r>
+              <w:rPr>
+                <w:szCs w:val="26"/>
+              </w:rPr>
+              <w:t>NULL</w:t>
+            </w:r>
+          </w:p>
+        </w:tc>
+        <w:tc>
+          <w:tcPr>
+            <w:tcW w:w="3168" w:type="dxa"/>
+          </w:tcPr>
+          <w:p>
+            <w:pPr>
+              <w:spacing w:before="20" w:after="20" w:line="264" w:lineRule="auto"/>
+              <w:jc w:val="left"/>
+              <w:rPr>
+                <w:szCs w:val="26"/>
+              </w:rPr>
+            </w:pPr>
+            <w:r>
+              <w:rPr>
+                <w:szCs w:val="26"/>
+              </w:rPr>
+              <w:t>Giới tính (Nam, Nữ, Khác)</w:t>
+            </w:r>
+          </w:p>
+        </w:tc>
+      </w:tr>
+      <w:tr>
+        <w:tc>
+          <w:tcPr>
+            <w:tcW w:w="2093" w:type="dxa"/>
+          </w:tcPr>
+          <w:p>
+            <w:pPr>
+              <w:spacing w:before="20" w:after="20" w:line="264" w:lineRule="auto"/>
+              <w:jc w:val="left"/>
+              <w:rPr>
+                <w:szCs w:val="26"/>
+              </w:rPr>
+            </w:pPr>
+            <w:r>
+              <w:rPr>
+                <w:szCs w:val="26"/>
+              </w:rPr>
+              <w:t>Dob</w:t>
+            </w:r>
+          </w:p>
+        </w:tc>
+        <w:tc>
+          <w:tcPr>
+            <w:tcW w:w="1872" w:type="dxa"/>
+          </w:tcPr>
+          <w:p>
+            <w:pPr>
+              <w:spacing w:before="20" w:after="20" w:line="264" w:lineRule="auto"/>
+              <w:jc w:val="left"/>
+              <w:rPr>
+                <w:szCs w:val="26"/>
+              </w:rPr>
+            </w:pPr>
+            <w:r>
+              <w:rPr>
+                <w:szCs w:val="26"/>
+              </w:rPr>
+              <w:t>DATE</w:t>
+            </w:r>
+          </w:p>
+        </w:tc>
+        <w:tc>
+          <w:tcPr>
+            <w:tcW w:w="2304" w:type="dxa"/>
+          </w:tcPr>
+          <w:p>
+            <w:pPr>
+              <w:spacing w:before="20" w:after="20" w:line="264" w:lineRule="auto"/>
+              <w:jc w:val="left"/>
+              <w:rPr>
+                <w:szCs w:val="26"/>
+              </w:rPr>
+            </w:pPr>
+            <w:r>
+              <w:rPr>
+                <w:szCs w:val="26"/>
+              </w:rPr>
+              <w:t>NULL</w:t>
+            </w:r>
+          </w:p>
+        </w:tc>
+        <w:tc>
+          <w:tcPr>
+            <w:tcW w:w="3168" w:type="dxa"/>
+          </w:tcPr>
+          <w:p>
+            <w:pPr>
+              <w:spacing w:before="20" w:after="20" w:line="264" w:lineRule="auto"/>
+              <w:jc w:val="left"/>
+              <w:rPr>
+                <w:szCs w:val="26"/>
+              </w:rPr>
+            </w:pPr>
+            <w:r>
+              <w:rPr>
+                <w:szCs w:val="26"/>
+              </w:rPr>
+              <w:t>Ngày tháng năm sinh</w:t>
+            </w:r>
+          </w:p>
+        </w:tc>
+      </w:tr>
+      <w:tr>
+        <w:tc>
+          <w:tcPr>
+            <w:tcW w:w="2093" w:type="dxa"/>
+          </w:tcPr>
+          <w:p>
+            <w:pPr>
+              <w:spacing w:before="20" w:after="20" w:line="264" w:lineRule="auto"/>
+              <w:jc w:val="left"/>
+              <w:rPr>
+                <w:szCs w:val="26"/>
+              </w:rPr>
+            </w:pPr>
+            <w:r>
+              <w:rPr>
+                <w:szCs w:val="26"/>
+              </w:rPr>
+              <w:t>Email</w:t>
+            </w:r>
+          </w:p>
+        </w:tc>
+        <w:tc>
+          <w:tcPr>
+            <w:tcW w:w="1872" w:type="dxa"/>
+          </w:tcPr>
+          <w:p>
+            <w:pPr>
+              <w:spacing w:before="20" w:after="20" w:line="264" w:lineRule="auto"/>
+              <w:jc w:val="left"/>
+              <w:rPr>
+                <w:szCs w:val="26"/>
+              </w:rPr>
+            </w:pPr>
+            <w:r>
+              <w:rPr>
+                <w:szCs w:val="26"/>
+              </w:rPr>
+              <w:t>VARCHAR(150)</w:t>
+            </w:r>
+          </w:p>
+        </w:tc>
+        <w:tc>
+          <w:tcPr>
+            <w:tcW w:w="2304" w:type="dxa"/>
+          </w:tcPr>
+          <w:p>
+            <w:pPr>
+              <w:spacing w:before="20" w:after="20" w:line="264" w:lineRule="auto"/>
+              <w:jc w:val="left"/>
+              <w:rPr>
+                <w:szCs w:val="26"/>
+              </w:rPr>
+            </w:pPr>
+            <w:r>
+              <w:rPr>
+                <w:szCs w:val="26"/>
+              </w:rPr>
+              <w:t>NOT NULL, UNIQUE</w:t>
+            </w:r>
+          </w:p>
+        </w:tc>
+        <w:tc>
+          <w:tcPr>
+            <w:tcW w:w="3168" w:type="dxa"/>
+          </w:tcPr>
+          <w:p>
+            <w:pPr>
+              <w:spacing w:before="20" w:after="20" w:line="264" w:lineRule="auto"/>
+              <w:jc w:val="left"/>
+              <w:rPr>
+                <w:szCs w:val="26"/>
+              </w:rPr>
+            </w:pPr>
+            <w:r>
+              <w:rPr>
+                <w:szCs w:val="26"/>
+              </w:rPr>
+              <w:t>Email đăng nhập và nhận mã OTP khôi phục</w:t>
+            </w:r>
+          </w:p>
+        </w:tc>
+      </w:tr>
+      <w:tr>
+        <w:tc>
+          <w:tcPr>
+            <w:tcW w:w="2093" w:type="dxa"/>
+          </w:tcPr>
+          <w:p>
+            <w:pPr>
+              <w:spacing w:before="20" w:after="20" w:line="264" w:lineRule="auto"/>
+              <w:jc w:val="left"/>
+              <w:rPr>
+                <w:szCs w:val="26"/>
+              </w:rPr>
+            </w:pPr>
+            <w:r>
+              <w:rPr>
+                <w:szCs w:val="26"/>
+              </w:rPr>
+              <w:t>Address</w:t>
+            </w:r>
+          </w:p>
+        </w:tc>
+        <w:tc>
+          <w:tcPr>
+            <w:tcW w:w="1872" w:type="dxa"/>
+          </w:tcPr>
+          <w:p>
+            <w:pPr>
+              <w:spacing w:before="20" w:after="20" w:line="264" w:lineRule="auto"/>
+              <w:jc w:val="left"/>
+              <w:rPr>
+                <w:szCs w:val="26"/>
+              </w:rPr>
+            </w:pPr>
+            <w:r>
+              <w:rPr>
+                <w:szCs w:val="26"/>
+              </w:rPr>
+              <w:t>VARCHAR(255)</w:t>
+            </w:r>
+          </w:p>
+        </w:tc>
+        <w:tc>
+          <w:tcPr>
+            <w:tcW w:w="2304" w:type="dxa"/>
+          </w:tcPr>
+          <w:p>
+            <w:pPr>
+              <w:spacing w:before="20" w:after="20" w:line="264" w:lineRule="auto"/>
+              <w:jc w:val="left"/>
+              <w:rPr>
+                <w:szCs w:val="26"/>
+              </w:rPr>
+            </w:pPr>
+            <w:r>
+              <w:rPr>
+                <w:szCs w:val="26"/>
+              </w:rPr>
+              <w:t>NULL</w:t>
+            </w:r>
+          </w:p>
+        </w:tc>
+        <w:tc>
+          <w:tcPr>
+            <w:tcW w:w="3168" w:type="dxa"/>
+          </w:tcPr>
+          <w:p>
+            <w:pPr>
+              <w:spacing w:before="20" w:after="20" w:line="264" w:lineRule="auto"/>
+              <w:jc w:val="left"/>
+              <w:rPr>
+                <w:szCs w:val="26"/>
+              </w:rPr>
+            </w:pPr>
+            <w:r>
+              <w:rPr>
+                <w:szCs w:val="26"/>
+              </w:rPr>
+              <w:t>Địa chỉ liên hệ</w:t>
+            </w:r>
+          </w:p>
+        </w:tc>
+      </w:tr>
+      <w:tr>
+        <w:tc>
+          <w:tcPr>
+            <w:tcW w:w="2093" w:type="dxa"/>
+          </w:tcPr>
+          <w:p>
+            <w:pPr>
+              <w:spacing w:before="20" w:after="20" w:line="264" w:lineRule="auto"/>
+              <w:jc w:val="left"/>
+              <w:rPr>
+                <w:szCs w:val="26"/>
+              </w:rPr>
+            </w:pPr>
+            <w:r>
+              <w:rPr>
+                <w:szCs w:val="26"/>
+              </w:rPr>
+              <w:t>Password</w:t>
+            </w:r>
+          </w:p>
+        </w:tc>
+        <w:tc>
+          <w:tcPr>
+            <w:tcW w:w="1872" w:type="dxa"/>
+          </w:tcPr>
+          <w:p>
+            <w:pPr>
+              <w:spacing w:before="20" w:after="20" w:line="264" w:lineRule="auto"/>
+              <w:jc w:val="left"/>
+              <w:rPr>
+                <w:szCs w:val="26"/>
+              </w:rPr>
+            </w:pPr>
+            <w:r>
+              <w:rPr>
+                <w:szCs w:val="26"/>
+              </w:rPr>
+              <w:t>VARCHAR(255)</w:t>
+            </w:r>
+          </w:p>
+        </w:tc>
+        <w:tc>
+          <w:tcPr>
+            <w:tcW w:w="2304" w:type="dxa"/>
+          </w:tcPr>
+          <w:p>
+            <w:pPr>
+              <w:spacing w:before="20" w:after="20" w:line="264" w:lineRule="auto"/>
+              <w:jc w:val="left"/>
+              <w:rPr>
+                <w:szCs w:val="26"/>
+              </w:rPr>
+            </w:pPr>
+            <w:r>
+              <w:rPr>
+                <w:szCs w:val="26"/>
+              </w:rPr>
+              <w:t>NOT NULL</w:t>
+            </w:r>
+          </w:p>
+        </w:tc>
+        <w:tc>
+          <w:tcPr>
+            <w:tcW w:w="3168" w:type="dxa"/>
+          </w:tcPr>
+          <w:p>
+            <w:pPr>
+              <w:spacing w:before="20" w:after="20" w:line="264" w:lineRule="auto"/>
+              <w:jc w:val="left"/>
+              <w:rPr>
+                <w:szCs w:val="26"/>
+              </w:rPr>
+            </w:pPr>
+            <w:r>
+              <w:rPr>
+                <w:szCs w:val="26"/>
+              </w:rPr>
+              <w:t>Mật khẩu tài khoản (đã băm bảo mật)</w:t>
+            </w:r>
+          </w:p>
+        </w:tc>
+      </w:tr>
+    </w:tbl>
+    <w:p>
+      <w:pPr>
+        <w:spacing w:after="80"/>
+        <w:rPr>
+          <w:szCs w:val="26"/>
+          <w:lang w:val="vi-VN"/>
+        </w:rPr>
+      </w:pPr>
+    </w:p>
+    <w:p>
+      <w:pPr>
+        <w:pStyle w:val="Heading3"/>
+      </w:pPr>
+      <w:bookmarkStart w:id="26" w:name="_Toc241336485"/>
+      <w:bookmarkStart w:id="27" w:name="_Toc241336647"/>
+      <w:r>
+        <w:t>Chi tiết cấu trúc Bảng Categories (Danh mục Thu/Chi)</w:t>
+      </w:r>
+      <w:bookmarkEnd w:id="26"/>
+      <w:bookmarkEnd w:id="27"/>
+    </w:p>
+    <w:p>
+      <w:pPr>
+        <w:spacing w:after="80" w:line="276" w:lineRule="auto"/>
+        <w:ind w:firstLine="576"/>
+        <w:rPr>
+          <w:szCs w:val="26"/>
+        </w:rPr>
+      </w:pPr>
+      <w:r>
+        <w:rPr>
+          <w:color w:val="000000"/>
+          <w:szCs w:val="26"/>
+        </w:rPr>
+        <w:t>Bảng Categories lưu các nhóm mục chi tiêu hoặc nguồn thu nhập của người dùng.</w:t>
+      </w:r>
+    </w:p>
+    <w:tbl>
+      <w:tblPr>
+        <w:tblStyle w:val="TableGridLight"/>
+        <w:tblW w:w="9625" w:type="dxa"/>
         <w:tblLayout w:type="fixed"/>
         <w:tblLook w:val="04A0" w:firstRow="1" w:lastRow="0" w:firstColumn="1" w:lastColumn="0" w:noHBand="0" w:noVBand="1"/>
       </w:tblPr>
       <w:tblGrid>
         <w:gridCol w:w="1728"/>
         <w:gridCol w:w="1872"/>
-        <w:gridCol w:w="2304"/>
-        <w:gridCol w:w="3168"/>
+        <w:gridCol w:w="2592"/>
+        <w:gridCol w:w="3433"/>
       </w:tblGrid>
       <w:tr>
         <w:tc>
@@ -7547,7 +8272,7 @@
         </w:tc>
         <w:tc>
           <w:tcPr>
-            <w:tcW w:w="2304" w:type="dxa"/>
+            <w:tcW w:w="2592" w:type="dxa"/>
           </w:tcPr>
           <w:p>
             <w:pPr>
@@ -7570,7 +8295,7 @@
         </w:tc>
         <w:tc>
           <w:tcPr>
-            <w:tcW w:w="3168" w:type="dxa"/>
+            <w:tcW w:w="3433" w:type="dxa"/>
           </w:tcPr>
           <w:p>
             <w:pPr>
@@ -7635,7 +8360,7 @@
         </w:tc>
         <w:tc>
           <w:tcPr>
-            <w:tcW w:w="2304" w:type="dxa"/>
+            <w:tcW w:w="2592" w:type="dxa"/>
           </w:tcPr>
           <w:p>
             <w:pPr>
@@ -7655,7 +8380,7 @@
         </w:tc>
         <w:tc>
           <w:tcPr>
-            <w:tcW w:w="3168" w:type="dxa"/>
+            <w:tcW w:w="3433" w:type="dxa"/>
           </w:tcPr>
           <w:p>
             <w:pPr>
@@ -7669,7 +8394,7 @@
               <w:rPr>
                 <w:szCs w:val="26"/>
               </w:rPr>
-              <w:t>Mã định danh duy nhất của người dùng</w:t>
+              <w:t>Mã định danh danh mục</w:t>
             </w:r>
           </w:p>
         </w:tc>
@@ -7691,7 +8416,7 @@
               <w:rPr>
                 <w:szCs w:val="26"/>
               </w:rPr>
-              <w:t>FullName</w:t>
+              <w:t>Name</w:t>
             </w:r>
           </w:p>
         </w:tc>
@@ -7711,13 +8436,13 @@
               <w:rPr>
                 <w:szCs w:val="26"/>
               </w:rPr>
-              <w:t>VARCHAR(150)</w:t>
+              <w:t>VARCHAR(100)</w:t>
             </w:r>
           </w:p>
         </w:tc>
         <w:tc>
           <w:tcPr>
-            <w:tcW w:w="2304" w:type="dxa"/>
+            <w:tcW w:w="2592" w:type="dxa"/>
           </w:tcPr>
           <w:p>
             <w:pPr>
@@ -7737,7 +8462,7 @@
         </w:tc>
         <w:tc>
           <w:tcPr>
-            <w:tcW w:w="3168" w:type="dxa"/>
+            <w:tcW w:w="3433" w:type="dxa"/>
           </w:tcPr>
           <w:p>
             <w:pPr>
@@ -7751,7 +8476,7 @@
               <w:rPr>
                 <w:szCs w:val="26"/>
               </w:rPr>
-              <w:t>Họ và tên hiển thị của người dùng</w:t>
+              <w:t>Tên danh mục (ví dụ: Ăn uống, Tiền lương,...)</w:t>
             </w:r>
           </w:p>
         </w:tc>
@@ -7773,7 +8498,7 @@
               <w:rPr>
                 <w:szCs w:val="26"/>
               </w:rPr>
-              <w:t>Gender</w:t>
+              <w:t>Type</w:t>
             </w:r>
           </w:p>
         </w:tc>
@@ -7793,13 +8518,13 @@
               <w:rPr>
                 <w:szCs w:val="26"/>
               </w:rPr>
-              <w:t>VARCHAR(20)</w:t>
+              <w:t>VARCHAR(50)</w:t>
             </w:r>
           </w:p>
         </w:tc>
         <w:tc>
           <w:tcPr>
-            <w:tcW w:w="2304" w:type="dxa"/>
+            <w:tcW w:w="2592" w:type="dxa"/>
           </w:tcPr>
           <w:p>
             <w:pPr>
@@ -7813,13 +8538,13 @@
               <w:rPr>
                 <w:szCs w:val="26"/>
               </w:rPr>
-              <w:t>NULL</w:t>
+              <w:t>NOT NULL</w:t>
             </w:r>
           </w:p>
         </w:tc>
         <w:tc>
           <w:tcPr>
-            <w:tcW w:w="3168" w:type="dxa"/>
+            <w:tcW w:w="3433" w:type="dxa"/>
           </w:tcPr>
           <w:p>
             <w:pPr>
@@ -7833,7 +8558,7 @@
               <w:rPr>
                 <w:szCs w:val="26"/>
               </w:rPr>
-              <w:t>Giới tính (Nam, Nữ, Khác)</w:t>
+              <w:t>Loại danh mục: 'Thu Nhập' hoặc 'Chi Tiêu'</w:t>
             </w:r>
           </w:p>
         </w:tc>
@@ -7855,7 +8580,7 @@
               <w:rPr>
                 <w:szCs w:val="26"/>
               </w:rPr>
-              <w:t>Dob</w:t>
+              <w:t>UserId</w:t>
             </w:r>
           </w:p>
         </w:tc>
@@ -7875,13 +8600,13 @@
               <w:rPr>
                 <w:szCs w:val="26"/>
               </w:rPr>
-              <w:t>DATE</w:t>
+              <w:t>INT</w:t>
             </w:r>
           </w:p>
         </w:tc>
         <w:tc>
           <w:tcPr>
-            <w:tcW w:w="2304" w:type="dxa"/>
+            <w:tcW w:w="2592" w:type="dxa"/>
           </w:tcPr>
           <w:p>
             <w:pPr>
@@ -7895,13 +8620,13 @@
               <w:rPr>
                 <w:szCs w:val="26"/>
               </w:rPr>
-              <w:t>NULL</w:t>
+              <w:t>FOREIGN KEY -&gt; Users(Id)</w:t>
             </w:r>
           </w:p>
         </w:tc>
         <w:tc>
           <w:tcPr>
-            <w:tcW w:w="3168" w:type="dxa"/>
+            <w:tcW w:w="3433" w:type="dxa"/>
           </w:tcPr>
           <w:p>
             <w:pPr>
@@ -7915,7 +8640,154 @@
               <w:rPr>
                 <w:szCs w:val="26"/>
               </w:rPr>
-              <w:t>Ngày tháng năm sinh</w:t>
+              <w:t>Mã người dùng sở hữu danh mục</w:t>
+            </w:r>
+          </w:p>
+        </w:tc>
+      </w:tr>
+    </w:tbl>
+    <w:p>
+      <w:pPr>
+        <w:spacing w:after="80"/>
+        <w:rPr>
+          <w:szCs w:val="26"/>
+          <w:lang w:val="vi-VN"/>
+        </w:rPr>
+      </w:pPr>
+    </w:p>
+    <w:p>
+      <w:pPr>
+        <w:pStyle w:val="Heading3"/>
+      </w:pPr>
+      <w:bookmarkStart w:id="28" w:name="_Toc241336486"/>
+      <w:bookmarkStart w:id="29" w:name="_Toc241336648"/>
+      <w:r>
+        <w:t>Chi tiết cấu trúc Bảng Transactions (Giao dịch thu chi)</w:t>
+      </w:r>
+      <w:bookmarkEnd w:id="28"/>
+      <w:bookmarkEnd w:id="29"/>
+    </w:p>
+    <w:p>
+      <w:pPr>
+        <w:spacing w:after="80" w:line="276" w:lineRule="auto"/>
+        <w:ind w:firstLine="576"/>
+        <w:rPr>
+          <w:szCs w:val="26"/>
+        </w:rPr>
+      </w:pPr>
+      <w:r>
+        <w:rPr>
+          <w:color w:val="000000"/>
+          <w:szCs w:val="26"/>
+        </w:rPr>
+        <w:t>Bảng Transactions ghi nhận toàn bộ biến động tài chính phát sinh hàng ngày của người dùng.</w:t>
+      </w:r>
+    </w:p>
+    <w:tbl>
+      <w:tblPr>
+        <w:tblStyle w:val="TableGridLight"/>
+        <w:tblW w:w="9527" w:type="dxa"/>
+        <w:tblInd w:w="-455" w:type="dxa"/>
+        <w:tblLayout w:type="fixed"/>
+        <w:tblLook w:val="04A0" w:firstRow="1" w:lastRow="0" w:firstColumn="1" w:lastColumn="0" w:noHBand="0" w:noVBand="1"/>
+      </w:tblPr>
+      <w:tblGrid>
+        <w:gridCol w:w="2183"/>
+        <w:gridCol w:w="1872"/>
+        <w:gridCol w:w="2592"/>
+        <w:gridCol w:w="2880"/>
+      </w:tblGrid>
+      <w:tr>
+        <w:tc>
+          <w:tcPr>
+            <w:tcW w:w="2183" w:type="dxa"/>
+          </w:tcPr>
+          <w:p>
+            <w:pPr>
+              <w:spacing w:before="40" w:after="40"/>
+              <w:jc w:val="center"/>
+              <w:rPr>
+                <w:color w:val="000000" w:themeColor="text1"/>
+                <w:szCs w:val="26"/>
+              </w:rPr>
+            </w:pPr>
+            <w:r>
+              <w:rPr>
+                <w:b/>
+                <w:color w:val="000000" w:themeColor="text1"/>
+                <w:szCs w:val="26"/>
+              </w:rPr>
+              <w:lastRenderedPageBreak/>
+              <w:t>Tên cột</w:t>
+            </w:r>
+          </w:p>
+        </w:tc>
+        <w:tc>
+          <w:tcPr>
+            <w:tcW w:w="1872" w:type="dxa"/>
+          </w:tcPr>
+          <w:p>
+            <w:pPr>
+              <w:spacing w:before="40" w:after="40"/>
+              <w:jc w:val="center"/>
+              <w:rPr>
+                <w:color w:val="000000" w:themeColor="text1"/>
+                <w:szCs w:val="26"/>
+              </w:rPr>
+            </w:pPr>
+            <w:r>
+              <w:rPr>
+                <w:b/>
+                <w:color w:val="000000" w:themeColor="text1"/>
+                <w:szCs w:val="26"/>
+              </w:rPr>
+              <w:t>Kiểu dữ liệu</w:t>
+            </w:r>
+          </w:p>
+        </w:tc>
+        <w:tc>
+          <w:tcPr>
+            <w:tcW w:w="2592" w:type="dxa"/>
+          </w:tcPr>
+          <w:p>
+            <w:pPr>
+              <w:spacing w:before="40" w:after="40"/>
+              <w:jc w:val="center"/>
+              <w:rPr>
+                <w:color w:val="000000" w:themeColor="text1"/>
+                <w:szCs w:val="26"/>
+              </w:rPr>
+            </w:pPr>
+            <w:r>
+              <w:rPr>
+                <w:b/>
+                <w:color w:val="000000" w:themeColor="text1"/>
+                <w:szCs w:val="26"/>
+              </w:rPr>
+              <w:t>Ràng buộc</w:t>
+            </w:r>
+          </w:p>
+        </w:tc>
+        <w:tc>
+          <w:tcPr>
+            <w:tcW w:w="2880" w:type="dxa"/>
+          </w:tcPr>
+          <w:p>
+            <w:pPr>
+              <w:spacing w:before="40" w:after="40"/>
+              <w:jc w:val="center"/>
+              <w:rPr>
+                <w:color w:val="000000" w:themeColor="text1"/>
+                <w:szCs w:val="26"/>
+              </w:rPr>
+            </w:pPr>
+            <w:r>
+              <w:rPr>
+                <w:b/>
+                <w:color w:val="000000" w:themeColor="text1"/>
+                <w:szCs w:val="26"/>
+              </w:rPr>
+              <w:t>Mô tả ý nghĩa</w:t>
             </w:r>
           </w:p>
         </w:tc>
@@ -7923,21 +8795,23 @@
       <w:tr>
         <w:tc>
           <w:tcPr>
-            <w:tcW w:w="1728" w:type="dxa"/>
+            <w:tcW w:w="2183" w:type="dxa"/>
           </w:tcPr>
           <w:p>
             <w:pPr>
               <w:spacing w:before="20" w:after="20" w:line="264" w:lineRule="auto"/>
               <w:jc w:val="left"/>
               <w:rPr>
+                <w:color w:val="000000" w:themeColor="text1"/>
                 <w:szCs w:val="26"/>
               </w:rPr>
             </w:pPr>
             <w:r>
               <w:rPr>
-                <w:szCs w:val="26"/>
-              </w:rPr>
-              <w:t>Email</w:t>
+                <w:color w:val="000000" w:themeColor="text1"/>
+                <w:szCs w:val="26"/>
+              </w:rPr>
+              <w:t>Id</w:t>
             </w:r>
           </w:p>
         </w:tc>
@@ -7950,54 +8824,60 @@
               <w:spacing w:before="20" w:after="20" w:line="264" w:lineRule="auto"/>
               <w:jc w:val="left"/>
               <w:rPr>
+                <w:color w:val="000000" w:themeColor="text1"/>
                 <w:szCs w:val="26"/>
               </w:rPr>
             </w:pPr>
             <w:r>
               <w:rPr>
-                <w:szCs w:val="26"/>
-              </w:rPr>
-              <w:t>VARCHAR(150)</w:t>
+                <w:color w:val="000000" w:themeColor="text1"/>
+                <w:szCs w:val="26"/>
+              </w:rPr>
+              <w:t>SERIAL</w:t>
             </w:r>
           </w:p>
         </w:tc>
         <w:tc>
           <w:tcPr>
-            <w:tcW w:w="2304" w:type="dxa"/>
+            <w:tcW w:w="2592" w:type="dxa"/>
           </w:tcPr>
           <w:p>
             <w:pPr>
               <w:spacing w:before="20" w:after="20" w:line="264" w:lineRule="auto"/>
               <w:jc w:val="left"/>
               <w:rPr>
+                <w:color w:val="000000" w:themeColor="text1"/>
                 <w:szCs w:val="26"/>
               </w:rPr>
             </w:pPr>
             <w:r>
               <w:rPr>
-                <w:szCs w:val="26"/>
-              </w:rPr>
-              <w:t>NOT NULL, UNIQUE</w:t>
+                <w:color w:val="000000" w:themeColor="text1"/>
+                <w:szCs w:val="26"/>
+              </w:rPr>
+              <w:t>PRIMARY KEY</w:t>
             </w:r>
           </w:p>
         </w:tc>
         <w:tc>
           <w:tcPr>
-            <w:tcW w:w="3168" w:type="dxa"/>
+            <w:tcW w:w="2880" w:type="dxa"/>
           </w:tcPr>
           <w:p>
             <w:pPr>
               <w:spacing w:before="20" w:after="20" w:line="264" w:lineRule="auto"/>
               <w:jc w:val="left"/>
               <w:rPr>
+                <w:color w:val="000000" w:themeColor="text1"/>
                 <w:szCs w:val="26"/>
               </w:rPr>
             </w:pPr>
             <w:r>
               <w:rPr>
-                <w:szCs w:val="26"/>
-              </w:rPr>
-              <w:t>Email đăng nhập và nhận mã OTP khôi phục</w:t>
+                <w:color w:val="000000" w:themeColor="text1"/>
+                <w:szCs w:val="26"/>
+              </w:rPr>
+              <w:t>Mã định danh giao dịch duy nhất</w:t>
             </w:r>
           </w:p>
         </w:tc>
@@ -8005,21 +8885,23 @@
       <w:tr>
         <w:tc>
           <w:tcPr>
-            <w:tcW w:w="1728" w:type="dxa"/>
+            <w:tcW w:w="2183" w:type="dxa"/>
           </w:tcPr>
           <w:p>
             <w:pPr>
               <w:spacing w:before="20" w:after="20" w:line="264" w:lineRule="auto"/>
               <w:jc w:val="left"/>
               <w:rPr>
+                <w:color w:val="000000" w:themeColor="text1"/>
                 <w:szCs w:val="26"/>
               </w:rPr>
             </w:pPr>
             <w:r>
               <w:rPr>
-                <w:szCs w:val="26"/>
-              </w:rPr>
-              <w:t>Address</w:t>
+                <w:color w:val="000000" w:themeColor="text1"/>
+                <w:szCs w:val="26"/>
+              </w:rPr>
+              <w:t>UserId</w:t>
             </w:r>
           </w:p>
         </w:tc>
@@ -8032,54 +8914,60 @@
               <w:spacing w:before="20" w:after="20" w:line="264" w:lineRule="auto"/>
               <w:jc w:val="left"/>
               <w:rPr>
+                <w:color w:val="000000" w:themeColor="text1"/>
                 <w:szCs w:val="26"/>
               </w:rPr>
             </w:pPr>
             <w:r>
               <w:rPr>
-                <w:szCs w:val="26"/>
-              </w:rPr>
-              <w:t>VARCHAR(255)</w:t>
+                <w:color w:val="000000" w:themeColor="text1"/>
+                <w:szCs w:val="26"/>
+              </w:rPr>
+              <w:t>INT</w:t>
             </w:r>
           </w:p>
         </w:tc>
         <w:tc>
           <w:tcPr>
-            <w:tcW w:w="2304" w:type="dxa"/>
+            <w:tcW w:w="2592" w:type="dxa"/>
           </w:tcPr>
           <w:p>
             <w:pPr>
               <w:spacing w:before="20" w:after="20" w:line="264" w:lineRule="auto"/>
               <w:jc w:val="left"/>
               <w:rPr>
+                <w:color w:val="000000" w:themeColor="text1"/>
                 <w:szCs w:val="26"/>
               </w:rPr>
             </w:pPr>
             <w:r>
               <w:rPr>
-                <w:szCs w:val="26"/>
-              </w:rPr>
-              <w:t>NULL</w:t>
+                <w:color w:val="000000" w:themeColor="text1"/>
+                <w:szCs w:val="26"/>
+              </w:rPr>
+              <w:t>FOREIGN KEY -&gt; Users(Id)</w:t>
             </w:r>
           </w:p>
         </w:tc>
         <w:tc>
           <w:tcPr>
-            <w:tcW w:w="3168" w:type="dxa"/>
+            <w:tcW w:w="2880" w:type="dxa"/>
           </w:tcPr>
           <w:p>
             <w:pPr>
               <w:spacing w:before="20" w:after="20" w:line="264" w:lineRule="auto"/>
               <w:jc w:val="left"/>
               <w:rPr>
+                <w:color w:val="000000" w:themeColor="text1"/>
                 <w:szCs w:val="26"/>
               </w:rPr>
             </w:pPr>
             <w:r>
               <w:rPr>
-                <w:szCs w:val="26"/>
-              </w:rPr>
-              <w:t>Địa chỉ liên hệ</w:t>
+                <w:color w:val="000000" w:themeColor="text1"/>
+                <w:szCs w:val="26"/>
+              </w:rPr>
+              <w:t>Mã người dùng thực hiện giao dịch</w:t>
             </w:r>
           </w:p>
         </w:tc>
@@ -8087,21 +8975,23 @@
       <w:tr>
         <w:tc>
           <w:tcPr>
-            <w:tcW w:w="1728" w:type="dxa"/>
+            <w:tcW w:w="2183" w:type="dxa"/>
           </w:tcPr>
           <w:p>
             <w:pPr>
               <w:spacing w:before="20" w:after="20" w:line="264" w:lineRule="auto"/>
               <w:jc w:val="left"/>
               <w:rPr>
+                <w:color w:val="000000" w:themeColor="text1"/>
                 <w:szCs w:val="26"/>
               </w:rPr>
             </w:pPr>
             <w:r>
               <w:rPr>
-                <w:szCs w:val="26"/>
-              </w:rPr>
-              <w:t>Password</w:t>
+                <w:color w:val="000000" w:themeColor="text1"/>
+                <w:szCs w:val="26"/>
+              </w:rPr>
+              <w:t>CategoryId</w:t>
             </w:r>
           </w:p>
         </w:tc>
@@ -8114,54 +9004,420 @@
               <w:spacing w:before="20" w:after="20" w:line="264" w:lineRule="auto"/>
               <w:jc w:val="left"/>
               <w:rPr>
+                <w:color w:val="000000" w:themeColor="text1"/>
                 <w:szCs w:val="26"/>
               </w:rPr>
             </w:pPr>
             <w:r>
               <w:rPr>
-                <w:szCs w:val="26"/>
-              </w:rPr>
-              <w:t>VARCHAR(255)</w:t>
+                <w:color w:val="000000" w:themeColor="text1"/>
+                <w:szCs w:val="26"/>
+              </w:rPr>
+              <w:t>INT</w:t>
             </w:r>
           </w:p>
         </w:tc>
         <w:tc>
           <w:tcPr>
-            <w:tcW w:w="2304" w:type="dxa"/>
+            <w:tcW w:w="2592" w:type="dxa"/>
           </w:tcPr>
           <w:p>
             <w:pPr>
               <w:spacing w:before="20" w:after="20" w:line="264" w:lineRule="auto"/>
               <w:jc w:val="left"/>
               <w:rPr>
+                <w:color w:val="000000" w:themeColor="text1"/>
                 <w:szCs w:val="26"/>
               </w:rPr>
             </w:pPr>
             <w:r>
               <w:rPr>
-                <w:szCs w:val="26"/>
-              </w:rPr>
-              <w:t>NOT NULL</w:t>
+                <w:color w:val="000000" w:themeColor="text1"/>
+                <w:szCs w:val="26"/>
+              </w:rPr>
+              <w:t>FOREIGN KEY -&gt; Categories(Id)</w:t>
             </w:r>
           </w:p>
         </w:tc>
         <w:tc>
           <w:tcPr>
-            <w:tcW w:w="3168" w:type="dxa"/>
+            <w:tcW w:w="2880" w:type="dxa"/>
           </w:tcPr>
           <w:p>
             <w:pPr>
               <w:spacing w:before="20" w:after="20" w:line="264" w:lineRule="auto"/>
               <w:jc w:val="left"/>
               <w:rPr>
+                <w:color w:val="000000" w:themeColor="text1"/>
                 <w:szCs w:val="26"/>
               </w:rPr>
             </w:pPr>
             <w:r>
               <w:rPr>
-                <w:szCs w:val="26"/>
-              </w:rPr>
-              <w:t>Mật khẩu tài khoản (đã băm bảo mật)</w:t>
+                <w:color w:val="000000" w:themeColor="text1"/>
+                <w:szCs w:val="26"/>
+              </w:rPr>
+              <w:t>Mã danh mục tương ứng với giao dịch</w:t>
+            </w:r>
+          </w:p>
+        </w:tc>
+      </w:tr>
+      <w:tr>
+        <w:tc>
+          <w:tcPr>
+            <w:tcW w:w="2183" w:type="dxa"/>
+          </w:tcPr>
+          <w:p>
+            <w:pPr>
+              <w:spacing w:before="20" w:after="20" w:line="264" w:lineRule="auto"/>
+              <w:jc w:val="left"/>
+              <w:rPr>
+                <w:color w:val="000000" w:themeColor="text1"/>
+                <w:szCs w:val="26"/>
+              </w:rPr>
+            </w:pPr>
+            <w:r>
+              <w:rPr>
+                <w:color w:val="000000" w:themeColor="text1"/>
+                <w:szCs w:val="26"/>
+              </w:rPr>
+              <w:t>Amount</w:t>
+            </w:r>
+          </w:p>
+        </w:tc>
+        <w:tc>
+          <w:tcPr>
+            <w:tcW w:w="1872" w:type="dxa"/>
+          </w:tcPr>
+          <w:p>
+            <w:pPr>
+              <w:spacing w:before="20" w:after="20" w:line="264" w:lineRule="auto"/>
+              <w:jc w:val="left"/>
+              <w:rPr>
+                <w:color w:val="000000" w:themeColor="text1"/>
+                <w:szCs w:val="26"/>
+              </w:rPr>
+            </w:pPr>
+            <w:r>
+              <w:rPr>
+                <w:color w:val="000000" w:themeColor="text1"/>
+                <w:szCs w:val="26"/>
+              </w:rPr>
+              <w:t>DECIMAL(18,2)</w:t>
+            </w:r>
+          </w:p>
+        </w:tc>
+        <w:tc>
+          <w:tcPr>
+            <w:tcW w:w="2592" w:type="dxa"/>
+          </w:tcPr>
+          <w:p>
+            <w:pPr>
+              <w:spacing w:before="20" w:after="20" w:line="264" w:lineRule="auto"/>
+              <w:jc w:val="left"/>
+              <w:rPr>
+                <w:color w:val="000000" w:themeColor="text1"/>
+                <w:szCs w:val="26"/>
+              </w:rPr>
+            </w:pPr>
+            <w:r>
+              <w:rPr>
+                <w:color w:val="000000" w:themeColor="text1"/>
+                <w:szCs w:val="26"/>
+              </w:rPr>
+              <w:t>NOT NULL</w:t>
+            </w:r>
+          </w:p>
+        </w:tc>
+        <w:tc>
+          <w:tcPr>
+            <w:tcW w:w="2880" w:type="dxa"/>
+          </w:tcPr>
+          <w:p>
+            <w:pPr>
+              <w:spacing w:before="20" w:after="20" w:line="264" w:lineRule="auto"/>
+              <w:jc w:val="left"/>
+              <w:rPr>
+                <w:color w:val="000000" w:themeColor="text1"/>
+                <w:szCs w:val="26"/>
+              </w:rPr>
+            </w:pPr>
+            <w:r>
+              <w:rPr>
+                <w:color w:val="000000" w:themeColor="text1"/>
+                <w:szCs w:val="26"/>
+              </w:rPr>
+              <w:t>Số tiền phát sinh trong giao dịch</w:t>
+            </w:r>
+          </w:p>
+        </w:tc>
+      </w:tr>
+      <w:tr>
+        <w:tc>
+          <w:tcPr>
+            <w:tcW w:w="2183" w:type="dxa"/>
+          </w:tcPr>
+          <w:p>
+            <w:pPr>
+              <w:spacing w:before="20" w:after="20" w:line="264" w:lineRule="auto"/>
+              <w:jc w:val="left"/>
+              <w:rPr>
+                <w:color w:val="000000" w:themeColor="text1"/>
+                <w:szCs w:val="26"/>
+              </w:rPr>
+            </w:pPr>
+            <w:r>
+              <w:rPr>
+                <w:color w:val="000000" w:themeColor="text1"/>
+                <w:szCs w:val="26"/>
+              </w:rPr>
+              <w:t>Date</w:t>
+            </w:r>
+          </w:p>
+        </w:tc>
+        <w:tc>
+          <w:tcPr>
+            <w:tcW w:w="1872" w:type="dxa"/>
+          </w:tcPr>
+          <w:p>
+            <w:pPr>
+              <w:spacing w:before="20" w:after="20" w:line="264" w:lineRule="auto"/>
+              <w:jc w:val="left"/>
+              <w:rPr>
+                <w:color w:val="000000" w:themeColor="text1"/>
+                <w:szCs w:val="26"/>
+              </w:rPr>
+            </w:pPr>
+            <w:r>
+              <w:rPr>
+                <w:color w:val="000000" w:themeColor="text1"/>
+                <w:szCs w:val="26"/>
+              </w:rPr>
+              <w:t>TIMESTAMP</w:t>
+            </w:r>
+          </w:p>
+        </w:tc>
+        <w:tc>
+          <w:tcPr>
+            <w:tcW w:w="2592" w:type="dxa"/>
+          </w:tcPr>
+          <w:p>
+            <w:pPr>
+              <w:spacing w:before="20" w:after="20" w:line="264" w:lineRule="auto"/>
+              <w:jc w:val="left"/>
+              <w:rPr>
+                <w:color w:val="000000" w:themeColor="text1"/>
+                <w:szCs w:val="26"/>
+              </w:rPr>
+            </w:pPr>
+            <w:r>
+              <w:rPr>
+                <w:color w:val="000000" w:themeColor="text1"/>
+                <w:szCs w:val="26"/>
+              </w:rPr>
+              <w:t>NOT NULL</w:t>
+            </w:r>
+          </w:p>
+        </w:tc>
+        <w:tc>
+          <w:tcPr>
+            <w:tcW w:w="2880" w:type="dxa"/>
+          </w:tcPr>
+          <w:p>
+            <w:pPr>
+              <w:spacing w:before="20" w:after="20" w:line="264" w:lineRule="auto"/>
+              <w:jc w:val="left"/>
+              <w:rPr>
+                <w:color w:val="000000" w:themeColor="text1"/>
+                <w:szCs w:val="26"/>
+              </w:rPr>
+            </w:pPr>
+            <w:r>
+              <w:rPr>
+                <w:color w:val="000000" w:themeColor="text1"/>
+                <w:szCs w:val="26"/>
+              </w:rPr>
+              <w:t>Thời gian phát sinh giao dịch</w:t>
+            </w:r>
+          </w:p>
+        </w:tc>
+      </w:tr>
+      <w:tr>
+        <w:tc>
+          <w:tcPr>
+            <w:tcW w:w="2183" w:type="dxa"/>
+          </w:tcPr>
+          <w:p>
+            <w:pPr>
+              <w:spacing w:before="20" w:after="20" w:line="264" w:lineRule="auto"/>
+              <w:jc w:val="left"/>
+              <w:rPr>
+                <w:color w:val="000000" w:themeColor="text1"/>
+                <w:szCs w:val="26"/>
+              </w:rPr>
+            </w:pPr>
+            <w:r>
+              <w:rPr>
+                <w:color w:val="000000" w:themeColor="text1"/>
+                <w:szCs w:val="26"/>
+              </w:rPr>
+              <w:t>Description</w:t>
+            </w:r>
+          </w:p>
+        </w:tc>
+        <w:tc>
+          <w:tcPr>
+            <w:tcW w:w="1872" w:type="dxa"/>
+          </w:tcPr>
+          <w:p>
+            <w:pPr>
+              <w:spacing w:before="20" w:after="20" w:line="264" w:lineRule="auto"/>
+              <w:jc w:val="left"/>
+              <w:rPr>
+                <w:color w:val="000000" w:themeColor="text1"/>
+                <w:szCs w:val="26"/>
+              </w:rPr>
+            </w:pPr>
+            <w:r>
+              <w:rPr>
+                <w:color w:val="000000" w:themeColor="text1"/>
+                <w:szCs w:val="26"/>
+              </w:rPr>
+              <w:t>VARCHAR(255)</w:t>
+            </w:r>
+          </w:p>
+        </w:tc>
+        <w:tc>
+          <w:tcPr>
+            <w:tcW w:w="2592" w:type="dxa"/>
+          </w:tcPr>
+          <w:p>
+            <w:pPr>
+              <w:spacing w:before="20" w:after="20" w:line="264" w:lineRule="auto"/>
+              <w:jc w:val="left"/>
+              <w:rPr>
+                <w:color w:val="000000" w:themeColor="text1"/>
+                <w:szCs w:val="26"/>
+              </w:rPr>
+            </w:pPr>
+            <w:r>
+              <w:rPr>
+                <w:color w:val="000000" w:themeColor="text1"/>
+                <w:szCs w:val="26"/>
+              </w:rPr>
+              <w:t>NULL</w:t>
+            </w:r>
+          </w:p>
+        </w:tc>
+        <w:tc>
+          <w:tcPr>
+            <w:tcW w:w="2880" w:type="dxa"/>
+          </w:tcPr>
+          <w:p>
+            <w:pPr>
+              <w:spacing w:before="20" w:after="20" w:line="264" w:lineRule="auto"/>
+              <w:jc w:val="left"/>
+              <w:rPr>
+                <w:color w:val="000000" w:themeColor="text1"/>
+                <w:szCs w:val="26"/>
+              </w:rPr>
+            </w:pPr>
+            <w:r>
+              <w:rPr>
+                <w:color w:val="000000" w:themeColor="text1"/>
+                <w:szCs w:val="26"/>
+              </w:rPr>
+              <w:t>Nội dung ghi chú chi tiết về giao dịch</w:t>
+            </w:r>
+          </w:p>
+        </w:tc>
+      </w:tr>
+      <w:tr>
+        <w:tc>
+          <w:tcPr>
+            <w:tcW w:w="2183" w:type="dxa"/>
+          </w:tcPr>
+          <w:p>
+            <w:pPr>
+              <w:spacing w:before="20" w:after="20" w:line="264" w:lineRule="auto"/>
+              <w:jc w:val="left"/>
+              <w:rPr>
+                <w:color w:val="000000" w:themeColor="text1"/>
+                <w:szCs w:val="26"/>
+              </w:rPr>
+            </w:pPr>
+            <w:r>
+              <w:rPr>
+                <w:color w:val="000000" w:themeColor="text1"/>
+                <w:szCs w:val="26"/>
+              </w:rPr>
+              <w:t>Type</w:t>
+            </w:r>
+          </w:p>
+        </w:tc>
+        <w:tc>
+          <w:tcPr>
+            <w:tcW w:w="1872" w:type="dxa"/>
+          </w:tcPr>
+          <w:p>
+            <w:pPr>
+              <w:spacing w:before="20" w:after="20" w:line="264" w:lineRule="auto"/>
+              <w:jc w:val="left"/>
+              <w:rPr>
+                <w:color w:val="000000" w:themeColor="text1"/>
+                <w:szCs w:val="26"/>
+              </w:rPr>
+            </w:pPr>
+            <w:r>
+              <w:rPr>
+                <w:color w:val="000000" w:themeColor="text1"/>
+                <w:szCs w:val="26"/>
+              </w:rPr>
+              <w:t>VARCHAR(50)</w:t>
+            </w:r>
+          </w:p>
+        </w:tc>
+        <w:tc>
+          <w:tcPr>
+            <w:tcW w:w="2592" w:type="dxa"/>
+          </w:tcPr>
+          <w:p>
+            <w:pPr>
+              <w:spacing w:before="20" w:after="20" w:line="264" w:lineRule="auto"/>
+              <w:jc w:val="left"/>
+              <w:rPr>
+                <w:color w:val="000000" w:themeColor="text1"/>
+                <w:szCs w:val="26"/>
+              </w:rPr>
+            </w:pPr>
+            <w:r>
+              <w:rPr>
+                <w:color w:val="000000" w:themeColor="text1"/>
+                <w:szCs w:val="26"/>
+              </w:rPr>
+              <w:t>NOT NULL</w:t>
+            </w:r>
+          </w:p>
+        </w:tc>
+        <w:tc>
+          <w:tcPr>
+            <w:tcW w:w="2880" w:type="dxa"/>
+          </w:tcPr>
+          <w:p>
+            <w:pPr>
+              <w:spacing w:before="20" w:after="20" w:line="264" w:lineRule="auto"/>
+              <w:jc w:val="left"/>
+              <w:rPr>
+                <w:color w:val="000000" w:themeColor="text1"/>
+                <w:szCs w:val="26"/>
+              </w:rPr>
+            </w:pPr>
+            <w:r>
+              <w:rPr>
+                <w:color w:val="000000" w:themeColor="text1"/>
+                <w:szCs w:val="26"/>
+              </w:rPr>
+              <w:t>Phân loại giao dịch ('Thu Nhập' / 'Chi Tiêu')</w:t>
             </w:r>
           </w:p>
         </w:tc>
@@ -8180,13 +9436,13 @@
       <w:pPr>
         <w:pStyle w:val="Heading3"/>
       </w:pPr>
-      <w:bookmarkStart w:id="26" w:name="_Toc241336485"/>
-      <w:bookmarkStart w:id="27" w:name="_Toc241336647"/>
-      <w:r>
-        <w:t>Chi tiết cấu trúc Bảng Categories (Danh mục Thu/Chi)</w:t>
-      </w:r>
-      <w:bookmarkEnd w:id="26"/>
-      <w:bookmarkEnd w:id="27"/>
+      <w:bookmarkStart w:id="30" w:name="_Toc241336487"/>
+      <w:bookmarkStart w:id="31" w:name="_Toc241336649"/>
+      <w:r>
+        <w:t>Chi tiết cấu trúc Bảng Budgets (Ngân sách chi tiêu)</w:t>
+      </w:r>
+      <w:bookmarkEnd w:id="30"/>
+      <w:bookmarkEnd w:id="31"/>
     </w:p>
     <w:p>
       <w:pPr>
@@ -8201,18 +9457,19 @@
           <w:color w:val="000000"/>
           <w:szCs w:val="26"/>
         </w:rPr>
-        <w:t>Bảng Categories lưu các nhóm mục chi tiêu hoặc nguồn thu nhập của người dùng.</w:t>
+        <w:t>Bảng Budgets lưu trữ các hạn mức chi tiêu tối đa mà người dùng thiết lập cho từng danh mục theo tháng.</w:t>
       </w:r>
     </w:p>
     <w:tbl>
       <w:tblPr>
         <w:tblStyle w:val="TableGridLight"/>
-        <w:tblW w:w="0" w:type="auto"/>
+        <w:tblW w:w="9617" w:type="dxa"/>
+        <w:tblInd w:w="-545" w:type="dxa"/>
         <w:tblLayout w:type="fixed"/>
         <w:tblLook w:val="04A0" w:firstRow="1" w:lastRow="0" w:firstColumn="1" w:lastColumn="0" w:noHBand="0" w:noVBand="1"/>
       </w:tblPr>
       <w:tblGrid>
-        <w:gridCol w:w="1728"/>
+        <w:gridCol w:w="2273"/>
         <w:gridCol w:w="1872"/>
         <w:gridCol w:w="2592"/>
         <w:gridCol w:w="2880"/>
@@ -8220,7 +9477,7 @@
       <w:tr>
         <w:tc>
           <w:tcPr>
-            <w:tcW w:w="1728" w:type="dxa"/>
+            <w:tcW w:w="2273" w:type="dxa"/>
           </w:tcPr>
           <w:p>
             <w:pPr>
@@ -8314,21 +9571,37 @@
       <w:tr>
         <w:tc>
           <w:tcPr>
-            <w:tcW w:w="1728" w:type="dxa"/>
+            <w:tcW w:w="2273" w:type="dxa"/>
           </w:tcPr>
           <w:p>
             <w:pPr>
               <w:spacing w:before="20" w:after="20" w:line="264" w:lineRule="auto"/>
               <w:jc w:val="left"/>
               <w:rPr>
+                <w:color w:val="000000" w:themeColor="text1"/>
                 <w:szCs w:val="26"/>
               </w:rPr>
             </w:pPr>
             <w:r>
               <w:rPr>
-                <w:szCs w:val="26"/>
-              </w:rPr>
-              <w:t>Id</w:t>
+                <w:color w:val="000000" w:themeColor="text1"/>
+                <w:szCs w:val="26"/>
+              </w:rPr>
+              <w:t>Budget</w:t>
+            </w:r>
+            <w:r>
+              <w:rPr>
+                <w:color w:val="000000" w:themeColor="text1"/>
+                <w:szCs w:val="26"/>
+              </w:rPr>
+              <w:t>i</w:t>
+            </w:r>
+            <w:r>
+              <w:rPr>
+                <w:color w:val="000000" w:themeColor="text1"/>
+                <w:szCs w:val="26"/>
+              </w:rPr>
+              <w:t>d</w:t>
             </w:r>
           </w:p>
         </w:tc>
@@ -8341,11 +9614,13 @@
               <w:spacing w:before="20" w:after="20" w:line="264" w:lineRule="auto"/>
               <w:jc w:val="left"/>
               <w:rPr>
+                <w:color w:val="000000" w:themeColor="text1"/>
                 <w:szCs w:val="26"/>
               </w:rPr>
             </w:pPr>
             <w:r>
               <w:rPr>
+                <w:color w:val="000000" w:themeColor="text1"/>
                 <w:szCs w:val="26"/>
               </w:rPr>
               <w:t>SERIAL</w:t>
@@ -8361,11 +9636,13 @@
               <w:spacing w:before="20" w:after="20" w:line="264" w:lineRule="auto"/>
               <w:jc w:val="left"/>
               <w:rPr>
+                <w:color w:val="000000" w:themeColor="text1"/>
                 <w:szCs w:val="26"/>
               </w:rPr>
             </w:pPr>
             <w:r>
               <w:rPr>
+                <w:color w:val="000000" w:themeColor="text1"/>
                 <w:szCs w:val="26"/>
               </w:rPr>
               <w:t>PRIMARY KEY</w:t>
@@ -8381,14 +9658,16 @@
               <w:spacing w:before="20" w:after="20" w:line="264" w:lineRule="auto"/>
               <w:jc w:val="left"/>
               <w:rPr>
+                <w:color w:val="000000" w:themeColor="text1"/>
                 <w:szCs w:val="26"/>
               </w:rPr>
             </w:pPr>
             <w:r>
               <w:rPr>
-                <w:szCs w:val="26"/>
-              </w:rPr>
-              <w:t>Mã định danh danh mục</w:t>
+                <w:color w:val="000000" w:themeColor="text1"/>
+                <w:szCs w:val="26"/>
+              </w:rPr>
+              <w:t>Mã định danh hạn mức ngân sách</w:t>
             </w:r>
           </w:p>
         </w:tc>
@@ -8396,21 +9675,23 @@
       <w:tr>
         <w:tc>
           <w:tcPr>
-            <w:tcW w:w="1728" w:type="dxa"/>
+            <w:tcW w:w="2273" w:type="dxa"/>
           </w:tcPr>
           <w:p>
             <w:pPr>
               <w:spacing w:before="20" w:after="20" w:line="264" w:lineRule="auto"/>
               <w:jc w:val="left"/>
               <w:rPr>
+                <w:color w:val="000000" w:themeColor="text1"/>
                 <w:szCs w:val="26"/>
               </w:rPr>
             </w:pPr>
             <w:r>
               <w:rPr>
-                <w:szCs w:val="26"/>
-              </w:rPr>
-              <w:t>Name</w:t>
+                <w:color w:val="000000" w:themeColor="text1"/>
+                <w:szCs w:val="26"/>
+              </w:rPr>
+              <w:t>UserId</w:t>
             </w:r>
           </w:p>
         </w:tc>
@@ -8423,14 +9704,16 @@
               <w:spacing w:before="20" w:after="20" w:line="264" w:lineRule="auto"/>
               <w:jc w:val="left"/>
               <w:rPr>
+                <w:color w:val="000000" w:themeColor="text1"/>
                 <w:szCs w:val="26"/>
               </w:rPr>
             </w:pPr>
             <w:r>
               <w:rPr>
-                <w:szCs w:val="26"/>
-              </w:rPr>
-              <w:t>VARCHAR(100)</w:t>
+                <w:color w:val="000000" w:themeColor="text1"/>
+                <w:szCs w:val="26"/>
+              </w:rPr>
+              <w:t>INT</w:t>
             </w:r>
           </w:p>
         </w:tc>
@@ -8443,14 +9726,16 @@
               <w:spacing w:before="20" w:after="20" w:line="264" w:lineRule="auto"/>
               <w:jc w:val="left"/>
               <w:rPr>
+                <w:color w:val="000000" w:themeColor="text1"/>
                 <w:szCs w:val="26"/>
               </w:rPr>
             </w:pPr>
             <w:r>
               <w:rPr>
-                <w:szCs w:val="26"/>
-              </w:rPr>
-              <w:t>NOT NULL</w:t>
+                <w:color w:val="000000" w:themeColor="text1"/>
+                <w:szCs w:val="26"/>
+              </w:rPr>
+              <w:t>FOREIGN KEY -&gt; Users(Id)</w:t>
             </w:r>
           </w:p>
         </w:tc>
@@ -8463,14 +9748,16 @@
               <w:spacing w:before="20" w:after="20" w:line="264" w:lineRule="auto"/>
               <w:jc w:val="left"/>
               <w:rPr>
+                <w:color w:val="000000" w:themeColor="text1"/>
                 <w:szCs w:val="26"/>
               </w:rPr>
             </w:pPr>
             <w:r>
               <w:rPr>
-                <w:szCs w:val="26"/>
-              </w:rPr>
-              <w:t>Tên danh mục (ví dụ: Ăn uống, Tiền lương,...)</w:t>
+                <w:color w:val="000000" w:themeColor="text1"/>
+                <w:szCs w:val="26"/>
+              </w:rPr>
+              <w:t>Mã người dùng thiết lập</w:t>
             </w:r>
           </w:p>
         </w:tc>
@@ -8478,7 +9765,7 @@
       <w:tr>
         <w:tc>
           <w:tcPr>
-            <w:tcW w:w="1728" w:type="dxa"/>
+            <w:tcW w:w="2273" w:type="dxa"/>
           </w:tcPr>
           <w:p>
             <w:pPr>
@@ -8492,7 +9779,7 @@
               <w:rPr>
                 <w:szCs w:val="26"/>
               </w:rPr>
-              <w:t>Type</w:t>
+              <w:t>CategoryId</w:t>
             </w:r>
           </w:p>
         </w:tc>
@@ -8512,7 +9799,7 @@
               <w:rPr>
                 <w:szCs w:val="26"/>
               </w:rPr>
-              <w:t>VARCHAR(50)</w:t>
+              <w:t>INT</w:t>
             </w:r>
           </w:p>
         </w:tc>
@@ -8532,7 +9819,7 @@
               <w:rPr>
                 <w:szCs w:val="26"/>
               </w:rPr>
-              <w:t>NOT NULL</w:t>
+              <w:t>FOREIGN KEY -&gt; Categories(Id)</w:t>
             </w:r>
           </w:p>
         </w:tc>
@@ -8552,7 +9839,7 @@
               <w:rPr>
                 <w:szCs w:val="26"/>
               </w:rPr>
-              <w:t>Loại danh mục: 'Thu Nhập' hoặc 'Chi Tiêu'</w:t>
+              <w:t>Mã danh mục áp dụng hạn mức</w:t>
             </w:r>
           </w:p>
         </w:tc>
@@ -8560,7 +9847,7 @@
       <w:tr>
         <w:tc>
           <w:tcPr>
-            <w:tcW w:w="1728" w:type="dxa"/>
+            <w:tcW w:w="2273" w:type="dxa"/>
           </w:tcPr>
           <w:p>
             <w:pPr>
@@ -8574,7 +9861,7 @@
               <w:rPr>
                 <w:szCs w:val="26"/>
               </w:rPr>
-              <w:t>UserId</w:t>
+              <w:t>AmountLimit</w:t>
             </w:r>
           </w:p>
         </w:tc>
@@ -8594,7 +9881,7 @@
               <w:rPr>
                 <w:szCs w:val="26"/>
               </w:rPr>
-              <w:t>INT</w:t>
+              <w:t>DECIMAL(18,2)</w:t>
             </w:r>
           </w:p>
         </w:tc>
@@ -8614,7 +9901,7 @@
               <w:rPr>
                 <w:szCs w:val="26"/>
               </w:rPr>
-              <w:t>FOREIGN KEY -&gt; Users(Id)</w:t>
+              <w:t>NOT NULL</w:t>
             </w:r>
           </w:p>
         </w:tc>
@@ -8634,7 +9921,171 @@
               <w:rPr>
                 <w:szCs w:val="26"/>
               </w:rPr>
-              <w:t>Mã người dùng sở hữu danh mục</w:t>
+              <w:t>Hạn mức số tiền chi tiêu tối đa cho phép</w:t>
+            </w:r>
+          </w:p>
+        </w:tc>
+      </w:tr>
+      <w:tr>
+        <w:tc>
+          <w:tcPr>
+            <w:tcW w:w="2273" w:type="dxa"/>
+          </w:tcPr>
+          <w:p>
+            <w:pPr>
+              <w:spacing w:before="20" w:after="20" w:line="264" w:lineRule="auto"/>
+              <w:jc w:val="left"/>
+              <w:rPr>
+                <w:szCs w:val="26"/>
+              </w:rPr>
+            </w:pPr>
+            <w:r>
+              <w:rPr>
+                <w:szCs w:val="26"/>
+              </w:rPr>
+              <w:t>Month</w:t>
+            </w:r>
+          </w:p>
+        </w:tc>
+        <w:tc>
+          <w:tcPr>
+            <w:tcW w:w="1872" w:type="dxa"/>
+          </w:tcPr>
+          <w:p>
+            <w:pPr>
+              <w:spacing w:before="20" w:after="20" w:line="264" w:lineRule="auto"/>
+              <w:jc w:val="left"/>
+              <w:rPr>
+                <w:szCs w:val="26"/>
+              </w:rPr>
+            </w:pPr>
+            <w:r>
+              <w:rPr>
+                <w:szCs w:val="26"/>
+              </w:rPr>
+              <w:t>INT</w:t>
+            </w:r>
+          </w:p>
+        </w:tc>
+        <w:tc>
+          <w:tcPr>
+            <w:tcW w:w="2592" w:type="dxa"/>
+          </w:tcPr>
+          <w:p>
+            <w:pPr>
+              <w:spacing w:before="20" w:after="20" w:line="264" w:lineRule="auto"/>
+              <w:jc w:val="left"/>
+              <w:rPr>
+                <w:szCs w:val="26"/>
+              </w:rPr>
+            </w:pPr>
+            <w:r>
+              <w:rPr>
+                <w:szCs w:val="26"/>
+              </w:rPr>
+              <w:t>NOT NULL (1 - 12)</w:t>
+            </w:r>
+          </w:p>
+        </w:tc>
+        <w:tc>
+          <w:tcPr>
+            <w:tcW w:w="2880" w:type="dxa"/>
+          </w:tcPr>
+          <w:p>
+            <w:pPr>
+              <w:spacing w:before="20" w:after="20" w:line="264" w:lineRule="auto"/>
+              <w:jc w:val="left"/>
+              <w:rPr>
+                <w:szCs w:val="26"/>
+              </w:rPr>
+            </w:pPr>
+            <w:r>
+              <w:rPr>
+                <w:szCs w:val="26"/>
+              </w:rPr>
+              <w:t>Tháng áp dụng hạn mức</w:t>
+            </w:r>
+          </w:p>
+        </w:tc>
+      </w:tr>
+      <w:tr>
+        <w:tc>
+          <w:tcPr>
+            <w:tcW w:w="2273" w:type="dxa"/>
+          </w:tcPr>
+          <w:p>
+            <w:pPr>
+              <w:spacing w:before="20" w:after="20" w:line="264" w:lineRule="auto"/>
+              <w:jc w:val="left"/>
+              <w:rPr>
+                <w:szCs w:val="26"/>
+              </w:rPr>
+            </w:pPr>
+            <w:r>
+              <w:rPr>
+                <w:szCs w:val="26"/>
+              </w:rPr>
+              <w:t>Year</w:t>
+            </w:r>
+          </w:p>
+        </w:tc>
+        <w:tc>
+          <w:tcPr>
+            <w:tcW w:w="1872" w:type="dxa"/>
+          </w:tcPr>
+          <w:p>
+            <w:pPr>
+              <w:spacing w:before="20" w:after="20" w:line="264" w:lineRule="auto"/>
+              <w:jc w:val="left"/>
+              <w:rPr>
+                <w:szCs w:val="26"/>
+              </w:rPr>
+            </w:pPr>
+            <w:r>
+              <w:rPr>
+                <w:szCs w:val="26"/>
+              </w:rPr>
+              <w:t>INT</w:t>
+            </w:r>
+          </w:p>
+        </w:tc>
+        <w:tc>
+          <w:tcPr>
+            <w:tcW w:w="2592" w:type="dxa"/>
+          </w:tcPr>
+          <w:p>
+            <w:pPr>
+              <w:spacing w:before="20" w:after="20" w:line="264" w:lineRule="auto"/>
+              <w:jc w:val="left"/>
+              <w:rPr>
+                <w:szCs w:val="26"/>
+              </w:rPr>
+            </w:pPr>
+            <w:r>
+              <w:rPr>
+                <w:szCs w:val="26"/>
+              </w:rPr>
+              <w:t>NOT NULL</w:t>
+            </w:r>
+          </w:p>
+        </w:tc>
+        <w:tc>
+          <w:tcPr>
+            <w:tcW w:w="2880" w:type="dxa"/>
+          </w:tcPr>
+          <w:p>
+            <w:pPr>
+              <w:spacing w:before="20" w:after="20" w:line="264" w:lineRule="auto"/>
+              <w:jc w:val="left"/>
+              <w:rPr>
+                <w:szCs w:val="26"/>
+              </w:rPr>
+            </w:pPr>
+            <w:r>
+              <w:rPr>
+                <w:szCs w:val="26"/>
+              </w:rPr>
+              <w:t>Năm áp dụng hạn mức</w:t>
             </w:r>
           </w:p>
         </w:tc>
@@ -8652,15 +10103,21 @@
     <w:p>
       <w:pPr>
         <w:pStyle w:val="Heading3"/>
-      </w:pPr>
-      <w:bookmarkStart w:id="28" w:name="_Toc241336486"/>
-      <w:bookmarkStart w:id="29" w:name="_Toc241336648"/>
-      <w:r>
+        <w:rPr>
+          <w:lang w:val="vi-VN"/>
+        </w:rPr>
+      </w:pPr>
+      <w:bookmarkStart w:id="32" w:name="_Toc241336488"/>
+      <w:bookmarkStart w:id="33" w:name="_Toc241336650"/>
+      <w:r>
+        <w:rPr>
+          <w:lang w:val="vi-VN"/>
+        </w:rPr>
         <w:lastRenderedPageBreak/>
-        <w:t>Chi tiết cấu trúc Bảng Transactions (Giao dịch thu chi)</w:t>
-      </w:r>
-      <w:bookmarkEnd w:id="28"/>
-      <w:bookmarkEnd w:id="29"/>
+        <w:t>Chi tiết cấu trúc Bảng Debts (Khoản vay &amp; Sổ nợ)</w:t>
+      </w:r>
+      <w:bookmarkEnd w:id="32"/>
+      <w:bookmarkEnd w:id="33"/>
     </w:p>
     <w:p>
       <w:pPr>
@@ -8668,25 +10125,28 @@
         <w:ind w:firstLine="576"/>
         <w:rPr>
           <w:szCs w:val="26"/>
-        </w:rPr>
-      </w:pPr>
-      <w:r>
-        <w:rPr>
-          <w:color w:val="000000"/>
-          <w:szCs w:val="26"/>
-        </w:rPr>
-        <w:t>Bảng Transactions ghi nhận toàn bộ biến động tài chính phát sinh hàng ngày của người dùng.</w:t>
+          <w:lang w:val="vi-VN"/>
+        </w:rPr>
+      </w:pPr>
+      <w:r>
+        <w:rPr>
+          <w:color w:val="000000"/>
+          <w:szCs w:val="26"/>
+          <w:lang w:val="vi-VN"/>
+        </w:rPr>
+        <w:t>Bảng Debts lưu trữ các giao dịch công nợ cá nhân để theo dõi nghĩa vụ trả nợ và quyền đòi nợ.</w:t>
       </w:r>
     </w:p>
     <w:tbl>
       <w:tblPr>
         <w:tblStyle w:val="TableGridLight"/>
-        <w:tblW w:w="0" w:type="auto"/>
+        <w:tblW w:w="9527" w:type="dxa"/>
+        <w:tblInd w:w="-455" w:type="dxa"/>
         <w:tblLayout w:type="fixed"/>
         <w:tblLook w:val="04A0" w:firstRow="1" w:lastRow="0" w:firstColumn="1" w:lastColumn="0" w:noHBand="0" w:noVBand="1"/>
       </w:tblPr>
       <w:tblGrid>
-        <w:gridCol w:w="1728"/>
+        <w:gridCol w:w="2183"/>
         <w:gridCol w:w="1872"/>
         <w:gridCol w:w="2592"/>
         <w:gridCol w:w="2880"/>
@@ -8694,7 +10154,7 @@
       <w:tr>
         <w:tc>
           <w:tcPr>
-            <w:tcW w:w="1728" w:type="dxa"/>
+            <w:tcW w:w="2183" w:type="dxa"/>
           </w:tcPr>
           <w:p>
             <w:pPr>
@@ -8788,7 +10248,7 @@
       <w:tr>
         <w:tc>
           <w:tcPr>
-            <w:tcW w:w="1728" w:type="dxa"/>
+            <w:tcW w:w="2183" w:type="dxa"/>
           </w:tcPr>
           <w:p>
             <w:pPr>
@@ -8804,7 +10264,7 @@
                 <w:color w:val="000000" w:themeColor="text1"/>
                 <w:szCs w:val="26"/>
               </w:rPr>
-              <w:t>Id</w:t>
+              <w:t>DebtId</w:t>
             </w:r>
           </w:p>
         </w:tc>
@@ -8870,7 +10330,7 @@
                 <w:color w:val="000000" w:themeColor="text1"/>
                 <w:szCs w:val="26"/>
               </w:rPr>
-              <w:t>Mã định danh giao dịch duy nhất</w:t>
+              <w:t>Mã định danh khoản nợ</w:t>
             </w:r>
           </w:p>
         </w:tc>
@@ -8878,7 +10338,7 @@
       <w:tr>
         <w:tc>
           <w:tcPr>
-            <w:tcW w:w="1728" w:type="dxa"/>
+            <w:tcW w:w="2183" w:type="dxa"/>
           </w:tcPr>
           <w:p>
             <w:pPr>
@@ -8960,7 +10420,7 @@
                 <w:color w:val="000000" w:themeColor="text1"/>
                 <w:szCs w:val="26"/>
               </w:rPr>
-              <w:t>Mã người dùng thực hiện giao dịch</w:t>
+              <w:t>Mã người dùng sở hữu</w:t>
             </w:r>
           </w:p>
         </w:tc>
@@ -8968,7 +10428,7 @@
       <w:tr>
         <w:tc>
           <w:tcPr>
-            <w:tcW w:w="1728" w:type="dxa"/>
+            <w:tcW w:w="2183" w:type="dxa"/>
           </w:tcPr>
           <w:p>
             <w:pPr>
@@ -8984,7 +10444,7 @@
                 <w:color w:val="000000" w:themeColor="text1"/>
                 <w:szCs w:val="26"/>
               </w:rPr>
-              <w:t>CategoryId</w:t>
+              <w:t>PersonName</w:t>
             </w:r>
           </w:p>
         </w:tc>
@@ -9006,7 +10466,7 @@
                 <w:color w:val="000000" w:themeColor="text1"/>
                 <w:szCs w:val="26"/>
               </w:rPr>
-              <w:t>INT</w:t>
+              <w:t>VARCHAR(150)</w:t>
             </w:r>
           </w:p>
         </w:tc>
@@ -9028,7 +10488,7 @@
                 <w:color w:val="000000" w:themeColor="text1"/>
                 <w:szCs w:val="26"/>
               </w:rPr>
-              <w:t>FOREIGN KEY -&gt; Categories(Id)</w:t>
+              <w:t>NOT NULL</w:t>
             </w:r>
           </w:p>
         </w:tc>
@@ -9050,7 +10510,7 @@
                 <w:color w:val="000000" w:themeColor="text1"/>
                 <w:szCs w:val="26"/>
               </w:rPr>
-              <w:t>Mã danh mục tương ứng với giao dịch</w:t>
+              <w:t>Tên đối tác (người nợ hoặc chủ nợ)</w:t>
             </w:r>
           </w:p>
         </w:tc>
@@ -9058,7 +10518,7 @@
       <w:tr>
         <w:tc>
           <w:tcPr>
-            <w:tcW w:w="1728" w:type="dxa"/>
+            <w:tcW w:w="2183" w:type="dxa"/>
           </w:tcPr>
           <w:p>
             <w:pPr>
@@ -9140,7 +10600,7 @@
                 <w:color w:val="000000" w:themeColor="text1"/>
                 <w:szCs w:val="26"/>
               </w:rPr>
-              <w:t>Số tiền phát sinh trong giao dịch</w:t>
+              <w:t>Số tiền vay mượn</w:t>
             </w:r>
           </w:p>
         </w:tc>
@@ -9148,7 +10608,7 @@
       <w:tr>
         <w:tc>
           <w:tcPr>
-            <w:tcW w:w="1728" w:type="dxa"/>
+            <w:tcW w:w="2183" w:type="dxa"/>
           </w:tcPr>
           <w:p>
             <w:pPr>
@@ -9164,7 +10624,7 @@
                 <w:color w:val="000000" w:themeColor="text1"/>
                 <w:szCs w:val="26"/>
               </w:rPr>
-              <w:t>Date</w:t>
+              <w:t>DebtType</w:t>
             </w:r>
           </w:p>
         </w:tc>
@@ -9186,7 +10646,7 @@
                 <w:color w:val="000000" w:themeColor="text1"/>
                 <w:szCs w:val="26"/>
               </w:rPr>
-              <w:t>TIMESTAMP</w:t>
+              <w:t>VARCHAR(50)</w:t>
             </w:r>
           </w:p>
         </w:tc>
@@ -9230,7 +10690,7 @@
                 <w:color w:val="000000" w:themeColor="text1"/>
                 <w:szCs w:val="26"/>
               </w:rPr>
-              <w:t>Thời gian phát sinh giao dịch</w:t>
+              <w:t>Phân loại ('Tôi Nợ' / 'Cho Vay')</w:t>
             </w:r>
           </w:p>
         </w:tc>
@@ -9238,7 +10698,7 @@
       <w:tr>
         <w:tc>
           <w:tcPr>
-            <w:tcW w:w="1728" w:type="dxa"/>
+            <w:tcW w:w="2183" w:type="dxa"/>
           </w:tcPr>
           <w:p>
             <w:pPr>
@@ -9254,7 +10714,7 @@
                 <w:color w:val="000000" w:themeColor="text1"/>
                 <w:szCs w:val="26"/>
               </w:rPr>
-              <w:t>Description</w:t>
+              <w:t>DueDate</w:t>
             </w:r>
           </w:p>
         </w:tc>
@@ -9276,7 +10736,7 @@
                 <w:color w:val="000000" w:themeColor="text1"/>
                 <w:szCs w:val="26"/>
               </w:rPr>
-              <w:t>VARCHAR(255)</w:t>
+              <w:t>DATE</w:t>
             </w:r>
           </w:p>
         </w:tc>
@@ -9320,7 +10780,7 @@
                 <w:color w:val="000000" w:themeColor="text1"/>
                 <w:szCs w:val="26"/>
               </w:rPr>
-              <w:t>Nội dung ghi chú chi tiết về giao dịch</w:t>
+              <w:t>Hạn thanh toán dự kiến</w:t>
             </w:r>
           </w:p>
         </w:tc>
@@ -9328,7 +10788,7 @@
       <w:tr>
         <w:tc>
           <w:tcPr>
-            <w:tcW w:w="1728" w:type="dxa"/>
+            <w:tcW w:w="2183" w:type="dxa"/>
           </w:tcPr>
           <w:p>
             <w:pPr>
@@ -9344,7 +10804,7 @@
                 <w:color w:val="000000" w:themeColor="text1"/>
                 <w:szCs w:val="26"/>
               </w:rPr>
-              <w:t>Type</w:t>
+              <w:t>Note</w:t>
             </w:r>
           </w:p>
         </w:tc>
@@ -9366,7 +10826,7 @@
                 <w:color w:val="000000" w:themeColor="text1"/>
                 <w:szCs w:val="26"/>
               </w:rPr>
-              <w:t>VARCHAR(50)</w:t>
+              <w:t>VARCHAR(255)</w:t>
             </w:r>
           </w:p>
         </w:tc>
@@ -9388,7 +10848,7 @@
                 <w:color w:val="000000" w:themeColor="text1"/>
                 <w:szCs w:val="26"/>
               </w:rPr>
-              <w:t>NOT NULL</w:t>
+              <w:t>NULL</w:t>
             </w:r>
           </w:p>
         </w:tc>
@@ -9410,152 +10870,7 @@
                 <w:color w:val="000000" w:themeColor="text1"/>
                 <w:szCs w:val="26"/>
               </w:rPr>
-              <w:t>Phân loại giao dịch ('Thu Nhập' / 'Chi Tiêu')</w:t>
-            </w:r>
-          </w:p>
-        </w:tc>
-      </w:tr>
-    </w:tbl>
-    <w:p>
-      <w:pPr>
-        <w:spacing w:after="80"/>
-        <w:rPr>
-          <w:szCs w:val="26"/>
-          <w:lang w:val="vi-VN"/>
-        </w:rPr>
-      </w:pPr>
-    </w:p>
-    <w:p>
-      <w:pPr>
-        <w:pStyle w:val="Heading3"/>
-      </w:pPr>
-      <w:bookmarkStart w:id="30" w:name="_Toc241336487"/>
-      <w:bookmarkStart w:id="31" w:name="_Toc241336649"/>
-      <w:r>
-        <w:t>Chi tiết cấu trúc Bảng Budgets (Ngân sách chi tiêu)</w:t>
-      </w:r>
-      <w:bookmarkEnd w:id="30"/>
-      <w:bookmarkEnd w:id="31"/>
-    </w:p>
-    <w:p>
-      <w:pPr>
-        <w:spacing w:after="80" w:line="276" w:lineRule="auto"/>
-        <w:ind w:firstLine="576"/>
-        <w:rPr>
-          <w:szCs w:val="26"/>
-        </w:rPr>
-      </w:pPr>
-      <w:r>
-        <w:rPr>
-          <w:color w:val="000000"/>
-          <w:szCs w:val="26"/>
-        </w:rPr>
-        <w:t>Bảng Budgets lưu trữ các hạn mức chi tiêu tối đa mà người dùng thiết lập cho từng danh mục theo tháng.</w:t>
-      </w:r>
-    </w:p>
-    <w:tbl>
-      <w:tblPr>
-        <w:tblStyle w:val="TableGridLight"/>
-        <w:tblW w:w="0" w:type="auto"/>
-        <w:tblLayout w:type="fixed"/>
-        <w:tblLook w:val="04A0" w:firstRow="1" w:lastRow="0" w:firstColumn="1" w:lastColumn="0" w:noHBand="0" w:noVBand="1"/>
-      </w:tblPr>
-      <w:tblGrid>
-        <w:gridCol w:w="1728"/>
-        <w:gridCol w:w="1872"/>
-        <w:gridCol w:w="2592"/>
-        <w:gridCol w:w="2880"/>
-      </w:tblGrid>
-      <w:tr>
-        <w:tc>
-          <w:tcPr>
-            <w:tcW w:w="1728" w:type="dxa"/>
-          </w:tcPr>
-          <w:p>
-            <w:pPr>
-              <w:spacing w:before="40" w:after="40"/>
-              <w:jc w:val="center"/>
-              <w:rPr>
-                <w:color w:val="000000" w:themeColor="text1"/>
-                <w:szCs w:val="26"/>
-              </w:rPr>
-            </w:pPr>
-            <w:r>
-              <w:rPr>
-                <w:b/>
-                <w:color w:val="000000" w:themeColor="text1"/>
-                <w:szCs w:val="26"/>
-              </w:rPr>
-              <w:t>Tên cột</w:t>
-            </w:r>
-          </w:p>
-        </w:tc>
-        <w:tc>
-          <w:tcPr>
-            <w:tcW w:w="1872" w:type="dxa"/>
-          </w:tcPr>
-          <w:p>
-            <w:pPr>
-              <w:spacing w:before="40" w:after="40"/>
-              <w:jc w:val="center"/>
-              <w:rPr>
-                <w:color w:val="000000" w:themeColor="text1"/>
-                <w:szCs w:val="26"/>
-              </w:rPr>
-            </w:pPr>
-            <w:r>
-              <w:rPr>
-                <w:b/>
-                <w:color w:val="000000" w:themeColor="text1"/>
-                <w:szCs w:val="26"/>
-              </w:rPr>
-              <w:t>Kiểu dữ liệu</w:t>
-            </w:r>
-          </w:p>
-        </w:tc>
-        <w:tc>
-          <w:tcPr>
-            <w:tcW w:w="2592" w:type="dxa"/>
-          </w:tcPr>
-          <w:p>
-            <w:pPr>
-              <w:spacing w:before="40" w:after="40"/>
-              <w:jc w:val="center"/>
-              <w:rPr>
-                <w:color w:val="000000" w:themeColor="text1"/>
-                <w:szCs w:val="26"/>
-              </w:rPr>
-            </w:pPr>
-            <w:r>
-              <w:rPr>
-                <w:b/>
-                <w:color w:val="000000" w:themeColor="text1"/>
-                <w:szCs w:val="26"/>
-              </w:rPr>
-              <w:t>Ràng buộc</w:t>
-            </w:r>
-          </w:p>
-        </w:tc>
-        <w:tc>
-          <w:tcPr>
-            <w:tcW w:w="2880" w:type="dxa"/>
-          </w:tcPr>
-          <w:p>
-            <w:pPr>
-              <w:spacing w:before="40" w:after="40"/>
-              <w:jc w:val="center"/>
-              <w:rPr>
-                <w:color w:val="000000" w:themeColor="text1"/>
-                <w:szCs w:val="26"/>
-              </w:rPr>
-            </w:pPr>
-            <w:r>
-              <w:rPr>
-                <w:b/>
-                <w:color w:val="000000" w:themeColor="text1"/>
-                <w:szCs w:val="26"/>
-              </w:rPr>
-              <w:t>Mô tả ý nghĩa</w:t>
+              <w:t>Ghi chú mục đích vay mượn</w:t>
             </w:r>
           </w:p>
         </w:tc>
@@ -9563,7 +10878,7 @@
       <w:tr>
         <w:tc>
           <w:tcPr>
-            <w:tcW w:w="1728" w:type="dxa"/>
+            <w:tcW w:w="2183" w:type="dxa"/>
           </w:tcPr>
           <w:p>
             <w:pPr>
@@ -9579,7 +10894,7 @@
                 <w:color w:val="000000" w:themeColor="text1"/>
                 <w:szCs w:val="26"/>
               </w:rPr>
-              <w:t>BudgetId</w:t>
+              <w:t>Status</w:t>
             </w:r>
           </w:p>
         </w:tc>
@@ -9601,7 +10916,7 @@
                 <w:color w:val="000000" w:themeColor="text1"/>
                 <w:szCs w:val="26"/>
               </w:rPr>
-              <w:t>SERIAL</w:t>
+              <w:t>VARCHAR(50)</w:t>
             </w:r>
           </w:p>
         </w:tc>
@@ -9623,7 +10938,7 @@
                 <w:color w:val="000000" w:themeColor="text1"/>
                 <w:szCs w:val="26"/>
               </w:rPr>
-              <w:t>PRIMARY KEY</w:t>
+              <w:t>NOT NULL</w:t>
             </w:r>
           </w:p>
         </w:tc>
@@ -9645,426 +10960,7 @@
                 <w:color w:val="000000" w:themeColor="text1"/>
                 <w:szCs w:val="26"/>
               </w:rPr>
-              <w:t>Mã định danh hạn mức ngân sách</w:t>
-            </w:r>
-          </w:p>
-        </w:tc>
-      </w:tr>
-      <w:tr>
-        <w:tc>
-          <w:tcPr>
-            <w:tcW w:w="1728" w:type="dxa"/>
-          </w:tcPr>
-          <w:p>
-            <w:pPr>
-              <w:spacing w:before="20" w:after="20" w:line="264" w:lineRule="auto"/>
-              <w:jc w:val="left"/>
-              <w:rPr>
-                <w:color w:val="000000" w:themeColor="text1"/>
-                <w:szCs w:val="26"/>
-              </w:rPr>
-            </w:pPr>
-            <w:r>
-              <w:rPr>
-                <w:color w:val="000000" w:themeColor="text1"/>
-                <w:szCs w:val="26"/>
-              </w:rPr>
-              <w:t>UserId</w:t>
-            </w:r>
-          </w:p>
-        </w:tc>
-        <w:tc>
-          <w:tcPr>
-            <w:tcW w:w="1872" w:type="dxa"/>
-          </w:tcPr>
-          <w:p>
-            <w:pPr>
-              <w:spacing w:before="20" w:after="20" w:line="264" w:lineRule="auto"/>
-              <w:jc w:val="left"/>
-              <w:rPr>
-                <w:color w:val="000000" w:themeColor="text1"/>
-                <w:szCs w:val="26"/>
-              </w:rPr>
-            </w:pPr>
-            <w:r>
-              <w:rPr>
-                <w:color w:val="000000" w:themeColor="text1"/>
-                <w:szCs w:val="26"/>
-              </w:rPr>
-              <w:t>INT</w:t>
-            </w:r>
-          </w:p>
-        </w:tc>
-        <w:tc>
-          <w:tcPr>
-            <w:tcW w:w="2592" w:type="dxa"/>
-          </w:tcPr>
-          <w:p>
-            <w:pPr>
-              <w:spacing w:before="20" w:after="20" w:line="264" w:lineRule="auto"/>
-              <w:jc w:val="left"/>
-              <w:rPr>
-                <w:color w:val="000000" w:themeColor="text1"/>
-                <w:szCs w:val="26"/>
-              </w:rPr>
-            </w:pPr>
-            <w:r>
-              <w:rPr>
-                <w:color w:val="000000" w:themeColor="text1"/>
-                <w:szCs w:val="26"/>
-              </w:rPr>
-              <w:t>FOREIGN KEY -&gt; Users(Id)</w:t>
-            </w:r>
-          </w:p>
-        </w:tc>
-        <w:tc>
-          <w:tcPr>
-            <w:tcW w:w="2880" w:type="dxa"/>
-          </w:tcPr>
-          <w:p>
-            <w:pPr>
-              <w:spacing w:before="20" w:after="20" w:line="264" w:lineRule="auto"/>
-              <w:jc w:val="left"/>
-              <w:rPr>
-                <w:color w:val="000000" w:themeColor="text1"/>
-                <w:szCs w:val="26"/>
-              </w:rPr>
-            </w:pPr>
-            <w:r>
-              <w:rPr>
-                <w:color w:val="000000" w:themeColor="text1"/>
-                <w:szCs w:val="26"/>
-              </w:rPr>
-              <w:t>Mã người dùng thiết lập</w:t>
-            </w:r>
-          </w:p>
-        </w:tc>
-      </w:tr>
-      <w:tr>
-        <w:tc>
-          <w:tcPr>
-            <w:tcW w:w="1728" w:type="dxa"/>
-          </w:tcPr>
-          <w:p>
-            <w:pPr>
-              <w:spacing w:before="20" w:after="20" w:line="264" w:lineRule="auto"/>
-              <w:jc w:val="left"/>
-              <w:rPr>
-                <w:szCs w:val="26"/>
-              </w:rPr>
-            </w:pPr>
-            <w:r>
-              <w:rPr>
-                <w:szCs w:val="26"/>
-              </w:rPr>
-              <w:t>CategoryId</w:t>
-            </w:r>
-          </w:p>
-        </w:tc>
-        <w:tc>
-          <w:tcPr>
-            <w:tcW w:w="1872" w:type="dxa"/>
-          </w:tcPr>
-          <w:p>
-            <w:pPr>
-              <w:spacing w:before="20" w:after="20" w:line="264" w:lineRule="auto"/>
-              <w:jc w:val="left"/>
-              <w:rPr>
-                <w:szCs w:val="26"/>
-              </w:rPr>
-            </w:pPr>
-            <w:r>
-              <w:rPr>
-                <w:szCs w:val="26"/>
-              </w:rPr>
-              <w:t>INT</w:t>
-            </w:r>
-          </w:p>
-        </w:tc>
-        <w:tc>
-          <w:tcPr>
-            <w:tcW w:w="2592" w:type="dxa"/>
-          </w:tcPr>
-          <w:p>
-            <w:pPr>
-              <w:spacing w:before="20" w:after="20" w:line="264" w:lineRule="auto"/>
-              <w:jc w:val="left"/>
-              <w:rPr>
-                <w:szCs w:val="26"/>
-              </w:rPr>
-            </w:pPr>
-            <w:r>
-              <w:rPr>
-                <w:szCs w:val="26"/>
-              </w:rPr>
-              <w:t>FOREIGN KEY -&gt; Categories(Id)</w:t>
-            </w:r>
-          </w:p>
-        </w:tc>
-        <w:tc>
-          <w:tcPr>
-            <w:tcW w:w="2880" w:type="dxa"/>
-          </w:tcPr>
-          <w:p>
-            <w:pPr>
-              <w:spacing w:before="20" w:after="20" w:line="264" w:lineRule="auto"/>
-              <w:jc w:val="left"/>
-              <w:rPr>
-                <w:szCs w:val="26"/>
-              </w:rPr>
-            </w:pPr>
-            <w:r>
-              <w:rPr>
-                <w:szCs w:val="26"/>
-              </w:rPr>
-              <w:t>Mã danh mục áp dụng hạn mức</w:t>
-            </w:r>
-          </w:p>
-        </w:tc>
-      </w:tr>
-      <w:tr>
-        <w:tc>
-          <w:tcPr>
-            <w:tcW w:w="1728" w:type="dxa"/>
-          </w:tcPr>
-          <w:p>
-            <w:pPr>
-              <w:spacing w:before="20" w:after="20" w:line="264" w:lineRule="auto"/>
-              <w:jc w:val="left"/>
-              <w:rPr>
-                <w:szCs w:val="26"/>
-              </w:rPr>
-            </w:pPr>
-            <w:r>
-              <w:rPr>
-                <w:szCs w:val="26"/>
-              </w:rPr>
-              <w:t>AmountLimit</w:t>
-            </w:r>
-          </w:p>
-        </w:tc>
-        <w:tc>
-          <w:tcPr>
-            <w:tcW w:w="1872" w:type="dxa"/>
-          </w:tcPr>
-          <w:p>
-            <w:pPr>
-              <w:spacing w:before="20" w:after="20" w:line="264" w:lineRule="auto"/>
-              <w:jc w:val="left"/>
-              <w:rPr>
-                <w:szCs w:val="26"/>
-              </w:rPr>
-            </w:pPr>
-            <w:r>
-              <w:rPr>
-                <w:szCs w:val="26"/>
-              </w:rPr>
-              <w:t>DECIMAL(18,2)</w:t>
-            </w:r>
-          </w:p>
-        </w:tc>
-        <w:tc>
-          <w:tcPr>
-            <w:tcW w:w="2592" w:type="dxa"/>
-          </w:tcPr>
-          <w:p>
-            <w:pPr>
-              <w:spacing w:before="20" w:after="20" w:line="264" w:lineRule="auto"/>
-              <w:jc w:val="left"/>
-              <w:rPr>
-                <w:szCs w:val="26"/>
-              </w:rPr>
-            </w:pPr>
-            <w:r>
-              <w:rPr>
-                <w:szCs w:val="26"/>
-              </w:rPr>
-              <w:t>NOT NULL</w:t>
-            </w:r>
-          </w:p>
-        </w:tc>
-        <w:tc>
-          <w:tcPr>
-            <w:tcW w:w="2880" w:type="dxa"/>
-          </w:tcPr>
-          <w:p>
-            <w:pPr>
-              <w:spacing w:before="20" w:after="20" w:line="264" w:lineRule="auto"/>
-              <w:jc w:val="left"/>
-              <w:rPr>
-                <w:szCs w:val="26"/>
-              </w:rPr>
-            </w:pPr>
-            <w:r>
-              <w:rPr>
-                <w:szCs w:val="26"/>
-              </w:rPr>
-              <w:t>Hạn mức số tiền chi tiêu tối đa cho phép</w:t>
-            </w:r>
-          </w:p>
-        </w:tc>
-      </w:tr>
-      <w:tr>
-        <w:tc>
-          <w:tcPr>
-            <w:tcW w:w="1728" w:type="dxa"/>
-          </w:tcPr>
-          <w:p>
-            <w:pPr>
-              <w:spacing w:before="20" w:after="20" w:line="264" w:lineRule="auto"/>
-              <w:jc w:val="left"/>
-              <w:rPr>
-                <w:szCs w:val="26"/>
-              </w:rPr>
-            </w:pPr>
-            <w:r>
-              <w:rPr>
-                <w:szCs w:val="26"/>
-              </w:rPr>
-              <w:t>Month</w:t>
-            </w:r>
-          </w:p>
-        </w:tc>
-        <w:tc>
-          <w:tcPr>
-            <w:tcW w:w="1872" w:type="dxa"/>
-          </w:tcPr>
-          <w:p>
-            <w:pPr>
-              <w:spacing w:before="20" w:after="20" w:line="264" w:lineRule="auto"/>
-              <w:jc w:val="left"/>
-              <w:rPr>
-                <w:szCs w:val="26"/>
-              </w:rPr>
-            </w:pPr>
-            <w:r>
-              <w:rPr>
-                <w:szCs w:val="26"/>
-              </w:rPr>
-              <w:t>INT</w:t>
-            </w:r>
-          </w:p>
-        </w:tc>
-        <w:tc>
-          <w:tcPr>
-            <w:tcW w:w="2592" w:type="dxa"/>
-          </w:tcPr>
-          <w:p>
-            <w:pPr>
-              <w:spacing w:before="20" w:after="20" w:line="264" w:lineRule="auto"/>
-              <w:jc w:val="left"/>
-              <w:rPr>
-                <w:szCs w:val="26"/>
-              </w:rPr>
-            </w:pPr>
-            <w:r>
-              <w:rPr>
-                <w:szCs w:val="26"/>
-              </w:rPr>
-              <w:t>NOT NULL (1 - 12)</w:t>
-            </w:r>
-          </w:p>
-        </w:tc>
-        <w:tc>
-          <w:tcPr>
-            <w:tcW w:w="2880" w:type="dxa"/>
-          </w:tcPr>
-          <w:p>
-            <w:pPr>
-              <w:spacing w:before="20" w:after="20" w:line="264" w:lineRule="auto"/>
-              <w:jc w:val="left"/>
-              <w:rPr>
-                <w:szCs w:val="26"/>
-              </w:rPr>
-            </w:pPr>
-            <w:r>
-              <w:rPr>
-                <w:szCs w:val="26"/>
-              </w:rPr>
-              <w:t>Tháng áp dụng hạn mức</w:t>
-            </w:r>
-          </w:p>
-        </w:tc>
-      </w:tr>
-      <w:tr>
-        <w:tc>
-          <w:tcPr>
-            <w:tcW w:w="1728" w:type="dxa"/>
-          </w:tcPr>
-          <w:p>
-            <w:pPr>
-              <w:spacing w:before="20" w:after="20" w:line="264" w:lineRule="auto"/>
-              <w:jc w:val="left"/>
-              <w:rPr>
-                <w:szCs w:val="26"/>
-              </w:rPr>
-            </w:pPr>
-            <w:r>
-              <w:rPr>
-                <w:szCs w:val="26"/>
-              </w:rPr>
-              <w:lastRenderedPageBreak/>
-              <w:t>Year</w:t>
-            </w:r>
-          </w:p>
-        </w:tc>
-        <w:tc>
-          <w:tcPr>
-            <w:tcW w:w="1872" w:type="dxa"/>
-          </w:tcPr>
-          <w:p>
-            <w:pPr>
-              <w:spacing w:before="20" w:after="20" w:line="264" w:lineRule="auto"/>
-              <w:jc w:val="left"/>
-              <w:rPr>
-                <w:szCs w:val="26"/>
-              </w:rPr>
-            </w:pPr>
-            <w:r>
-              <w:rPr>
-                <w:szCs w:val="26"/>
-              </w:rPr>
-              <w:t>INT</w:t>
-            </w:r>
-          </w:p>
-        </w:tc>
-        <w:tc>
-          <w:tcPr>
-            <w:tcW w:w="2592" w:type="dxa"/>
-          </w:tcPr>
-          <w:p>
-            <w:pPr>
-              <w:spacing w:before="20" w:after="20" w:line="264" w:lineRule="auto"/>
-              <w:jc w:val="left"/>
-              <w:rPr>
-                <w:szCs w:val="26"/>
-              </w:rPr>
-            </w:pPr>
-            <w:r>
-              <w:rPr>
-                <w:szCs w:val="26"/>
-              </w:rPr>
-              <w:t>NOT NULL</w:t>
-            </w:r>
-          </w:p>
-        </w:tc>
-        <w:tc>
-          <w:tcPr>
-            <w:tcW w:w="2880" w:type="dxa"/>
-          </w:tcPr>
-          <w:p>
-            <w:pPr>
-              <w:spacing w:before="20" w:after="20" w:line="264" w:lineRule="auto"/>
-              <w:jc w:val="left"/>
-              <w:rPr>
-                <w:szCs w:val="26"/>
-              </w:rPr>
-            </w:pPr>
-            <w:r>
-              <w:rPr>
-                <w:szCs w:val="26"/>
-              </w:rPr>
-              <w:t>Năm áp dụng hạn mức</w:t>
+              <w:t>Trạng thái ('Đang Nợ' / 'Đã Trả')</w:t>
             </w:r>
           </w:p>
         </w:tc>
@@ -10081,958 +10977,87 @@
     </w:p>
     <w:p>
       <w:pPr>
+        <w:pStyle w:val="Heading2"/>
+        <w:rPr>
+          <w:szCs w:val="26"/>
+          <w:lang w:val="vi-VN"/>
+        </w:rPr>
+      </w:pPr>
+      <w:bookmarkStart w:id="34" w:name="_Toc241336489"/>
+      <w:bookmarkStart w:id="35" w:name="_Toc241336651"/>
+      <w:r>
+        <w:rPr>
+          <w:szCs w:val="26"/>
+          <w:lang w:val="vi-VN"/>
+        </w:rPr>
+        <w:t>Thiết kế giao diện (UI/UX)</w:t>
+      </w:r>
+      <w:bookmarkEnd w:id="34"/>
+      <w:bookmarkEnd w:id="35"/>
+    </w:p>
+    <w:p>
+      <w:pPr>
+        <w:spacing w:after="80" w:line="276" w:lineRule="auto"/>
+        <w:ind w:left="576" w:firstLine="54"/>
+        <w:rPr>
+          <w:szCs w:val="26"/>
+          <w:lang w:val="vi-VN"/>
+        </w:rPr>
+      </w:pPr>
+      <w:r>
+        <w:rPr>
+          <w:color w:val="000000"/>
+          <w:szCs w:val="26"/>
+          <w:lang w:val="vi-VN"/>
+        </w:rPr>
+        <w:t>Giao diện phần mềm được xây dựng theo phong cách Flat Design hiện đại, tối ưu hóa trải nghiệm người dùng (UX) thông qua hệ thống màu sắc trang nhã, font chữ Segoe UI sắc nét và bố cục đồng nhất giữa các màn hình. Dưới đây là thiết kế chi tiết của các màn hình chức năng trong ứng dụng:</w:t>
+      </w:r>
+    </w:p>
+    <w:p>
+      <w:pPr>
         <w:pStyle w:val="Heading3"/>
         <w:rPr>
           <w:lang w:val="vi-VN"/>
         </w:rPr>
       </w:pPr>
-      <w:bookmarkStart w:id="32" w:name="_Toc241336488"/>
-      <w:bookmarkStart w:id="33" w:name="_Toc241336650"/>
+      <w:bookmarkStart w:id="36" w:name="_Toc241336490"/>
+      <w:bookmarkStart w:id="37" w:name="_Toc241336652"/>
       <w:r>
         <w:rPr>
           <w:lang w:val="vi-VN"/>
         </w:rPr>
-        <w:t>Chi tiết cấu trúc Bảng Debts (Khoản vay &amp; Sổ nợ)</w:t>
-      </w:r>
-      <w:bookmarkEnd w:id="32"/>
-      <w:bookmarkEnd w:id="33"/>
+        <w:t>Form Đăng nhập &amp; Đăng ký tài khoản (AuthForm)</w:t>
+      </w:r>
+      <w:bookmarkEnd w:id="36"/>
+      <w:bookmarkEnd w:id="37"/>
+    </w:p>
+    <w:p>
+      <w:pPr>
+        <w:spacing w:after="80" w:line="276" w:lineRule="auto"/>
+        <w:ind w:left="576" w:firstLine="0"/>
+        <w:rPr>
+          <w:color w:val="000000"/>
+          <w:szCs w:val="26"/>
+          <w:lang w:val="vi-VN"/>
+        </w:rPr>
+      </w:pPr>
+      <w:r>
+        <w:rPr>
+          <w:color w:val="000000"/>
+          <w:szCs w:val="26"/>
+          <w:lang w:val="vi-VN"/>
+        </w:rPr>
+        <w:t>Form gồm hai bảng chuyển đổi linh hoạt: Bảng Đăng nhập (nhập Email, Mật khẩu, nút Đăng nhập, liên kết Quên mật khẩu) và Bảng Đăng ký (nhập Họ tên, Email, Mật khẩu, Xác nhận mật khẩu, nút Tạo tài khoản).</w:t>
+      </w:r>
     </w:p>
     <w:p>
       <w:pPr>
         <w:spacing w:after="80" w:line="276" w:lineRule="auto"/>
         <w:ind w:firstLine="576"/>
         <w:rPr>
+          <w:color w:val="000000"/>
           <w:szCs w:val="26"/>
           <w:lang w:val="vi-VN"/>
-        </w:rPr>
-      </w:pPr>
-      <w:r>
-        <w:rPr>
-          <w:color w:val="000000"/>
-          <w:szCs w:val="26"/>
-          <w:lang w:val="vi-VN"/>
-        </w:rPr>
-        <w:t>Bảng Debts lưu trữ các giao dịch công nợ cá nhân để theo dõi nghĩa vụ trả nợ và quyền đòi nợ.</w:t>
-      </w:r>
-    </w:p>
-    <w:tbl>
-      <w:tblPr>
-        <w:tblStyle w:val="TableGridLight"/>
-        <w:tblW w:w="0" w:type="auto"/>
-        <w:tblLayout w:type="fixed"/>
-        <w:tblLook w:val="04A0" w:firstRow="1" w:lastRow="0" w:firstColumn="1" w:lastColumn="0" w:noHBand="0" w:noVBand="1"/>
-      </w:tblPr>
-      <w:tblGrid>
-        <w:gridCol w:w="1728"/>
-        <w:gridCol w:w="1872"/>
-        <w:gridCol w:w="2592"/>
-        <w:gridCol w:w="2880"/>
-      </w:tblGrid>
-      <w:tr>
-        <w:tc>
-          <w:tcPr>
-            <w:tcW w:w="1728" w:type="dxa"/>
-          </w:tcPr>
-          <w:p>
-            <w:pPr>
-              <w:spacing w:before="40" w:after="40"/>
-              <w:jc w:val="center"/>
-              <w:rPr>
-                <w:color w:val="000000" w:themeColor="text1"/>
-                <w:szCs w:val="26"/>
-              </w:rPr>
-            </w:pPr>
-            <w:r>
-              <w:rPr>
-                <w:b/>
-                <w:color w:val="000000" w:themeColor="text1"/>
-                <w:szCs w:val="26"/>
-              </w:rPr>
-              <w:t>Tên cột</w:t>
-            </w:r>
-          </w:p>
-        </w:tc>
-        <w:tc>
-          <w:tcPr>
-            <w:tcW w:w="1872" w:type="dxa"/>
-          </w:tcPr>
-          <w:p>
-            <w:pPr>
-              <w:spacing w:before="40" w:after="40"/>
-              <w:jc w:val="center"/>
-              <w:rPr>
-                <w:color w:val="000000" w:themeColor="text1"/>
-                <w:szCs w:val="26"/>
-              </w:rPr>
-            </w:pPr>
-            <w:r>
-              <w:rPr>
-                <w:b/>
-                <w:color w:val="000000" w:themeColor="text1"/>
-                <w:szCs w:val="26"/>
-              </w:rPr>
-              <w:t>Kiểu dữ liệu</w:t>
-            </w:r>
-          </w:p>
-        </w:tc>
-        <w:tc>
-          <w:tcPr>
-            <w:tcW w:w="2592" w:type="dxa"/>
-          </w:tcPr>
-          <w:p>
-            <w:pPr>
-              <w:spacing w:before="40" w:after="40"/>
-              <w:jc w:val="center"/>
-              <w:rPr>
-                <w:color w:val="000000" w:themeColor="text1"/>
-                <w:szCs w:val="26"/>
-              </w:rPr>
-            </w:pPr>
-            <w:r>
-              <w:rPr>
-                <w:b/>
-                <w:color w:val="000000" w:themeColor="text1"/>
-                <w:szCs w:val="26"/>
-              </w:rPr>
-              <w:t>Ràng buộc</w:t>
-            </w:r>
-          </w:p>
-        </w:tc>
-        <w:tc>
-          <w:tcPr>
-            <w:tcW w:w="2880" w:type="dxa"/>
-          </w:tcPr>
-          <w:p>
-            <w:pPr>
-              <w:spacing w:before="40" w:after="40"/>
-              <w:jc w:val="center"/>
-              <w:rPr>
-                <w:color w:val="000000" w:themeColor="text1"/>
-                <w:szCs w:val="26"/>
-              </w:rPr>
-            </w:pPr>
-            <w:r>
-              <w:rPr>
-                <w:b/>
-                <w:color w:val="000000" w:themeColor="text1"/>
-                <w:szCs w:val="26"/>
-              </w:rPr>
-              <w:t>Mô tả ý nghĩa</w:t>
-            </w:r>
-          </w:p>
-        </w:tc>
-      </w:tr>
-      <w:tr>
-        <w:tc>
-          <w:tcPr>
-            <w:tcW w:w="1728" w:type="dxa"/>
-          </w:tcPr>
-          <w:p>
-            <w:pPr>
-              <w:spacing w:before="20" w:after="20" w:line="264" w:lineRule="auto"/>
-              <w:jc w:val="left"/>
-              <w:rPr>
-                <w:color w:val="000000" w:themeColor="text1"/>
-                <w:szCs w:val="26"/>
-              </w:rPr>
-            </w:pPr>
-            <w:r>
-              <w:rPr>
-                <w:color w:val="000000" w:themeColor="text1"/>
-                <w:szCs w:val="26"/>
-              </w:rPr>
-              <w:t>DebtId</w:t>
-            </w:r>
-          </w:p>
-        </w:tc>
-        <w:tc>
-          <w:tcPr>
-            <w:tcW w:w="1872" w:type="dxa"/>
-          </w:tcPr>
-          <w:p>
-            <w:pPr>
-              <w:spacing w:before="20" w:after="20" w:line="264" w:lineRule="auto"/>
-              <w:jc w:val="left"/>
-              <w:rPr>
-                <w:color w:val="000000" w:themeColor="text1"/>
-                <w:szCs w:val="26"/>
-              </w:rPr>
-            </w:pPr>
-            <w:r>
-              <w:rPr>
-                <w:color w:val="000000" w:themeColor="text1"/>
-                <w:szCs w:val="26"/>
-              </w:rPr>
-              <w:t>SERIAL</w:t>
-            </w:r>
-          </w:p>
-        </w:tc>
-        <w:tc>
-          <w:tcPr>
-            <w:tcW w:w="2592" w:type="dxa"/>
-          </w:tcPr>
-          <w:p>
-            <w:pPr>
-              <w:spacing w:before="20" w:after="20" w:line="264" w:lineRule="auto"/>
-              <w:jc w:val="left"/>
-              <w:rPr>
-                <w:color w:val="000000" w:themeColor="text1"/>
-                <w:szCs w:val="26"/>
-              </w:rPr>
-            </w:pPr>
-            <w:r>
-              <w:rPr>
-                <w:color w:val="000000" w:themeColor="text1"/>
-                <w:szCs w:val="26"/>
-              </w:rPr>
-              <w:t>PRIMARY KEY</w:t>
-            </w:r>
-          </w:p>
-        </w:tc>
-        <w:tc>
-          <w:tcPr>
-            <w:tcW w:w="2880" w:type="dxa"/>
-          </w:tcPr>
-          <w:p>
-            <w:pPr>
-              <w:spacing w:before="20" w:after="20" w:line="264" w:lineRule="auto"/>
-              <w:jc w:val="left"/>
-              <w:rPr>
-                <w:color w:val="000000" w:themeColor="text1"/>
-                <w:szCs w:val="26"/>
-              </w:rPr>
-            </w:pPr>
-            <w:r>
-              <w:rPr>
-                <w:color w:val="000000" w:themeColor="text1"/>
-                <w:szCs w:val="26"/>
-              </w:rPr>
-              <w:t>Mã định danh khoản nợ</w:t>
-            </w:r>
-          </w:p>
-        </w:tc>
-      </w:tr>
-      <w:tr>
-        <w:tc>
-          <w:tcPr>
-            <w:tcW w:w="1728" w:type="dxa"/>
-          </w:tcPr>
-          <w:p>
-            <w:pPr>
-              <w:spacing w:before="20" w:after="20" w:line="264" w:lineRule="auto"/>
-              <w:jc w:val="left"/>
-              <w:rPr>
-                <w:color w:val="000000" w:themeColor="text1"/>
-                <w:szCs w:val="26"/>
-              </w:rPr>
-            </w:pPr>
-            <w:r>
-              <w:rPr>
-                <w:color w:val="000000" w:themeColor="text1"/>
-                <w:szCs w:val="26"/>
-              </w:rPr>
-              <w:t>UserId</w:t>
-            </w:r>
-          </w:p>
-        </w:tc>
-        <w:tc>
-          <w:tcPr>
-            <w:tcW w:w="1872" w:type="dxa"/>
-          </w:tcPr>
-          <w:p>
-            <w:pPr>
-              <w:spacing w:before="20" w:after="20" w:line="264" w:lineRule="auto"/>
-              <w:jc w:val="left"/>
-              <w:rPr>
-                <w:color w:val="000000" w:themeColor="text1"/>
-                <w:szCs w:val="26"/>
-              </w:rPr>
-            </w:pPr>
-            <w:r>
-              <w:rPr>
-                <w:color w:val="000000" w:themeColor="text1"/>
-                <w:szCs w:val="26"/>
-              </w:rPr>
-              <w:t>INT</w:t>
-            </w:r>
-          </w:p>
-        </w:tc>
-        <w:tc>
-          <w:tcPr>
-            <w:tcW w:w="2592" w:type="dxa"/>
-          </w:tcPr>
-          <w:p>
-            <w:pPr>
-              <w:spacing w:before="20" w:after="20" w:line="264" w:lineRule="auto"/>
-              <w:jc w:val="left"/>
-              <w:rPr>
-                <w:color w:val="000000" w:themeColor="text1"/>
-                <w:szCs w:val="26"/>
-              </w:rPr>
-            </w:pPr>
-            <w:r>
-              <w:rPr>
-                <w:color w:val="000000" w:themeColor="text1"/>
-                <w:szCs w:val="26"/>
-              </w:rPr>
-              <w:t>FOREIGN KEY -&gt; Users(Id)</w:t>
-            </w:r>
-          </w:p>
-        </w:tc>
-        <w:tc>
-          <w:tcPr>
-            <w:tcW w:w="2880" w:type="dxa"/>
-          </w:tcPr>
-          <w:p>
-            <w:pPr>
-              <w:spacing w:before="20" w:after="20" w:line="264" w:lineRule="auto"/>
-              <w:jc w:val="left"/>
-              <w:rPr>
-                <w:color w:val="000000" w:themeColor="text1"/>
-                <w:szCs w:val="26"/>
-              </w:rPr>
-            </w:pPr>
-            <w:r>
-              <w:rPr>
-                <w:color w:val="000000" w:themeColor="text1"/>
-                <w:szCs w:val="26"/>
-              </w:rPr>
-              <w:t>Mã người dùng sở hữu</w:t>
-            </w:r>
-          </w:p>
-        </w:tc>
-      </w:tr>
-      <w:tr>
-        <w:tc>
-          <w:tcPr>
-            <w:tcW w:w="1728" w:type="dxa"/>
-          </w:tcPr>
-          <w:p>
-            <w:pPr>
-              <w:spacing w:before="20" w:after="20" w:line="264" w:lineRule="auto"/>
-              <w:jc w:val="left"/>
-              <w:rPr>
-                <w:color w:val="000000" w:themeColor="text1"/>
-                <w:szCs w:val="26"/>
-              </w:rPr>
-            </w:pPr>
-            <w:r>
-              <w:rPr>
-                <w:color w:val="000000" w:themeColor="text1"/>
-                <w:szCs w:val="26"/>
-              </w:rPr>
-              <w:t>PersonName</w:t>
-            </w:r>
-          </w:p>
-        </w:tc>
-        <w:tc>
-          <w:tcPr>
-            <w:tcW w:w="1872" w:type="dxa"/>
-          </w:tcPr>
-          <w:p>
-            <w:pPr>
-              <w:spacing w:before="20" w:after="20" w:line="264" w:lineRule="auto"/>
-              <w:jc w:val="left"/>
-              <w:rPr>
-                <w:color w:val="000000" w:themeColor="text1"/>
-                <w:szCs w:val="26"/>
-              </w:rPr>
-            </w:pPr>
-            <w:r>
-              <w:rPr>
-                <w:color w:val="000000" w:themeColor="text1"/>
-                <w:szCs w:val="26"/>
-              </w:rPr>
-              <w:t>VARCHAR(150)</w:t>
-            </w:r>
-          </w:p>
-        </w:tc>
-        <w:tc>
-          <w:tcPr>
-            <w:tcW w:w="2592" w:type="dxa"/>
-          </w:tcPr>
-          <w:p>
-            <w:pPr>
-              <w:spacing w:before="20" w:after="20" w:line="264" w:lineRule="auto"/>
-              <w:jc w:val="left"/>
-              <w:rPr>
-                <w:color w:val="000000" w:themeColor="text1"/>
-                <w:szCs w:val="26"/>
-              </w:rPr>
-            </w:pPr>
-            <w:r>
-              <w:rPr>
-                <w:color w:val="000000" w:themeColor="text1"/>
-                <w:szCs w:val="26"/>
-              </w:rPr>
-              <w:t>NOT NULL</w:t>
-            </w:r>
-          </w:p>
-        </w:tc>
-        <w:tc>
-          <w:tcPr>
-            <w:tcW w:w="2880" w:type="dxa"/>
-          </w:tcPr>
-          <w:p>
-            <w:pPr>
-              <w:spacing w:before="20" w:after="20" w:line="264" w:lineRule="auto"/>
-              <w:jc w:val="left"/>
-              <w:rPr>
-                <w:color w:val="000000" w:themeColor="text1"/>
-                <w:szCs w:val="26"/>
-              </w:rPr>
-            </w:pPr>
-            <w:r>
-              <w:rPr>
-                <w:color w:val="000000" w:themeColor="text1"/>
-                <w:szCs w:val="26"/>
-              </w:rPr>
-              <w:t>Tên đối tác (người nợ hoặc chủ nợ)</w:t>
-            </w:r>
-          </w:p>
-        </w:tc>
-      </w:tr>
-      <w:tr>
-        <w:tc>
-          <w:tcPr>
-            <w:tcW w:w="1728" w:type="dxa"/>
-          </w:tcPr>
-          <w:p>
-            <w:pPr>
-              <w:spacing w:before="20" w:after="20" w:line="264" w:lineRule="auto"/>
-              <w:jc w:val="left"/>
-              <w:rPr>
-                <w:color w:val="000000" w:themeColor="text1"/>
-                <w:szCs w:val="26"/>
-              </w:rPr>
-            </w:pPr>
-            <w:r>
-              <w:rPr>
-                <w:color w:val="000000" w:themeColor="text1"/>
-                <w:szCs w:val="26"/>
-              </w:rPr>
-              <w:t>Amount</w:t>
-            </w:r>
-          </w:p>
-        </w:tc>
-        <w:tc>
-          <w:tcPr>
-            <w:tcW w:w="1872" w:type="dxa"/>
-          </w:tcPr>
-          <w:p>
-            <w:pPr>
-              <w:spacing w:before="20" w:after="20" w:line="264" w:lineRule="auto"/>
-              <w:jc w:val="left"/>
-              <w:rPr>
-                <w:color w:val="000000" w:themeColor="text1"/>
-                <w:szCs w:val="26"/>
-              </w:rPr>
-            </w:pPr>
-            <w:r>
-              <w:rPr>
-                <w:color w:val="000000" w:themeColor="text1"/>
-                <w:szCs w:val="26"/>
-              </w:rPr>
-              <w:t>DECIMAL(18,2)</w:t>
-            </w:r>
-          </w:p>
-        </w:tc>
-        <w:tc>
-          <w:tcPr>
-            <w:tcW w:w="2592" w:type="dxa"/>
-          </w:tcPr>
-          <w:p>
-            <w:pPr>
-              <w:spacing w:before="20" w:after="20" w:line="264" w:lineRule="auto"/>
-              <w:jc w:val="left"/>
-              <w:rPr>
-                <w:color w:val="000000" w:themeColor="text1"/>
-                <w:szCs w:val="26"/>
-              </w:rPr>
-            </w:pPr>
-            <w:r>
-              <w:rPr>
-                <w:color w:val="000000" w:themeColor="text1"/>
-                <w:szCs w:val="26"/>
-              </w:rPr>
-              <w:t>NOT NULL</w:t>
-            </w:r>
-          </w:p>
-        </w:tc>
-        <w:tc>
-          <w:tcPr>
-            <w:tcW w:w="2880" w:type="dxa"/>
-          </w:tcPr>
-          <w:p>
-            <w:pPr>
-              <w:spacing w:before="20" w:after="20" w:line="264" w:lineRule="auto"/>
-              <w:jc w:val="left"/>
-              <w:rPr>
-                <w:color w:val="000000" w:themeColor="text1"/>
-                <w:szCs w:val="26"/>
-              </w:rPr>
-            </w:pPr>
-            <w:r>
-              <w:rPr>
-                <w:color w:val="000000" w:themeColor="text1"/>
-                <w:szCs w:val="26"/>
-              </w:rPr>
-              <w:t>Số tiền vay mượn</w:t>
-            </w:r>
-          </w:p>
-        </w:tc>
-      </w:tr>
-      <w:tr>
-        <w:tc>
-          <w:tcPr>
-            <w:tcW w:w="1728" w:type="dxa"/>
-          </w:tcPr>
-          <w:p>
-            <w:pPr>
-              <w:spacing w:before="20" w:after="20" w:line="264" w:lineRule="auto"/>
-              <w:jc w:val="left"/>
-              <w:rPr>
-                <w:color w:val="000000" w:themeColor="text1"/>
-                <w:szCs w:val="26"/>
-              </w:rPr>
-            </w:pPr>
-            <w:r>
-              <w:rPr>
-                <w:color w:val="000000" w:themeColor="text1"/>
-                <w:szCs w:val="26"/>
-              </w:rPr>
-              <w:t>DebtType</w:t>
-            </w:r>
-          </w:p>
-        </w:tc>
-        <w:tc>
-          <w:tcPr>
-            <w:tcW w:w="1872" w:type="dxa"/>
-          </w:tcPr>
-          <w:p>
-            <w:pPr>
-              <w:spacing w:before="20" w:after="20" w:line="264" w:lineRule="auto"/>
-              <w:jc w:val="left"/>
-              <w:rPr>
-                <w:color w:val="000000" w:themeColor="text1"/>
-                <w:szCs w:val="26"/>
-              </w:rPr>
-            </w:pPr>
-            <w:r>
-              <w:rPr>
-                <w:color w:val="000000" w:themeColor="text1"/>
-                <w:szCs w:val="26"/>
-              </w:rPr>
-              <w:t>VARCHAR(50)</w:t>
-            </w:r>
-          </w:p>
-        </w:tc>
-        <w:tc>
-          <w:tcPr>
-            <w:tcW w:w="2592" w:type="dxa"/>
-          </w:tcPr>
-          <w:p>
-            <w:pPr>
-              <w:spacing w:before="20" w:after="20" w:line="264" w:lineRule="auto"/>
-              <w:jc w:val="left"/>
-              <w:rPr>
-                <w:color w:val="000000" w:themeColor="text1"/>
-                <w:szCs w:val="26"/>
-              </w:rPr>
-            </w:pPr>
-            <w:r>
-              <w:rPr>
-                <w:color w:val="000000" w:themeColor="text1"/>
-                <w:szCs w:val="26"/>
-              </w:rPr>
-              <w:t>NOT NULL</w:t>
-            </w:r>
-          </w:p>
-        </w:tc>
-        <w:tc>
-          <w:tcPr>
-            <w:tcW w:w="2880" w:type="dxa"/>
-          </w:tcPr>
-          <w:p>
-            <w:pPr>
-              <w:spacing w:before="20" w:after="20" w:line="264" w:lineRule="auto"/>
-              <w:jc w:val="left"/>
-              <w:rPr>
-                <w:color w:val="000000" w:themeColor="text1"/>
-                <w:szCs w:val="26"/>
-              </w:rPr>
-            </w:pPr>
-            <w:r>
-              <w:rPr>
-                <w:color w:val="000000" w:themeColor="text1"/>
-                <w:szCs w:val="26"/>
-              </w:rPr>
-              <w:t>Phân loại ('Tôi Nợ' / 'Cho Vay')</w:t>
-            </w:r>
-          </w:p>
-        </w:tc>
-      </w:tr>
-      <w:tr>
-        <w:tc>
-          <w:tcPr>
-            <w:tcW w:w="1728" w:type="dxa"/>
-          </w:tcPr>
-          <w:p>
-            <w:pPr>
-              <w:spacing w:before="20" w:after="20" w:line="264" w:lineRule="auto"/>
-              <w:jc w:val="left"/>
-              <w:rPr>
-                <w:color w:val="000000" w:themeColor="text1"/>
-                <w:szCs w:val="26"/>
-              </w:rPr>
-            </w:pPr>
-            <w:r>
-              <w:rPr>
-                <w:color w:val="000000" w:themeColor="text1"/>
-                <w:szCs w:val="26"/>
-              </w:rPr>
-              <w:t>DueDate</w:t>
-            </w:r>
-          </w:p>
-        </w:tc>
-        <w:tc>
-          <w:tcPr>
-            <w:tcW w:w="1872" w:type="dxa"/>
-          </w:tcPr>
-          <w:p>
-            <w:pPr>
-              <w:spacing w:before="20" w:after="20" w:line="264" w:lineRule="auto"/>
-              <w:jc w:val="left"/>
-              <w:rPr>
-                <w:color w:val="000000" w:themeColor="text1"/>
-                <w:szCs w:val="26"/>
-              </w:rPr>
-            </w:pPr>
-            <w:r>
-              <w:rPr>
-                <w:color w:val="000000" w:themeColor="text1"/>
-                <w:szCs w:val="26"/>
-              </w:rPr>
-              <w:t>DATE</w:t>
-            </w:r>
-          </w:p>
-        </w:tc>
-        <w:tc>
-          <w:tcPr>
-            <w:tcW w:w="2592" w:type="dxa"/>
-          </w:tcPr>
-          <w:p>
-            <w:pPr>
-              <w:spacing w:before="20" w:after="20" w:line="264" w:lineRule="auto"/>
-              <w:jc w:val="left"/>
-              <w:rPr>
-                <w:color w:val="000000" w:themeColor="text1"/>
-                <w:szCs w:val="26"/>
-              </w:rPr>
-            </w:pPr>
-            <w:r>
-              <w:rPr>
-                <w:color w:val="000000" w:themeColor="text1"/>
-                <w:szCs w:val="26"/>
-              </w:rPr>
-              <w:t>NULL</w:t>
-            </w:r>
-          </w:p>
-        </w:tc>
-        <w:tc>
-          <w:tcPr>
-            <w:tcW w:w="2880" w:type="dxa"/>
-          </w:tcPr>
-          <w:p>
-            <w:pPr>
-              <w:spacing w:before="20" w:after="20" w:line="264" w:lineRule="auto"/>
-              <w:jc w:val="left"/>
-              <w:rPr>
-                <w:color w:val="000000" w:themeColor="text1"/>
-                <w:szCs w:val="26"/>
-              </w:rPr>
-            </w:pPr>
-            <w:r>
-              <w:rPr>
-                <w:color w:val="000000" w:themeColor="text1"/>
-                <w:szCs w:val="26"/>
-              </w:rPr>
-              <w:t>Hạn thanh toán dự kiến</w:t>
-            </w:r>
-          </w:p>
-        </w:tc>
-      </w:tr>
-      <w:tr>
-        <w:tc>
-          <w:tcPr>
-            <w:tcW w:w="1728" w:type="dxa"/>
-          </w:tcPr>
-          <w:p>
-            <w:pPr>
-              <w:spacing w:before="20" w:after="20" w:line="264" w:lineRule="auto"/>
-              <w:jc w:val="left"/>
-              <w:rPr>
-                <w:color w:val="000000" w:themeColor="text1"/>
-                <w:szCs w:val="26"/>
-              </w:rPr>
-            </w:pPr>
-            <w:r>
-              <w:rPr>
-                <w:color w:val="000000" w:themeColor="text1"/>
-                <w:szCs w:val="26"/>
-              </w:rPr>
-              <w:t>Note</w:t>
-            </w:r>
-          </w:p>
-        </w:tc>
-        <w:tc>
-          <w:tcPr>
-            <w:tcW w:w="1872" w:type="dxa"/>
-          </w:tcPr>
-          <w:p>
-            <w:pPr>
-              <w:spacing w:before="20" w:after="20" w:line="264" w:lineRule="auto"/>
-              <w:jc w:val="left"/>
-              <w:rPr>
-                <w:color w:val="000000" w:themeColor="text1"/>
-                <w:szCs w:val="26"/>
-              </w:rPr>
-            </w:pPr>
-            <w:r>
-              <w:rPr>
-                <w:color w:val="000000" w:themeColor="text1"/>
-                <w:szCs w:val="26"/>
-              </w:rPr>
-              <w:t>VARCHAR(255)</w:t>
-            </w:r>
-          </w:p>
-        </w:tc>
-        <w:tc>
-          <w:tcPr>
-            <w:tcW w:w="2592" w:type="dxa"/>
-          </w:tcPr>
-          <w:p>
-            <w:pPr>
-              <w:spacing w:before="20" w:after="20" w:line="264" w:lineRule="auto"/>
-              <w:jc w:val="left"/>
-              <w:rPr>
-                <w:color w:val="000000" w:themeColor="text1"/>
-                <w:szCs w:val="26"/>
-              </w:rPr>
-            </w:pPr>
-            <w:r>
-              <w:rPr>
-                <w:color w:val="000000" w:themeColor="text1"/>
-                <w:szCs w:val="26"/>
-              </w:rPr>
-              <w:t>NULL</w:t>
-            </w:r>
-          </w:p>
-        </w:tc>
-        <w:tc>
-          <w:tcPr>
-            <w:tcW w:w="2880" w:type="dxa"/>
-          </w:tcPr>
-          <w:p>
-            <w:pPr>
-              <w:spacing w:before="20" w:after="20" w:line="264" w:lineRule="auto"/>
-              <w:jc w:val="left"/>
-              <w:rPr>
-                <w:color w:val="000000" w:themeColor="text1"/>
-                <w:szCs w:val="26"/>
-              </w:rPr>
-            </w:pPr>
-            <w:r>
-              <w:rPr>
-                <w:color w:val="000000" w:themeColor="text1"/>
-                <w:szCs w:val="26"/>
-              </w:rPr>
-              <w:t>Ghi chú mục đích vay mượn</w:t>
-            </w:r>
-          </w:p>
-        </w:tc>
-      </w:tr>
-      <w:tr>
-        <w:tc>
-          <w:tcPr>
-            <w:tcW w:w="1728" w:type="dxa"/>
-          </w:tcPr>
-          <w:p>
-            <w:pPr>
-              <w:spacing w:before="20" w:after="20" w:line="264" w:lineRule="auto"/>
-              <w:jc w:val="left"/>
-              <w:rPr>
-                <w:color w:val="000000" w:themeColor="text1"/>
-                <w:szCs w:val="26"/>
-              </w:rPr>
-            </w:pPr>
-            <w:r>
-              <w:rPr>
-                <w:color w:val="000000" w:themeColor="text1"/>
-                <w:szCs w:val="26"/>
-              </w:rPr>
-              <w:t>Status</w:t>
-            </w:r>
-          </w:p>
-        </w:tc>
-        <w:tc>
-          <w:tcPr>
-            <w:tcW w:w="1872" w:type="dxa"/>
-          </w:tcPr>
-          <w:p>
-            <w:pPr>
-              <w:spacing w:before="20" w:after="20" w:line="264" w:lineRule="auto"/>
-              <w:jc w:val="left"/>
-              <w:rPr>
-                <w:color w:val="000000" w:themeColor="text1"/>
-                <w:szCs w:val="26"/>
-              </w:rPr>
-            </w:pPr>
-            <w:r>
-              <w:rPr>
-                <w:color w:val="000000" w:themeColor="text1"/>
-                <w:szCs w:val="26"/>
-              </w:rPr>
-              <w:t>VARCHAR(50)</w:t>
-            </w:r>
-          </w:p>
-        </w:tc>
-        <w:tc>
-          <w:tcPr>
-            <w:tcW w:w="2592" w:type="dxa"/>
-          </w:tcPr>
-          <w:p>
-            <w:pPr>
-              <w:spacing w:before="20" w:after="20" w:line="264" w:lineRule="auto"/>
-              <w:jc w:val="left"/>
-              <w:rPr>
-                <w:color w:val="000000" w:themeColor="text1"/>
-                <w:szCs w:val="26"/>
-              </w:rPr>
-            </w:pPr>
-            <w:r>
-              <w:rPr>
-                <w:color w:val="000000" w:themeColor="text1"/>
-                <w:szCs w:val="26"/>
-              </w:rPr>
-              <w:t>NOT NULL</w:t>
-            </w:r>
-          </w:p>
-        </w:tc>
-        <w:tc>
-          <w:tcPr>
-            <w:tcW w:w="2880" w:type="dxa"/>
-          </w:tcPr>
-          <w:p>
-            <w:pPr>
-              <w:spacing w:before="20" w:after="20" w:line="264" w:lineRule="auto"/>
-              <w:jc w:val="left"/>
-              <w:rPr>
-                <w:color w:val="000000" w:themeColor="text1"/>
-                <w:szCs w:val="26"/>
-              </w:rPr>
-            </w:pPr>
-            <w:r>
-              <w:rPr>
-                <w:color w:val="000000" w:themeColor="text1"/>
-                <w:szCs w:val="26"/>
-              </w:rPr>
-              <w:t>Trạng thái ('Đang Nợ' / 'Đã Trả')</w:t>
-            </w:r>
-          </w:p>
-        </w:tc>
-      </w:tr>
-    </w:tbl>
-    <w:p>
-      <w:pPr>
-        <w:spacing w:after="80"/>
-        <w:rPr>
-          <w:szCs w:val="26"/>
-          <w:lang w:val="vi-VN"/>
-        </w:rPr>
-      </w:pPr>
-    </w:p>
-    <w:p>
-      <w:pPr>
-        <w:pStyle w:val="Heading2"/>
-        <w:rPr>
-          <w:szCs w:val="26"/>
-          <w:lang w:val="vi-VN"/>
-        </w:rPr>
-      </w:pPr>
-      <w:bookmarkStart w:id="34" w:name="_Toc241336489"/>
-      <w:bookmarkStart w:id="35" w:name="_Toc241336651"/>
-      <w:r>
-        <w:rPr>
-          <w:szCs w:val="26"/>
-          <w:lang w:val="vi-VN"/>
-        </w:rPr>
-        <w:t>Thiết kế giao diện (UI/UX)</w:t>
-      </w:r>
-      <w:bookmarkEnd w:id="34"/>
-      <w:bookmarkEnd w:id="35"/>
-    </w:p>
-    <w:p>
-      <w:pPr>
-        <w:spacing w:after="80" w:line="276" w:lineRule="auto"/>
-        <w:ind w:firstLine="576"/>
-        <w:rPr>
-          <w:szCs w:val="26"/>
-          <w:lang w:val="vi-VN"/>
-        </w:rPr>
-      </w:pPr>
-      <w:r>
-        <w:rPr>
-          <w:color w:val="000000"/>
-          <w:szCs w:val="26"/>
-          <w:lang w:val="vi-VN"/>
-        </w:rPr>
-        <w:t>Giao diện phần mềm được xây dựng theo phong cách Flat Design hiện đại, tối ưu hóa trải nghiệm người dùng (UX) thông qua hệ thống màu sắc trang nhã, font chữ Segoe UI sắc nét và bố cục đồng nhất giữa các màn hình. Dưới đây là thiết kế chi tiết của các màn hình chức năng trong ứng dụng:</w:t>
-      </w:r>
-    </w:p>
-    <w:p>
-      <w:pPr>
-        <w:pStyle w:val="Heading3"/>
-        <w:rPr>
-          <w:lang w:val="vi-VN"/>
-        </w:rPr>
-      </w:pPr>
-      <w:bookmarkStart w:id="36" w:name="_Toc241336490"/>
-      <w:bookmarkStart w:id="37" w:name="_Toc241336652"/>
-      <w:r>
-        <w:rPr>
-          <w:lang w:val="vi-VN"/>
-        </w:rPr>
-        <w:t>Form Đăng nhập &amp; Đăng ký tài khoản (AuthForm)</w:t>
-      </w:r>
-      <w:bookmarkEnd w:id="36"/>
-      <w:bookmarkEnd w:id="37"/>
-    </w:p>
-    <w:p>
-      <w:pPr>
-        <w:spacing w:after="80" w:line="276" w:lineRule="auto"/>
-        <w:ind w:firstLine="576"/>
-        <w:rPr>
-          <w:color w:val="000000"/>
-          <w:szCs w:val="26"/>
-        </w:rPr>
-      </w:pPr>
-      <w:r>
-        <w:rPr>
-          <w:color w:val="000000"/>
-          <w:szCs w:val="26"/>
-          <w:lang w:val="vi-VN"/>
-        </w:rPr>
-        <w:t>Form gồm hai bảng chuyển đổi linh hoạt: Bảng Đăng nhập (nhập Email, Mật khẩu, nút Đăng nhập, liên kết Quên mật khẩu) và Bảng Đăng ký (nhập Họ tên, Email, Mật khẩu, Xác nhận mật khẩu, nút Tạo tài khoản).</w:t>
-      </w:r>
-    </w:p>
-    <w:p>
-      <w:pPr>
-        <w:spacing w:after="80" w:line="276" w:lineRule="auto"/>
-        <w:ind w:firstLine="576"/>
-        <w:rPr>
-          <w:color w:val="000000"/>
-          <w:szCs w:val="26"/>
         </w:rPr>
       </w:pPr>
     </w:p>
@@ -11065,6 +11090,7 @@
             </w:pPr>
             <w:r>
               <w:rPr>
+                <w:noProof/>
                 <w:szCs w:val="26"/>
                 <w:lang w:val="vi-VN"/>
               </w:rPr>
@@ -11173,6 +11199,7 @@
         <w:rPr>
           <w:color w:val="000000"/>
           <w:szCs w:val="26"/>
+          <w:lang w:val="vi-VN"/>
         </w:rPr>
       </w:pPr>
       <w:r>
@@ -11357,6 +11384,7 @@
             </w:pPr>
             <w:r>
               <w:rPr>
+                <w:noProof/>
                 <w:szCs w:val="26"/>
               </w:rPr>
               <w:drawing>
@@ -11486,6 +11514,7 @@
             </w:pPr>
             <w:r>
               <w:rPr>
+                <w:noProof/>
                 <w:szCs w:val="26"/>
               </w:rPr>
               <w:drawing>
@@ -11616,6 +11645,7 @@
             </w:pPr>
             <w:r>
               <w:rPr>
+                <w:noProof/>
                 <w:szCs w:val="26"/>
               </w:rPr>
               <w:drawing>
@@ -11745,6 +11775,7 @@
             </w:pPr>
             <w:r>
               <w:rPr>
+                <w:noProof/>
                 <w:szCs w:val="26"/>
               </w:rPr>
               <w:drawing>
@@ -11883,6 +11914,7 @@
             </w:pPr>
             <w:r>
               <w:rPr>
+                <w:noProof/>
                 <w:szCs w:val="26"/>
               </w:rPr>
               <w:drawing>
@@ -12012,6 +12044,7 @@
             </w:pPr>
             <w:r>
               <w:rPr>
+                <w:noProof/>
                 <w:szCs w:val="26"/>
               </w:rPr>
               <w:drawing>
@@ -12142,6 +12175,7 @@
             </w:pPr>
             <w:r>
               <w:rPr>
+                <w:noProof/>
                 <w:szCs w:val="26"/>
               </w:rPr>
               <w:drawing>
@@ -12271,6 +12305,7 @@
             </w:pPr>
             <w:r>
               <w:rPr>
+                <w:noProof/>
                 <w:szCs w:val="26"/>
               </w:rPr>
               <w:drawing>
@@ -12419,7 +12454,7 @@
     <w:p>
       <w:pPr>
         <w:spacing w:after="80" w:line="276" w:lineRule="auto"/>
-        <w:ind w:firstLine="576"/>
+        <w:ind w:left="576" w:firstLine="0"/>
         <w:rPr>
           <w:szCs w:val="26"/>
         </w:rPr>
@@ -12593,7 +12628,7 @@
     <w:p>
       <w:pPr>
         <w:spacing w:after="80" w:line="276" w:lineRule="auto"/>
-        <w:ind w:firstLine="576"/>
+        <w:ind w:left="576" w:firstLine="0"/>
         <w:rPr>
           <w:szCs w:val="26"/>
         </w:rPr>
@@ -12772,6 +12807,7 @@
             </w:pPr>
             <w:r>
               <w:rPr>
+                <w:noProof/>
                 <w:szCs w:val="26"/>
               </w:rPr>
               <w:drawing>
@@ -13277,13 +13313,13 @@
           <w:szCs w:val="26"/>
         </w:rPr>
       </w:pPr>
-      <w:bookmarkStart w:id="86" w:name="_Toc241336515"/>
-      <w:bookmarkStart w:id="87" w:name="_Toc241336677"/>
-      <w:r>
-        <w:rPr>
-          <w:szCs w:val="26"/>
-        </w:rPr>
-        <w:t>Giao diện chính</w:t>
+      <w:bookmarkStart w:id="86" w:name="_Toc241336516"/>
+      <w:bookmarkStart w:id="87" w:name="_Toc241336678"/>
+      <w:r>
+        <w:rPr>
+          <w:szCs w:val="26"/>
+        </w:rPr>
+        <w:t>Các chức năng hoạt động thực tế</w:t>
       </w:r>
       <w:bookmarkEnd w:id="86"/>
       <w:bookmarkEnd w:id="87"/>
@@ -13301,794 +13337,23 @@
           <w:color w:val="000000"/>
           <w:szCs w:val="26"/>
         </w:rPr>
-        <w:t>Ứng dụng sau khi hoàn thiện sở hữu giao diện chuyên nghiệp, trực quan với bố cục Sidebar bên trái hỗ trợ chuyển đổi mượt mà giữa các màn hình chức năng. Dưới đây là các hình ảnh ghi nhận quá trình điều hướng giao diện chính:</w:t>
-      </w:r>
-    </w:p>
-    <w:tbl>
-      <w:tblPr>
-        <w:tblW w:w="0" w:type="auto"/>
-        <w:jc w:val="center"/>
-        <w:tblLayout w:type="fixed"/>
-        <w:tblLook w:val="04A0" w:firstRow="1" w:lastRow="0" w:firstColumn="1" w:lastColumn="0" w:noHBand="0" w:noVBand="1"/>
-      </w:tblPr>
-      <w:tblGrid>
-        <w:gridCol w:w="9072"/>
-      </w:tblGrid>
-      <w:tr>
-        <w:trPr>
-          <w:jc w:val="center"/>
-        </w:trPr>
-        <w:tc>
-          <w:tcPr>
-            <w:tcW w:w="9072" w:type="dxa"/>
-            <w:tcBorders>
-              <w:top w:val="dashed" w:sz="8" w:space="0" w:color="94A3B8"/>
-              <w:left w:val="dashed" w:sz="8" w:space="0" w:color="94A3B8"/>
-              <w:bottom w:val="dashed" w:sz="8" w:space="0" w:color="94A3B8"/>
-              <w:right w:val="dashed" w:sz="8" w:space="0" w:color="94A3B8"/>
-            </w:tcBorders>
-            <w:shd w:val="clear" w:color="auto" w:fill="F8FAFC"/>
-            <w:tcMar>
-              <w:top w:w="200" w:type="dxa"/>
-              <w:left w:w="180" w:type="dxa"/>
-              <w:bottom w:w="200" w:type="dxa"/>
-              <w:right w:w="180" w:type="dxa"/>
-            </w:tcMar>
-          </w:tcPr>
-          <w:p>
-            <w:pPr>
-              <w:spacing w:before="80" w:after="80"/>
-              <w:jc w:val="center"/>
-              <w:rPr>
-                <w:szCs w:val="26"/>
-              </w:rPr>
-            </w:pPr>
-            <w:r>
-              <w:rPr>
-                <w:b/>
-                <w:color w:val="0284C7"/>
-                <w:szCs w:val="26"/>
-              </w:rPr>
-              <w:t>[CHÈN ẢNH CHỤP GIAO DIỆN Ở ĐÂY]</w:t>
-            </w:r>
-            <w:r>
-              <w:rPr>
-                <w:b/>
-                <w:color w:val="0284C7"/>
-                <w:szCs w:val="26"/>
-              </w:rPr>
-              <w:br/>
-            </w:r>
-            <w:r>
-              <w:rPr>
-                <w:i/>
-                <w:color w:val="505050"/>
-                <w:szCs w:val="26"/>
-              </w:rPr>
-              <w:t>(Giao diện chính đang điều hướng màn hình Tổng Quan (Dashboard))</w:t>
-            </w:r>
-          </w:p>
-        </w:tc>
-      </w:tr>
-    </w:tbl>
-    <w:p>
-      <w:pPr>
-        <w:spacing w:before="60"/>
-        <w:jc w:val="center"/>
-        <w:rPr>
-          <w:szCs w:val="26"/>
-        </w:rPr>
-      </w:pPr>
-      <w:r>
-        <w:rPr>
-          <w:b/>
-          <w:color w:val="000000"/>
-          <w:szCs w:val="26"/>
-        </w:rPr>
-        <w:t xml:space="preserve">Hình 5.1.1: </w:t>
-      </w:r>
-      <w:r>
-        <w:rPr>
-          <w:i/>
-          <w:color w:val="000000"/>
-          <w:szCs w:val="26"/>
-        </w:rPr>
-        <w:t>Giao diện chính hiển thị màn hình Tổng Quan (Dashboard)</w:t>
-      </w:r>
-    </w:p>
-    <w:tbl>
-      <w:tblPr>
-        <w:tblW w:w="0" w:type="auto"/>
-        <w:jc w:val="center"/>
-        <w:tblLayout w:type="fixed"/>
-        <w:tblLook w:val="04A0" w:firstRow="1" w:lastRow="0" w:firstColumn="1" w:lastColumn="0" w:noHBand="0" w:noVBand="1"/>
-      </w:tblPr>
-      <w:tblGrid>
-        <w:gridCol w:w="9072"/>
-      </w:tblGrid>
-      <w:tr>
-        <w:trPr>
-          <w:jc w:val="center"/>
-        </w:trPr>
-        <w:tc>
-          <w:tcPr>
-            <w:tcW w:w="9072" w:type="dxa"/>
-            <w:tcBorders>
-              <w:top w:val="dashed" w:sz="8" w:space="0" w:color="94A3B8"/>
-              <w:left w:val="dashed" w:sz="8" w:space="0" w:color="94A3B8"/>
-              <w:bottom w:val="dashed" w:sz="8" w:space="0" w:color="94A3B8"/>
-              <w:right w:val="dashed" w:sz="8" w:space="0" w:color="94A3B8"/>
-            </w:tcBorders>
-            <w:shd w:val="clear" w:color="auto" w:fill="F8FAFC"/>
-            <w:tcMar>
-              <w:top w:w="200" w:type="dxa"/>
-              <w:left w:w="180" w:type="dxa"/>
-              <w:bottom w:w="200" w:type="dxa"/>
-              <w:right w:w="180" w:type="dxa"/>
-            </w:tcMar>
-          </w:tcPr>
-          <w:p>
-            <w:pPr>
-              <w:spacing w:before="80" w:after="80"/>
-              <w:jc w:val="center"/>
-              <w:rPr>
-                <w:szCs w:val="26"/>
-              </w:rPr>
-            </w:pPr>
-            <w:r>
-              <w:rPr>
-                <w:b/>
-                <w:color w:val="0284C7"/>
-                <w:szCs w:val="26"/>
-              </w:rPr>
-              <w:t>[CHÈN ẢNH CHỤP GIAO DIỆN Ở ĐÂY]</w:t>
-            </w:r>
-            <w:r>
-              <w:rPr>
-                <w:b/>
-                <w:color w:val="0284C7"/>
-                <w:szCs w:val="26"/>
-              </w:rPr>
-              <w:br/>
-            </w:r>
-            <w:r>
-              <w:rPr>
-                <w:i/>
-                <w:color w:val="505050"/>
-                <w:szCs w:val="26"/>
-              </w:rPr>
-              <w:t>(Giao diện chính đang điều hướng chức năng Nhập giao dịch thu/chi)</w:t>
-            </w:r>
-          </w:p>
-        </w:tc>
-      </w:tr>
-    </w:tbl>
-    <w:p>
-      <w:pPr>
-        <w:spacing w:before="60"/>
-        <w:jc w:val="center"/>
-        <w:rPr>
-          <w:szCs w:val="26"/>
-        </w:rPr>
-      </w:pPr>
-      <w:r>
-        <w:rPr>
-          <w:b/>
-          <w:color w:val="000000"/>
-          <w:szCs w:val="26"/>
-        </w:rPr>
-        <w:t xml:space="preserve">Hình 5.1.2: </w:t>
-      </w:r>
-      <w:r>
-        <w:rPr>
-          <w:i/>
-          <w:color w:val="000000"/>
-          <w:szCs w:val="26"/>
-        </w:rPr>
-        <w:t>Giao diện chính điều hướng màn hình Nhập Khoản Thu/Chi</w:t>
-      </w:r>
-    </w:p>
-    <w:tbl>
-      <w:tblPr>
-        <w:tblW w:w="0" w:type="auto"/>
-        <w:jc w:val="center"/>
-        <w:tblLayout w:type="fixed"/>
-        <w:tblLook w:val="04A0" w:firstRow="1" w:lastRow="0" w:firstColumn="1" w:lastColumn="0" w:noHBand="0" w:noVBand="1"/>
-      </w:tblPr>
-      <w:tblGrid>
-        <w:gridCol w:w="9072"/>
-      </w:tblGrid>
-      <w:tr>
-        <w:trPr>
-          <w:jc w:val="center"/>
-        </w:trPr>
-        <w:tc>
-          <w:tcPr>
-            <w:tcW w:w="9072" w:type="dxa"/>
-            <w:tcBorders>
-              <w:top w:val="dashed" w:sz="8" w:space="0" w:color="94A3B8"/>
-              <w:left w:val="dashed" w:sz="8" w:space="0" w:color="94A3B8"/>
-              <w:bottom w:val="dashed" w:sz="8" w:space="0" w:color="94A3B8"/>
-              <w:right w:val="dashed" w:sz="8" w:space="0" w:color="94A3B8"/>
-            </w:tcBorders>
-            <w:shd w:val="clear" w:color="auto" w:fill="F8FAFC"/>
-            <w:tcMar>
-              <w:top w:w="200" w:type="dxa"/>
-              <w:left w:w="180" w:type="dxa"/>
-              <w:bottom w:w="200" w:type="dxa"/>
-              <w:right w:w="180" w:type="dxa"/>
-            </w:tcMar>
-          </w:tcPr>
-          <w:p>
-            <w:pPr>
-              <w:spacing w:before="80" w:after="80"/>
-              <w:jc w:val="center"/>
-              <w:rPr>
-                <w:szCs w:val="26"/>
-              </w:rPr>
-            </w:pPr>
-            <w:r>
-              <w:rPr>
-                <w:b/>
-                <w:color w:val="0284C7"/>
-                <w:szCs w:val="26"/>
-              </w:rPr>
-              <w:t>[CHÈN ẢNH CHỤP GIAO DIỆN Ở ĐÂY]</w:t>
-            </w:r>
-            <w:r>
-              <w:rPr>
-                <w:b/>
-                <w:color w:val="0284C7"/>
-                <w:szCs w:val="26"/>
-              </w:rPr>
-              <w:br/>
-            </w:r>
-            <w:r>
-              <w:rPr>
-                <w:i/>
-                <w:color w:val="505050"/>
-                <w:szCs w:val="26"/>
-              </w:rPr>
-              <w:t>(Giao diện chính đang điều hướng chức năng Lịch sử biến động số dư)</w:t>
-            </w:r>
-          </w:p>
-        </w:tc>
-      </w:tr>
-    </w:tbl>
-    <w:p>
-      <w:pPr>
-        <w:spacing w:before="60"/>
-        <w:jc w:val="center"/>
-        <w:rPr>
-          <w:szCs w:val="26"/>
-        </w:rPr>
-      </w:pPr>
-      <w:r>
-        <w:rPr>
-          <w:b/>
-          <w:color w:val="000000"/>
-          <w:szCs w:val="26"/>
-        </w:rPr>
-        <w:t xml:space="preserve">Hình 5.1.3: </w:t>
-      </w:r>
-      <w:r>
-        <w:rPr>
-          <w:i/>
-          <w:color w:val="000000"/>
-          <w:szCs w:val="26"/>
-        </w:rPr>
-        <w:t>Giao diện chính điều hướng màn hình Lịch Sử Giao Dịch</w:t>
-      </w:r>
-    </w:p>
-    <w:tbl>
-      <w:tblPr>
-        <w:tblW w:w="0" w:type="auto"/>
-        <w:jc w:val="center"/>
-        <w:tblLayout w:type="fixed"/>
-        <w:tblLook w:val="04A0" w:firstRow="1" w:lastRow="0" w:firstColumn="1" w:lastColumn="0" w:noHBand="0" w:noVBand="1"/>
-      </w:tblPr>
-      <w:tblGrid>
-        <w:gridCol w:w="9072"/>
-      </w:tblGrid>
-      <w:tr>
-        <w:trPr>
-          <w:jc w:val="center"/>
-        </w:trPr>
-        <w:tc>
-          <w:tcPr>
-            <w:tcW w:w="9072" w:type="dxa"/>
-            <w:tcBorders>
-              <w:top w:val="dashed" w:sz="8" w:space="0" w:color="94A3B8"/>
-              <w:left w:val="dashed" w:sz="8" w:space="0" w:color="94A3B8"/>
-              <w:bottom w:val="dashed" w:sz="8" w:space="0" w:color="94A3B8"/>
-              <w:right w:val="dashed" w:sz="8" w:space="0" w:color="94A3B8"/>
-            </w:tcBorders>
-            <w:shd w:val="clear" w:color="auto" w:fill="F8FAFC"/>
-            <w:tcMar>
-              <w:top w:w="200" w:type="dxa"/>
-              <w:left w:w="180" w:type="dxa"/>
-              <w:bottom w:w="200" w:type="dxa"/>
-              <w:right w:w="180" w:type="dxa"/>
-            </w:tcMar>
-          </w:tcPr>
-          <w:p>
-            <w:pPr>
-              <w:spacing w:before="80" w:after="80"/>
-              <w:jc w:val="center"/>
-              <w:rPr>
-                <w:szCs w:val="26"/>
-              </w:rPr>
-            </w:pPr>
-            <w:r>
-              <w:rPr>
-                <w:b/>
-                <w:color w:val="0284C7"/>
-                <w:szCs w:val="26"/>
-              </w:rPr>
-              <w:t>[CHÈN ẢNH CHỤP GIAO DIỆN Ở ĐÂY]</w:t>
-            </w:r>
-            <w:r>
-              <w:rPr>
-                <w:b/>
-                <w:color w:val="0284C7"/>
-                <w:szCs w:val="26"/>
-              </w:rPr>
-              <w:br/>
-            </w:r>
-            <w:r>
-              <w:rPr>
-                <w:i/>
-                <w:color w:val="505050"/>
-                <w:szCs w:val="26"/>
-              </w:rPr>
-              <w:t>(Giao diện chính đang điều hướng chức năng Báo cáo Thống kê biểu đồ)</w:t>
-            </w:r>
-          </w:p>
-        </w:tc>
-      </w:tr>
-    </w:tbl>
-    <w:p>
-      <w:pPr>
-        <w:spacing w:before="60"/>
-        <w:jc w:val="center"/>
-        <w:rPr>
-          <w:szCs w:val="26"/>
-        </w:rPr>
-      </w:pPr>
-      <w:r>
-        <w:rPr>
-          <w:b/>
-          <w:color w:val="000000"/>
-          <w:szCs w:val="26"/>
-        </w:rPr>
-        <w:t xml:space="preserve">Hình 5.1.4: </w:t>
-      </w:r>
-      <w:r>
-        <w:rPr>
-          <w:i/>
-          <w:color w:val="000000"/>
-          <w:szCs w:val="26"/>
-        </w:rPr>
-        <w:t>Giao diện chính điều hướng màn hình Báo Cáo Thống Kê</w:t>
-      </w:r>
-    </w:p>
-    <w:tbl>
-      <w:tblPr>
-        <w:tblW w:w="0" w:type="auto"/>
-        <w:jc w:val="center"/>
-        <w:tblLayout w:type="fixed"/>
-        <w:tblLook w:val="04A0" w:firstRow="1" w:lastRow="0" w:firstColumn="1" w:lastColumn="0" w:noHBand="0" w:noVBand="1"/>
-      </w:tblPr>
-      <w:tblGrid>
-        <w:gridCol w:w="9072"/>
-      </w:tblGrid>
-      <w:tr>
-        <w:trPr>
-          <w:jc w:val="center"/>
-        </w:trPr>
-        <w:tc>
-          <w:tcPr>
-            <w:tcW w:w="9072" w:type="dxa"/>
-            <w:tcBorders>
-              <w:top w:val="dashed" w:sz="8" w:space="0" w:color="94A3B8"/>
-              <w:left w:val="dashed" w:sz="8" w:space="0" w:color="94A3B8"/>
-              <w:bottom w:val="dashed" w:sz="8" w:space="0" w:color="94A3B8"/>
-              <w:right w:val="dashed" w:sz="8" w:space="0" w:color="94A3B8"/>
-            </w:tcBorders>
-            <w:shd w:val="clear" w:color="auto" w:fill="F8FAFC"/>
-            <w:tcMar>
-              <w:top w:w="200" w:type="dxa"/>
-              <w:left w:w="180" w:type="dxa"/>
-              <w:bottom w:w="200" w:type="dxa"/>
-              <w:right w:w="180" w:type="dxa"/>
-            </w:tcMar>
-          </w:tcPr>
-          <w:p>
-            <w:pPr>
-              <w:spacing w:before="80" w:after="80"/>
-              <w:jc w:val="center"/>
-              <w:rPr>
-                <w:szCs w:val="26"/>
-              </w:rPr>
-            </w:pPr>
-            <w:r>
-              <w:rPr>
-                <w:b/>
-                <w:color w:val="0284C7"/>
-                <w:szCs w:val="26"/>
-              </w:rPr>
-              <w:lastRenderedPageBreak/>
-              <w:t>[CHÈN ẢNH CHỤP GIAO DIỆN Ở ĐÂY]</w:t>
-            </w:r>
-            <w:r>
-              <w:rPr>
-                <w:b/>
-                <w:color w:val="0284C7"/>
-                <w:szCs w:val="26"/>
-              </w:rPr>
-              <w:br/>
-            </w:r>
-            <w:r>
-              <w:rPr>
-                <w:i/>
-                <w:color w:val="505050"/>
-                <w:szCs w:val="26"/>
-              </w:rPr>
-              <w:t>(Giao diện chính đang điều hướng chức năng Quản lý Danh mục)</w:t>
-            </w:r>
-          </w:p>
-        </w:tc>
-      </w:tr>
-    </w:tbl>
-    <w:p>
-      <w:pPr>
-        <w:spacing w:before="60"/>
-        <w:jc w:val="center"/>
-        <w:rPr>
-          <w:szCs w:val="26"/>
-        </w:rPr>
-      </w:pPr>
-      <w:r>
-        <w:rPr>
-          <w:b/>
-          <w:color w:val="000000"/>
-          <w:szCs w:val="26"/>
-        </w:rPr>
-        <w:t xml:space="preserve">Hình 5.1.5: </w:t>
-      </w:r>
-      <w:r>
-        <w:rPr>
-          <w:i/>
-          <w:color w:val="000000"/>
-          <w:szCs w:val="26"/>
-        </w:rPr>
-        <w:t>Giao diện chính điều hướng màn hình Quản Lý Danh Mục</w:t>
-      </w:r>
-    </w:p>
-    <w:tbl>
-      <w:tblPr>
-        <w:tblW w:w="0" w:type="auto"/>
-        <w:jc w:val="center"/>
-        <w:tblLayout w:type="fixed"/>
-        <w:tblLook w:val="04A0" w:firstRow="1" w:lastRow="0" w:firstColumn="1" w:lastColumn="0" w:noHBand="0" w:noVBand="1"/>
-      </w:tblPr>
-      <w:tblGrid>
-        <w:gridCol w:w="9072"/>
-      </w:tblGrid>
-      <w:tr>
-        <w:trPr>
-          <w:jc w:val="center"/>
-        </w:trPr>
-        <w:tc>
-          <w:tcPr>
-            <w:tcW w:w="9072" w:type="dxa"/>
-            <w:tcBorders>
-              <w:top w:val="dashed" w:sz="8" w:space="0" w:color="94A3B8"/>
-              <w:left w:val="dashed" w:sz="8" w:space="0" w:color="94A3B8"/>
-              <w:bottom w:val="dashed" w:sz="8" w:space="0" w:color="94A3B8"/>
-              <w:right w:val="dashed" w:sz="8" w:space="0" w:color="94A3B8"/>
-            </w:tcBorders>
-            <w:shd w:val="clear" w:color="auto" w:fill="F8FAFC"/>
-            <w:tcMar>
-              <w:top w:w="200" w:type="dxa"/>
-              <w:left w:w="180" w:type="dxa"/>
-              <w:bottom w:w="200" w:type="dxa"/>
-              <w:right w:w="180" w:type="dxa"/>
-            </w:tcMar>
-          </w:tcPr>
-          <w:p>
-            <w:pPr>
-              <w:spacing w:before="80" w:after="80"/>
-              <w:jc w:val="center"/>
-              <w:rPr>
-                <w:szCs w:val="26"/>
-              </w:rPr>
-            </w:pPr>
-            <w:r>
-              <w:rPr>
-                <w:b/>
-                <w:color w:val="0284C7"/>
-                <w:szCs w:val="26"/>
-              </w:rPr>
-              <w:t>[CHÈN ẢNH CHỤP GIAO DIỆN Ở ĐÂY]</w:t>
-            </w:r>
-            <w:r>
-              <w:rPr>
-                <w:b/>
-                <w:color w:val="0284C7"/>
-                <w:szCs w:val="26"/>
-              </w:rPr>
-              <w:br/>
-            </w:r>
-            <w:r>
-              <w:rPr>
-                <w:i/>
-                <w:color w:val="505050"/>
-                <w:szCs w:val="26"/>
-              </w:rPr>
-              <w:t>(Giao diện chính đang điều hướng chức năng Thiết lập Ngân sách)</w:t>
-            </w:r>
-          </w:p>
-        </w:tc>
-      </w:tr>
-    </w:tbl>
-    <w:p>
-      <w:pPr>
-        <w:spacing w:before="60"/>
-        <w:jc w:val="center"/>
-        <w:rPr>
-          <w:szCs w:val="26"/>
-        </w:rPr>
-      </w:pPr>
-      <w:r>
-        <w:rPr>
-          <w:b/>
-          <w:color w:val="000000"/>
-          <w:szCs w:val="26"/>
-        </w:rPr>
-        <w:t xml:space="preserve">Hình 5.1.6: </w:t>
-      </w:r>
-      <w:r>
-        <w:rPr>
-          <w:i/>
-          <w:color w:val="000000"/>
-          <w:szCs w:val="26"/>
-        </w:rPr>
-        <w:t>Giao diện chính điều hướng màn hình Thiết Lập Ngân Sách</w:t>
-      </w:r>
-    </w:p>
-    <w:tbl>
-      <w:tblPr>
-        <w:tblW w:w="0" w:type="auto"/>
-        <w:jc w:val="center"/>
-        <w:tblLayout w:type="fixed"/>
-        <w:tblLook w:val="04A0" w:firstRow="1" w:lastRow="0" w:firstColumn="1" w:lastColumn="0" w:noHBand="0" w:noVBand="1"/>
-      </w:tblPr>
-      <w:tblGrid>
-        <w:gridCol w:w="9072"/>
-      </w:tblGrid>
-      <w:tr>
-        <w:trPr>
-          <w:jc w:val="center"/>
-        </w:trPr>
-        <w:tc>
-          <w:tcPr>
-            <w:tcW w:w="9072" w:type="dxa"/>
-            <w:tcBorders>
-              <w:top w:val="dashed" w:sz="8" w:space="0" w:color="94A3B8"/>
-              <w:left w:val="dashed" w:sz="8" w:space="0" w:color="94A3B8"/>
-              <w:bottom w:val="dashed" w:sz="8" w:space="0" w:color="94A3B8"/>
-              <w:right w:val="dashed" w:sz="8" w:space="0" w:color="94A3B8"/>
-            </w:tcBorders>
-            <w:shd w:val="clear" w:color="auto" w:fill="F8FAFC"/>
-            <w:tcMar>
-              <w:top w:w="200" w:type="dxa"/>
-              <w:left w:w="180" w:type="dxa"/>
-              <w:bottom w:w="200" w:type="dxa"/>
-              <w:right w:w="180" w:type="dxa"/>
-            </w:tcMar>
-          </w:tcPr>
-          <w:p>
-            <w:pPr>
-              <w:spacing w:before="80" w:after="80"/>
-              <w:jc w:val="center"/>
-              <w:rPr>
-                <w:szCs w:val="26"/>
-              </w:rPr>
-            </w:pPr>
-            <w:r>
-              <w:rPr>
-                <w:b/>
-                <w:color w:val="0284C7"/>
-                <w:szCs w:val="26"/>
-              </w:rPr>
-              <w:t>[CHÈN ẢNH CHỤP GIAO DIỆN Ở ĐÂY]</w:t>
-            </w:r>
-            <w:r>
-              <w:rPr>
-                <w:b/>
-                <w:color w:val="0284C7"/>
-                <w:szCs w:val="26"/>
-              </w:rPr>
-              <w:br/>
-            </w:r>
-            <w:r>
-              <w:rPr>
-                <w:i/>
-                <w:color w:val="505050"/>
-                <w:szCs w:val="26"/>
-              </w:rPr>
-              <w:t>(Giao diện chính đang điều hướng chức năng Sổ Vay Nợ)</w:t>
-            </w:r>
-          </w:p>
-        </w:tc>
-      </w:tr>
-    </w:tbl>
-    <w:p>
-      <w:pPr>
-        <w:spacing w:before="60"/>
-        <w:jc w:val="center"/>
-        <w:rPr>
-          <w:szCs w:val="26"/>
-        </w:rPr>
-      </w:pPr>
-      <w:r>
-        <w:rPr>
-          <w:b/>
-          <w:color w:val="000000"/>
-          <w:szCs w:val="26"/>
-        </w:rPr>
-        <w:t xml:space="preserve">Hình 5.1.7: </w:t>
-      </w:r>
-      <w:r>
-        <w:rPr>
-          <w:i/>
-          <w:color w:val="000000"/>
-          <w:szCs w:val="26"/>
-        </w:rPr>
-        <w:t>Giao diện chính điều hướng màn hình Sổ Khoản Vay &amp; Nợ</w:t>
-      </w:r>
-    </w:p>
-    <w:tbl>
-      <w:tblPr>
-        <w:tblW w:w="0" w:type="auto"/>
-        <w:jc w:val="center"/>
-        <w:tblLayout w:type="fixed"/>
-        <w:tblLook w:val="04A0" w:firstRow="1" w:lastRow="0" w:firstColumn="1" w:lastColumn="0" w:noHBand="0" w:noVBand="1"/>
-      </w:tblPr>
-      <w:tblGrid>
-        <w:gridCol w:w="9072"/>
-      </w:tblGrid>
-      <w:tr>
-        <w:trPr>
-          <w:jc w:val="center"/>
-        </w:trPr>
-        <w:tc>
-          <w:tcPr>
-            <w:tcW w:w="9072" w:type="dxa"/>
-            <w:tcBorders>
-              <w:top w:val="dashed" w:sz="8" w:space="0" w:color="94A3B8"/>
-              <w:left w:val="dashed" w:sz="8" w:space="0" w:color="94A3B8"/>
-              <w:bottom w:val="dashed" w:sz="8" w:space="0" w:color="94A3B8"/>
-              <w:right w:val="dashed" w:sz="8" w:space="0" w:color="94A3B8"/>
-            </w:tcBorders>
-            <w:shd w:val="clear" w:color="auto" w:fill="F8FAFC"/>
-            <w:tcMar>
-              <w:top w:w="200" w:type="dxa"/>
-              <w:left w:w="180" w:type="dxa"/>
-              <w:bottom w:w="200" w:type="dxa"/>
-              <w:right w:w="180" w:type="dxa"/>
-            </w:tcMar>
-          </w:tcPr>
-          <w:p>
-            <w:pPr>
-              <w:spacing w:before="80" w:after="80"/>
-              <w:jc w:val="center"/>
-              <w:rPr>
-                <w:szCs w:val="26"/>
-              </w:rPr>
-            </w:pPr>
-            <w:r>
-              <w:rPr>
-                <w:b/>
-                <w:color w:val="0284C7"/>
-                <w:szCs w:val="26"/>
-              </w:rPr>
-              <w:t>[CHÈN ẢNH CHỤP GIAO DIỆN Ở ĐÂY]</w:t>
-            </w:r>
-            <w:r>
-              <w:rPr>
-                <w:b/>
-                <w:color w:val="0284C7"/>
-                <w:szCs w:val="26"/>
-              </w:rPr>
-              <w:br/>
-            </w:r>
-            <w:r>
-              <w:rPr>
-                <w:i/>
-                <w:color w:val="505050"/>
-                <w:szCs w:val="26"/>
-              </w:rPr>
-              <w:t>(Giao diện chính đang điều hướng màn hình Thông tin Hồ sơ cá nhân)</w:t>
-            </w:r>
-          </w:p>
-        </w:tc>
-      </w:tr>
-    </w:tbl>
-    <w:p>
-      <w:pPr>
-        <w:spacing w:before="60"/>
-        <w:jc w:val="center"/>
-        <w:rPr>
-          <w:szCs w:val="26"/>
-        </w:rPr>
-      </w:pPr>
-      <w:r>
-        <w:rPr>
-          <w:b/>
-          <w:color w:val="000000"/>
-          <w:szCs w:val="26"/>
-        </w:rPr>
-        <w:t xml:space="preserve">Hình 5.1.8: </w:t>
-      </w:r>
-      <w:r>
-        <w:rPr>
-          <w:i/>
-          <w:color w:val="000000"/>
-          <w:szCs w:val="26"/>
-        </w:rPr>
-        <w:t>Giao diện chính điều hướng màn hình Thông Tin Tài Khoản</w:t>
-      </w:r>
-    </w:p>
-    <w:p>
-      <w:pPr>
-        <w:pStyle w:val="Heading2"/>
-        <w:rPr>
-          <w:szCs w:val="26"/>
-        </w:rPr>
-      </w:pPr>
-      <w:bookmarkStart w:id="88" w:name="_Toc241336516"/>
-      <w:bookmarkStart w:id="89" w:name="_Toc241336678"/>
-      <w:r>
-        <w:rPr>
-          <w:szCs w:val="26"/>
-        </w:rPr>
-        <w:t>Các chức năng hoạt động thực tế</w:t>
+        <w:t>Dưới đây là mô tả chi tiết các bước vận hành thực nghiệm từng chức năng nghiệp vụ trọng yếu của phần mềm:</w:t>
+      </w:r>
+    </w:p>
+    <w:p>
+      <w:pPr>
+        <w:pStyle w:val="Heading3"/>
+      </w:pPr>
+      <w:r>
+        <w:t xml:space="preserve"> </w:t>
+      </w:r>
+      <w:bookmarkStart w:id="88" w:name="_Toc241336517"/>
+      <w:bookmarkStart w:id="89" w:name="_Toc241336679"/>
+      <w:r>
+        <w:t>Chức năng Đăng nhập &amp; Đăng ký tài khoản:</w:t>
       </w:r>
       <w:bookmarkEnd w:id="88"/>
       <w:bookmarkEnd w:id="89"/>
-    </w:p>
-    <w:p>
-      <w:pPr>
-        <w:spacing w:after="80" w:line="276" w:lineRule="auto"/>
-        <w:ind w:firstLine="576"/>
-        <w:rPr>
-          <w:szCs w:val="26"/>
-        </w:rPr>
-      </w:pPr>
-      <w:r>
-        <w:rPr>
-          <w:color w:val="000000"/>
-          <w:szCs w:val="26"/>
-        </w:rPr>
-        <w:t>Dưới đây là mô tả chi tiết các bước vận hành thực nghiệm từng chức năng nghiệp vụ trọng yếu của phần mềm:</w:t>
-      </w:r>
-    </w:p>
-    <w:p>
-      <w:pPr>
-        <w:pStyle w:val="Heading3"/>
-      </w:pPr>
-      <w:r>
-        <w:t xml:space="preserve"> </w:t>
-      </w:r>
-      <w:bookmarkStart w:id="90" w:name="_Toc241336517"/>
-      <w:bookmarkStart w:id="91" w:name="_Toc241336679"/>
-      <w:r>
-        <w:t>Chức năng Đăng nhập &amp; Đăng ký tài khoản:</w:t>
-      </w:r>
-      <w:bookmarkEnd w:id="90"/>
-      <w:bookmarkEnd w:id="91"/>
     </w:p>
     <w:p>
       <w:pPr>
@@ -14152,66 +13417,66 @@
     </w:p>
     <w:tbl>
       <w:tblPr>
+        <w:tblStyle w:val="TableGrid"/>
         <w:tblW w:w="0" w:type="auto"/>
-        <w:jc w:val="center"/>
-        <w:tblLayout w:type="fixed"/>
         <w:tblLook w:val="04A0" w:firstRow="1" w:lastRow="0" w:firstColumn="1" w:lastColumn="0" w:noHBand="0" w:noVBand="1"/>
       </w:tblPr>
       <w:tblGrid>
-        <w:gridCol w:w="9072"/>
+        <w:gridCol w:w="9061"/>
       </w:tblGrid>
       <w:tr>
-        <w:trPr>
-          <w:jc w:val="center"/>
-        </w:trPr>
         <w:tc>
           <w:tcPr>
-            <w:tcW w:w="9072" w:type="dxa"/>
-            <w:tcBorders>
-              <w:top w:val="dashed" w:sz="8" w:space="0" w:color="94A3B8"/>
-              <w:left w:val="dashed" w:sz="8" w:space="0" w:color="94A3B8"/>
-              <w:bottom w:val="dashed" w:sz="8" w:space="0" w:color="94A3B8"/>
-              <w:right w:val="dashed" w:sz="8" w:space="0" w:color="94A3B8"/>
-            </w:tcBorders>
-            <w:shd w:val="clear" w:color="auto" w:fill="F8FAFC"/>
-            <w:tcMar>
-              <w:top w:w="200" w:type="dxa"/>
-              <w:left w:w="180" w:type="dxa"/>
-              <w:bottom w:w="200" w:type="dxa"/>
-              <w:right w:w="180" w:type="dxa"/>
-            </w:tcMar>
+            <w:tcW w:w="9061" w:type="dxa"/>
           </w:tcPr>
           <w:p>
             <w:pPr>
-              <w:spacing w:before="80" w:after="80"/>
-              <w:jc w:val="center"/>
+              <w:pStyle w:val="ListParagraph"/>
+              <w:spacing w:after="60" w:line="276" w:lineRule="auto"/>
+              <w:ind w:left="0" w:firstLine="0"/>
               <w:rPr>
                 <w:szCs w:val="26"/>
               </w:rPr>
             </w:pPr>
             <w:r>
               <w:rPr>
-                <w:b/>
-                <w:color w:val="0284C7"/>
-                <w:szCs w:val="26"/>
-              </w:rPr>
-              <w:t>[CHÈN ẢNH CHỤP GIAO DIỆN Ở ĐÂY]</w:t>
-            </w:r>
-            <w:r>
-              <w:rPr>
-                <w:b/>
-                <w:color w:val="0284C7"/>
-                <w:szCs w:val="26"/>
-              </w:rPr>
-              <w:br/>
-            </w:r>
-            <w:r>
-              <w:rPr>
-                <w:i/>
-                <w:color w:val="505050"/>
-                <w:szCs w:val="26"/>
-              </w:rPr>
-              <w:t>(Minh chứng thao tác Đăng ký và Đăng nhập thành công vào hệ thống)</w:t>
+                <w:szCs w:val="26"/>
+              </w:rPr>
+              <w:drawing>
+                <wp:inline distT="0" distB="0" distL="0" distR="0" wp14:anchorId="59ACB558" wp14:editId="4ECC72BE">
+                  <wp:extent cx="5756275" cy="2362200"/>
+                  <wp:effectExtent l="0" t="0" r="0" b="0"/>
+                  <wp:docPr id="1033929442" name="Picture 1"/>
+                  <wp:cNvGraphicFramePr>
+                    <a:graphicFrameLocks xmlns:a="http://schemas.openxmlformats.org/drawingml/2006/main" noChangeAspect="1"/>
+                  </wp:cNvGraphicFramePr>
+                  <a:graphic xmlns:a="http://schemas.openxmlformats.org/drawingml/2006/main">
+                    <a:graphicData uri="http://schemas.openxmlformats.org/drawingml/2006/picture">
+                      <pic:pic xmlns:pic="http://schemas.openxmlformats.org/drawingml/2006/picture">
+                        <pic:nvPicPr>
+                          <pic:cNvPr id="1033929442" name=""/>
+                          <pic:cNvPicPr/>
+                        </pic:nvPicPr>
+                        <pic:blipFill>
+                          <a:blip r:embed="rId25"/>
+                          <a:stretch>
+                            <a:fillRect/>
+                          </a:stretch>
+                        </pic:blipFill>
+                        <pic:spPr>
+                          <a:xfrm>
+                            <a:off x="0" y="0"/>
+                            <a:ext cx="5804315" cy="2381914"/>
+                          </a:xfrm>
+                          <a:prstGeom prst="rect">
+                            <a:avLst/>
+                          </a:prstGeom>
+                        </pic:spPr>
+                      </pic:pic>
+                    </a:graphicData>
+                  </a:graphic>
+                </wp:inline>
+              </w:drawing>
             </w:r>
           </w:p>
         </w:tc>
@@ -14219,6 +13484,16 @@
     </w:tbl>
     <w:p>
       <w:pPr>
+        <w:pStyle w:val="ListParagraph"/>
+        <w:spacing w:after="60" w:line="276" w:lineRule="auto"/>
+        <w:ind w:left="630" w:firstLine="0"/>
+        <w:rPr>
+          <w:szCs w:val="26"/>
+        </w:rPr>
+      </w:pPr>
+    </w:p>
+    <w:p>
+      <w:pPr>
         <w:spacing w:before="60"/>
         <w:jc w:val="center"/>
         <w:rPr>
@@ -14246,14 +13521,13 @@
       <w:pPr>
         <w:pStyle w:val="Heading3"/>
       </w:pPr>
-      <w:bookmarkStart w:id="92" w:name="_Toc241336518"/>
-      <w:bookmarkStart w:id="93" w:name="_Toc241336680"/>
-      <w:r>
-        <w:lastRenderedPageBreak/>
+      <w:bookmarkStart w:id="90" w:name="_Toc241336518"/>
+      <w:bookmarkStart w:id="91" w:name="_Toc241336680"/>
+      <w:r>
         <w:t>Chức năng Quên mật khẩu và Khôi phục qua Gmail OTP:</w:t>
       </w:r>
-      <w:bookmarkEnd w:id="92"/>
-      <w:bookmarkEnd w:id="93"/>
+      <w:bookmarkEnd w:id="90"/>
+      <w:bookmarkEnd w:id="91"/>
     </w:p>
     <w:p>
       <w:pPr>
@@ -14295,6 +13569,7 @@
           <w:color w:val="0F4761"/>
           <w:szCs w:val="26"/>
         </w:rPr>
+        <w:lastRenderedPageBreak/>
         <w:t xml:space="preserve">• </w:t>
       </w:r>
       <w:r>
@@ -14336,6 +13611,7 @@
         <w:spacing w:after="60" w:line="276" w:lineRule="auto"/>
         <w:ind w:left="576"/>
         <w:rPr>
+          <w:color w:val="000000"/>
           <w:szCs w:val="26"/>
         </w:rPr>
       </w:pPr>
@@ -14357,66 +13633,69 @@
     </w:p>
     <w:tbl>
       <w:tblPr>
+        <w:tblStyle w:val="TableGrid"/>
         <w:tblW w:w="0" w:type="auto"/>
-        <w:jc w:val="center"/>
-        <w:tblLayout w:type="fixed"/>
         <w:tblLook w:val="04A0" w:firstRow="1" w:lastRow="0" w:firstColumn="1" w:lastColumn="0" w:noHBand="0" w:noVBand="1"/>
       </w:tblPr>
       <w:tblGrid>
-        <w:gridCol w:w="9072"/>
+        <w:gridCol w:w="9061"/>
       </w:tblGrid>
       <w:tr>
         <w:trPr>
-          <w:jc w:val="center"/>
+          <w:trHeight w:val="5147"/>
         </w:trPr>
         <w:tc>
           <w:tcPr>
-            <w:tcW w:w="9072" w:type="dxa"/>
-            <w:tcBorders>
-              <w:top w:val="dashed" w:sz="8" w:space="0" w:color="94A3B8"/>
-              <w:left w:val="dashed" w:sz="8" w:space="0" w:color="94A3B8"/>
-              <w:bottom w:val="dashed" w:sz="8" w:space="0" w:color="94A3B8"/>
-              <w:right w:val="dashed" w:sz="8" w:space="0" w:color="94A3B8"/>
-            </w:tcBorders>
-            <w:shd w:val="clear" w:color="auto" w:fill="F8FAFC"/>
-            <w:tcMar>
-              <w:top w:w="200" w:type="dxa"/>
-              <w:left w:w="180" w:type="dxa"/>
-              <w:bottom w:w="200" w:type="dxa"/>
-              <w:right w:w="180" w:type="dxa"/>
-            </w:tcMar>
+            <w:tcW w:w="9061" w:type="dxa"/>
           </w:tcPr>
           <w:p>
             <w:pPr>
-              <w:spacing w:before="80" w:after="80"/>
-              <w:jc w:val="center"/>
+              <w:pStyle w:val="ListParagraph"/>
+              <w:spacing w:after="60" w:line="276" w:lineRule="auto"/>
+              <w:ind w:left="0" w:firstLine="0"/>
               <w:rPr>
                 <w:szCs w:val="26"/>
               </w:rPr>
             </w:pPr>
             <w:r>
               <w:rPr>
-                <w:b/>
-                <w:color w:val="0284C7"/>
-                <w:szCs w:val="26"/>
-              </w:rPr>
-              <w:t>[CHÈN ẢNH CHỤP GIAO DIỆN Ở ĐÂY]</w:t>
-            </w:r>
-            <w:r>
-              <w:rPr>
-                <w:b/>
-                <w:color w:val="0284C7"/>
-                <w:szCs w:val="26"/>
-              </w:rPr>
-              <w:br/>
-            </w:r>
-            <w:r>
-              <w:rPr>
-                <w:i/>
-                <w:color w:val="505050"/>
-                <w:szCs w:val="26"/>
-              </w:rPr>
-              <w:t>(Minh chứng nhận mã OTP qua Gmail và màn hình xác minh khôi phục mật khẩu)</w:t>
+                <w:szCs w:val="26"/>
+              </w:rPr>
+              <w:drawing>
+                <wp:inline distT="0" distB="0" distL="0" distR="0" wp14:anchorId="791A393D" wp14:editId="1D7D2651">
+                  <wp:extent cx="5721350" cy="3215640"/>
+                  <wp:effectExtent l="0" t="0" r="0" b="3810"/>
+                  <wp:docPr id="143217394" name="Picture 1"/>
+                  <wp:cNvGraphicFramePr>
+                    <a:graphicFrameLocks xmlns:a="http://schemas.openxmlformats.org/drawingml/2006/main" noChangeAspect="1"/>
+                  </wp:cNvGraphicFramePr>
+                  <a:graphic xmlns:a="http://schemas.openxmlformats.org/drawingml/2006/main">
+                    <a:graphicData uri="http://schemas.openxmlformats.org/drawingml/2006/picture">
+                      <pic:pic xmlns:pic="http://schemas.openxmlformats.org/drawingml/2006/picture">
+                        <pic:nvPicPr>
+                          <pic:cNvPr id="143217394" name=""/>
+                          <pic:cNvPicPr/>
+                        </pic:nvPicPr>
+                        <pic:blipFill>
+                          <a:blip r:embed="rId26"/>
+                          <a:stretch>
+                            <a:fillRect/>
+                          </a:stretch>
+                        </pic:blipFill>
+                        <pic:spPr>
+                          <a:xfrm>
+                            <a:off x="0" y="0"/>
+                            <a:ext cx="5734050" cy="3222778"/>
+                          </a:xfrm>
+                          <a:prstGeom prst="rect">
+                            <a:avLst/>
+                          </a:prstGeom>
+                        </pic:spPr>
+                      </pic:pic>
+                    </a:graphicData>
+                  </a:graphic>
+                </wp:inline>
+              </w:drawing>
             </w:r>
           </w:p>
         </w:tc>
@@ -14424,6 +13703,16 @@
     </w:tbl>
     <w:p>
       <w:pPr>
+        <w:pStyle w:val="ListParagraph"/>
+        <w:spacing w:after="60" w:line="276" w:lineRule="auto"/>
+        <w:ind w:left="576"/>
+        <w:rPr>
+          <w:szCs w:val="26"/>
+        </w:rPr>
+      </w:pPr>
+    </w:p>
+    <w:p>
+      <w:pPr>
         <w:spacing w:before="60"/>
         <w:jc w:val="center"/>
         <w:rPr>
@@ -14451,13 +13740,13 @@
       <w:pPr>
         <w:pStyle w:val="Heading3"/>
       </w:pPr>
-      <w:bookmarkStart w:id="94" w:name="_Toc241336519"/>
-      <w:bookmarkStart w:id="95" w:name="_Toc241336681"/>
+      <w:bookmarkStart w:id="92" w:name="_Toc241336519"/>
+      <w:bookmarkStart w:id="93" w:name="_Toc241336681"/>
       <w:r>
         <w:t>Chức năng Nhập giao dịch &amp; Cảnh báo hạn mức ngân sách</w:t>
       </w:r>
-      <w:bookmarkEnd w:id="94"/>
-      <w:bookmarkEnd w:id="95"/>
+      <w:bookmarkEnd w:id="92"/>
+      <w:bookmarkEnd w:id="93"/>
     </w:p>
     <w:p>
       <w:pPr>
@@ -14541,66 +13830,67 @@
     </w:p>
     <w:tbl>
       <w:tblPr>
+        <w:tblStyle w:val="TableGrid"/>
         <w:tblW w:w="0" w:type="auto"/>
-        <w:jc w:val="center"/>
-        <w:tblLayout w:type="fixed"/>
         <w:tblLook w:val="04A0" w:firstRow="1" w:lastRow="0" w:firstColumn="1" w:lastColumn="0" w:noHBand="0" w:noVBand="1"/>
       </w:tblPr>
       <w:tblGrid>
-        <w:gridCol w:w="9072"/>
+        <w:gridCol w:w="9061"/>
       </w:tblGrid>
       <w:tr>
-        <w:trPr>
-          <w:jc w:val="center"/>
-        </w:trPr>
         <w:tc>
           <w:tcPr>
-            <w:tcW w:w="9072" w:type="dxa"/>
-            <w:tcBorders>
-              <w:top w:val="dashed" w:sz="8" w:space="0" w:color="94A3B8"/>
-              <w:left w:val="dashed" w:sz="8" w:space="0" w:color="94A3B8"/>
-              <w:bottom w:val="dashed" w:sz="8" w:space="0" w:color="94A3B8"/>
-              <w:right w:val="dashed" w:sz="8" w:space="0" w:color="94A3B8"/>
-            </w:tcBorders>
-            <w:shd w:val="clear" w:color="auto" w:fill="F8FAFC"/>
-            <w:tcMar>
-              <w:top w:w="200" w:type="dxa"/>
-              <w:left w:w="180" w:type="dxa"/>
-              <w:bottom w:w="200" w:type="dxa"/>
-              <w:right w:w="180" w:type="dxa"/>
-            </w:tcMar>
+            <w:tcW w:w="9061" w:type="dxa"/>
           </w:tcPr>
           <w:p>
             <w:pPr>
-              <w:spacing w:before="80" w:after="80"/>
-              <w:jc w:val="center"/>
+              <w:pStyle w:val="ListParagraph"/>
+              <w:spacing w:after="60" w:line="276" w:lineRule="auto"/>
+              <w:ind w:left="0" w:firstLine="0"/>
               <w:rPr>
                 <w:szCs w:val="26"/>
               </w:rPr>
             </w:pPr>
             <w:r>
               <w:rPr>
-                <w:b/>
-                <w:color w:val="0284C7"/>
-                <w:szCs w:val="26"/>
-              </w:rPr>
-              <w:t>[CHÈN ẢNH CHỤP GIAO DIỆN Ở ĐÂY]</w:t>
-            </w:r>
-            <w:r>
-              <w:rPr>
-                <w:b/>
-                <w:color w:val="0284C7"/>
-                <w:szCs w:val="26"/>
-              </w:rPr>
-              <w:br/>
-            </w:r>
-            <w:r>
-              <w:rPr>
-                <w:i/>
-                <w:color w:val="505050"/>
-                <w:szCs w:val="26"/>
-              </w:rPr>
-              <w:t>(Minh chứng hộp thoại cảnh báo ngân sách chi tiêu xuất hiện khi lưu giao dịch)</w:t>
+                <w:szCs w:val="26"/>
+              </w:rPr>
+              <w:lastRenderedPageBreak/>
+              <w:drawing>
+                <wp:inline distT="0" distB="0" distL="0" distR="0" wp14:anchorId="09B5D566" wp14:editId="5992208B">
+                  <wp:extent cx="5760085" cy="2583180"/>
+                  <wp:effectExtent l="0" t="0" r="0" b="7620"/>
+                  <wp:docPr id="1521567998" name="Picture 1"/>
+                  <wp:cNvGraphicFramePr>
+                    <a:graphicFrameLocks xmlns:a="http://schemas.openxmlformats.org/drawingml/2006/main" noChangeAspect="1"/>
+                  </wp:cNvGraphicFramePr>
+                  <a:graphic xmlns:a="http://schemas.openxmlformats.org/drawingml/2006/main">
+                    <a:graphicData uri="http://schemas.openxmlformats.org/drawingml/2006/picture">
+                      <pic:pic xmlns:pic="http://schemas.openxmlformats.org/drawingml/2006/picture">
+                        <pic:nvPicPr>
+                          <pic:cNvPr id="1521567998" name=""/>
+                          <pic:cNvPicPr/>
+                        </pic:nvPicPr>
+                        <pic:blipFill>
+                          <a:blip r:embed="rId27"/>
+                          <a:stretch>
+                            <a:fillRect/>
+                          </a:stretch>
+                        </pic:blipFill>
+                        <pic:spPr>
+                          <a:xfrm>
+                            <a:off x="0" y="0"/>
+                            <a:ext cx="5760085" cy="2583180"/>
+                          </a:xfrm>
+                          <a:prstGeom prst="rect">
+                            <a:avLst/>
+                          </a:prstGeom>
+                        </pic:spPr>
+                      </pic:pic>
+                    </a:graphicData>
+                  </a:graphic>
+                </wp:inline>
+              </w:drawing>
             </w:r>
           </w:p>
         </w:tc>
@@ -14608,6 +13898,16 @@
     </w:tbl>
     <w:p>
       <w:pPr>
+        <w:pStyle w:val="ListParagraph"/>
+        <w:spacing w:after="60" w:line="276" w:lineRule="auto"/>
+        <w:ind w:left="630" w:firstLine="0"/>
+        <w:rPr>
+          <w:szCs w:val="26"/>
+        </w:rPr>
+      </w:pPr>
+    </w:p>
+    <w:p>
+      <w:pPr>
         <w:spacing w:before="60"/>
         <w:jc w:val="center"/>
         <w:rPr>
@@ -14635,13 +13935,13 @@
       <w:pPr>
         <w:pStyle w:val="Heading3"/>
       </w:pPr>
-      <w:bookmarkStart w:id="96" w:name="_Toc241336520"/>
-      <w:bookmarkStart w:id="97" w:name="_Toc241336682"/>
+      <w:bookmarkStart w:id="94" w:name="_Toc241336520"/>
+      <w:bookmarkStart w:id="95" w:name="_Toc241336682"/>
       <w:r>
         <w:t>Chức năng Thiết lập hạn mức ngân sách theo tháng</w:t>
       </w:r>
-      <w:bookmarkEnd w:id="96"/>
-      <w:bookmarkEnd w:id="97"/>
+      <w:bookmarkEnd w:id="94"/>
+      <w:bookmarkEnd w:id="95"/>
     </w:p>
     <w:p>
       <w:pPr>
@@ -14705,67 +14005,68 @@
     </w:p>
     <w:tbl>
       <w:tblPr>
+        <w:tblStyle w:val="TableGrid"/>
         <w:tblW w:w="0" w:type="auto"/>
-        <w:jc w:val="center"/>
-        <w:tblLayout w:type="fixed"/>
         <w:tblLook w:val="04A0" w:firstRow="1" w:lastRow="0" w:firstColumn="1" w:lastColumn="0" w:noHBand="0" w:noVBand="1"/>
       </w:tblPr>
       <w:tblGrid>
-        <w:gridCol w:w="9072"/>
+        <w:gridCol w:w="9061"/>
       </w:tblGrid>
       <w:tr>
-        <w:trPr>
-          <w:jc w:val="center"/>
-        </w:trPr>
         <w:tc>
           <w:tcPr>
-            <w:tcW w:w="9072" w:type="dxa"/>
-            <w:tcBorders>
-              <w:top w:val="dashed" w:sz="8" w:space="0" w:color="94A3B8"/>
-              <w:left w:val="dashed" w:sz="8" w:space="0" w:color="94A3B8"/>
-              <w:bottom w:val="dashed" w:sz="8" w:space="0" w:color="94A3B8"/>
-              <w:right w:val="dashed" w:sz="8" w:space="0" w:color="94A3B8"/>
-            </w:tcBorders>
-            <w:shd w:val="clear" w:color="auto" w:fill="F8FAFC"/>
-            <w:tcMar>
-              <w:top w:w="200" w:type="dxa"/>
-              <w:left w:w="180" w:type="dxa"/>
-              <w:bottom w:w="200" w:type="dxa"/>
-              <w:right w:w="180" w:type="dxa"/>
-            </w:tcMar>
+            <w:tcW w:w="9061" w:type="dxa"/>
           </w:tcPr>
           <w:p>
             <w:pPr>
-              <w:spacing w:before="80" w:after="80"/>
-              <w:jc w:val="center"/>
-              <w:rPr>
+              <w:pStyle w:val="ListParagraph"/>
+              <w:spacing w:after="60" w:line="276" w:lineRule="auto"/>
+              <w:ind w:left="0" w:firstLine="0"/>
+              <w:rPr>
+                <w:color w:val="000000"/>
                 <w:szCs w:val="26"/>
               </w:rPr>
             </w:pPr>
             <w:r>
               <w:rPr>
-                <w:b/>
-                <w:color w:val="0284C7"/>
-                <w:szCs w:val="26"/>
-              </w:rPr>
-              <w:lastRenderedPageBreak/>
-              <w:t>[CHÈN ẢNH CHỤP GIAO DIỆN Ở ĐÂY]</w:t>
-            </w:r>
-            <w:r>
-              <w:rPr>
-                <w:b/>
-                <w:color w:val="0284C7"/>
-                <w:szCs w:val="26"/>
-              </w:rPr>
-              <w:br/>
-            </w:r>
-            <w:r>
-              <w:rPr>
-                <w:i/>
-                <w:color w:val="505050"/>
-                <w:szCs w:val="26"/>
-              </w:rPr>
-              <w:t>(Minh chứng bảng theo dõi ngân sách với thanh tiến độ phân cấp màu sắc)</w:t>
+                <w:color w:val="000000"/>
+                <w:szCs w:val="26"/>
+              </w:rPr>
+              <w:drawing>
+                <wp:inline distT="0" distB="0" distL="0" distR="0" wp14:anchorId="308B2EE5" wp14:editId="5DF45C5D">
+                  <wp:extent cx="5760085" cy="2613660"/>
+                  <wp:effectExtent l="0" t="0" r="0" b="0"/>
+                  <wp:docPr id="820815311" name="Picture 1"/>
+                  <wp:cNvGraphicFramePr>
+                    <a:graphicFrameLocks xmlns:a="http://schemas.openxmlformats.org/drawingml/2006/main" noChangeAspect="1"/>
+                  </wp:cNvGraphicFramePr>
+                  <a:graphic xmlns:a="http://schemas.openxmlformats.org/drawingml/2006/main">
+                    <a:graphicData uri="http://schemas.openxmlformats.org/drawingml/2006/picture">
+                      <pic:pic xmlns:pic="http://schemas.openxmlformats.org/drawingml/2006/picture">
+                        <pic:nvPicPr>
+                          <pic:cNvPr id="820815311" name=""/>
+                          <pic:cNvPicPr/>
+                        </pic:nvPicPr>
+                        <pic:blipFill>
+                          <a:blip r:embed="rId28"/>
+                          <a:stretch>
+                            <a:fillRect/>
+                          </a:stretch>
+                        </pic:blipFill>
+                        <pic:spPr>
+                          <a:xfrm>
+                            <a:off x="0" y="0"/>
+                            <a:ext cx="5760085" cy="2613660"/>
+                          </a:xfrm>
+                          <a:prstGeom prst="rect">
+                            <a:avLst/>
+                          </a:prstGeom>
+                        </pic:spPr>
+                      </pic:pic>
+                    </a:graphicData>
+                  </a:graphic>
+                </wp:inline>
+              </w:drawing>
             </w:r>
           </w:p>
         </w:tc>
@@ -14773,6 +14074,27 @@
     </w:tbl>
     <w:p>
       <w:pPr>
+        <w:pStyle w:val="ListParagraph"/>
+        <w:spacing w:after="60" w:line="276" w:lineRule="auto"/>
+        <w:ind w:left="360" w:firstLine="0"/>
+        <w:rPr>
+          <w:color w:val="000000"/>
+          <w:szCs w:val="26"/>
+        </w:rPr>
+      </w:pPr>
+    </w:p>
+    <w:p>
+      <w:pPr>
+        <w:pStyle w:val="ListParagraph"/>
+        <w:spacing w:after="60" w:line="276" w:lineRule="auto"/>
+        <w:ind w:left="360" w:firstLine="0"/>
+        <w:rPr>
+          <w:szCs w:val="26"/>
+        </w:rPr>
+      </w:pPr>
+    </w:p>
+    <w:p>
+      <w:pPr>
         <w:spacing w:before="60"/>
         <w:jc w:val="center"/>
         <w:rPr>
@@ -14800,13 +14122,13 @@
       <w:pPr>
         <w:pStyle w:val="Heading3"/>
       </w:pPr>
-      <w:bookmarkStart w:id="98" w:name="_Toc241336521"/>
-      <w:bookmarkStart w:id="99" w:name="_Toc241336683"/>
+      <w:bookmarkStart w:id="96" w:name="_Toc241336521"/>
+      <w:bookmarkStart w:id="97" w:name="_Toc241336683"/>
       <w:r>
         <w:t>Chức năng Quản lý khoản vay nợ và Thanh toán nợ:</w:t>
       </w:r>
-      <w:bookmarkEnd w:id="98"/>
-      <w:bookmarkEnd w:id="99"/>
+      <w:bookmarkEnd w:id="96"/>
+      <w:bookmarkEnd w:id="97"/>
     </w:p>
     <w:p>
       <w:pPr>
@@ -14845,6 +14167,7 @@
           <w:color w:val="000000"/>
           <w:szCs w:val="26"/>
         </w:rPr>
+        <w:lastRenderedPageBreak/>
         <w:t>Bấm 'Thêm mới' để ghi nhận khoản vay.</w:t>
       </w:r>
     </w:p>
@@ -14890,66 +14213,66 @@
     </w:p>
     <w:tbl>
       <w:tblPr>
+        <w:tblStyle w:val="TableGrid"/>
         <w:tblW w:w="0" w:type="auto"/>
-        <w:jc w:val="center"/>
-        <w:tblLayout w:type="fixed"/>
         <w:tblLook w:val="04A0" w:firstRow="1" w:lastRow="0" w:firstColumn="1" w:lastColumn="0" w:noHBand="0" w:noVBand="1"/>
       </w:tblPr>
       <w:tblGrid>
-        <w:gridCol w:w="9072"/>
+        <w:gridCol w:w="9061"/>
       </w:tblGrid>
       <w:tr>
-        <w:trPr>
-          <w:jc w:val="center"/>
-        </w:trPr>
         <w:tc>
           <w:tcPr>
-            <w:tcW w:w="9072" w:type="dxa"/>
-            <w:tcBorders>
-              <w:top w:val="dashed" w:sz="8" w:space="0" w:color="94A3B8"/>
-              <w:left w:val="dashed" w:sz="8" w:space="0" w:color="94A3B8"/>
-              <w:bottom w:val="dashed" w:sz="8" w:space="0" w:color="94A3B8"/>
-              <w:right w:val="dashed" w:sz="8" w:space="0" w:color="94A3B8"/>
-            </w:tcBorders>
-            <w:shd w:val="clear" w:color="auto" w:fill="F8FAFC"/>
-            <w:tcMar>
-              <w:top w:w="200" w:type="dxa"/>
-              <w:left w:w="180" w:type="dxa"/>
-              <w:bottom w:w="200" w:type="dxa"/>
-              <w:right w:w="180" w:type="dxa"/>
-            </w:tcMar>
+            <w:tcW w:w="9061" w:type="dxa"/>
           </w:tcPr>
           <w:p>
             <w:pPr>
-              <w:spacing w:before="80" w:after="80"/>
-              <w:jc w:val="center"/>
+              <w:pStyle w:val="ListParagraph"/>
+              <w:spacing w:after="60" w:line="276" w:lineRule="auto"/>
+              <w:ind w:left="0" w:firstLine="0"/>
               <w:rPr>
                 <w:szCs w:val="26"/>
               </w:rPr>
             </w:pPr>
             <w:r>
               <w:rPr>
-                <w:b/>
-                <w:color w:val="0284C7"/>
-                <w:szCs w:val="26"/>
-              </w:rPr>
-              <w:t>[CHÈN ẢNH CHỤP GIAO DIỆN Ở ĐÂY]</w:t>
-            </w:r>
-            <w:r>
-              <w:rPr>
-                <w:b/>
-                <w:color w:val="0284C7"/>
-                <w:szCs w:val="26"/>
-              </w:rPr>
-              <w:br/>
-            </w:r>
-            <w:r>
-              <w:rPr>
-                <w:i/>
-                <w:color w:val="505050"/>
-                <w:szCs w:val="26"/>
-              </w:rPr>
-              <w:t>(Minh chứng thao tác thanh toán nợ và tự động cập nhật vào lịch sử giao dịch)</w:t>
+                <w:szCs w:val="26"/>
+              </w:rPr>
+              <w:drawing>
+                <wp:inline distT="0" distB="0" distL="0" distR="0" wp14:anchorId="1A084F8A" wp14:editId="60712AFF">
+                  <wp:extent cx="5760085" cy="2918460"/>
+                  <wp:effectExtent l="0" t="0" r="0" b="0"/>
+                  <wp:docPr id="1013580585" name="Picture 1"/>
+                  <wp:cNvGraphicFramePr>
+                    <a:graphicFrameLocks xmlns:a="http://schemas.openxmlformats.org/drawingml/2006/main" noChangeAspect="1"/>
+                  </wp:cNvGraphicFramePr>
+                  <a:graphic xmlns:a="http://schemas.openxmlformats.org/drawingml/2006/main">
+                    <a:graphicData uri="http://schemas.openxmlformats.org/drawingml/2006/picture">
+                      <pic:pic xmlns:pic="http://schemas.openxmlformats.org/drawingml/2006/picture">
+                        <pic:nvPicPr>
+                          <pic:cNvPr id="1013580585" name=""/>
+                          <pic:cNvPicPr/>
+                        </pic:nvPicPr>
+                        <pic:blipFill>
+                          <a:blip r:embed="rId29"/>
+                          <a:stretch>
+                            <a:fillRect/>
+                          </a:stretch>
+                        </pic:blipFill>
+                        <pic:spPr>
+                          <a:xfrm>
+                            <a:off x="0" y="0"/>
+                            <a:ext cx="5760085" cy="2918460"/>
+                          </a:xfrm>
+                          <a:prstGeom prst="rect">
+                            <a:avLst/>
+                          </a:prstGeom>
+                        </pic:spPr>
+                      </pic:pic>
+                    </a:graphicData>
+                  </a:graphic>
+                </wp:inline>
+              </w:drawing>
             </w:r>
           </w:p>
         </w:tc>
@@ -14957,6 +14280,16 @@
     </w:tbl>
     <w:p>
       <w:pPr>
+        <w:pStyle w:val="ListParagraph"/>
+        <w:spacing w:after="60" w:line="276" w:lineRule="auto"/>
+        <w:ind w:left="630" w:firstLine="0"/>
+        <w:rPr>
+          <w:szCs w:val="26"/>
+        </w:rPr>
+      </w:pPr>
+    </w:p>
+    <w:p>
+      <w:pPr>
         <w:spacing w:before="60"/>
         <w:jc w:val="center"/>
         <w:rPr>
@@ -14984,13 +14317,13 @@
       <w:pPr>
         <w:pStyle w:val="Heading3"/>
       </w:pPr>
-      <w:bookmarkStart w:id="100" w:name="_Toc241336522"/>
-      <w:bookmarkStart w:id="101" w:name="_Toc241336684"/>
+      <w:bookmarkStart w:id="98" w:name="_Toc241336522"/>
+      <w:bookmarkStart w:id="99" w:name="_Toc241336684"/>
       <w:r>
         <w:t>Chức năng Quản lý danh mục và Tra cứu lịch sử dòng tiền:</w:t>
       </w:r>
-      <w:bookmarkEnd w:id="100"/>
-      <w:bookmarkEnd w:id="101"/>
+      <w:bookmarkEnd w:id="98"/>
+      <w:bookmarkEnd w:id="99"/>
     </w:p>
     <w:p>
       <w:pPr>
@@ -15021,79 +14354,101 @@
         </w:numPr>
         <w:spacing w:after="60" w:line="276" w:lineRule="auto"/>
         <w:rPr>
-          <w:szCs w:val="26"/>
-        </w:rPr>
-      </w:pPr>
-      <w:r>
-        <w:rPr>
-          <w:color w:val="000000"/>
-          <w:szCs w:val="26"/>
-        </w:rPr>
-        <w:t>Tại màn hình 'Lịch', người dùng có thể tra cứu giao dịch theo từ khóa, lọc xem riêng 'Thu Nhập' hoặc 'Chi Tiêu', sửa số tiền hoặc xóa giao dịch sai lệch.</w:t>
+          <w:color w:val="000000"/>
+          <w:szCs w:val="26"/>
+        </w:rPr>
+      </w:pPr>
+      <w:r>
+        <w:rPr>
+          <w:color w:val="000000"/>
+          <w:szCs w:val="26"/>
+        </w:rPr>
+        <w:t xml:space="preserve">Tại màn hình 'Lịch', người dùng có thể tra cứu giao dịch theo từ khóa, lọc xem riêng 'Thu Nhập' hoặc 'Chi Tiêu', sửa số tiền </w:t>
+      </w:r>
+    </w:p>
+    <w:p>
+      <w:pPr>
+        <w:pStyle w:val="ListParagraph"/>
+        <w:numPr>
+          <w:ilvl w:val="1"/>
+          <w:numId w:val="28"/>
+        </w:numPr>
+        <w:spacing w:after="60" w:line="276" w:lineRule="auto"/>
+        <w:rPr>
+          <w:szCs w:val="26"/>
+        </w:rPr>
+      </w:pPr>
+      <w:r>
+        <w:rPr>
+          <w:color w:val="000000"/>
+          <w:szCs w:val="26"/>
+        </w:rPr>
+        <w:t>hoặc xóa giao dịch sai lệch.</w:t>
       </w:r>
     </w:p>
     <w:tbl>
       <w:tblPr>
+        <w:tblStyle w:val="TableGrid"/>
         <w:tblW w:w="0" w:type="auto"/>
-        <w:jc w:val="center"/>
-        <w:tblLayout w:type="fixed"/>
         <w:tblLook w:val="04A0" w:firstRow="1" w:lastRow="0" w:firstColumn="1" w:lastColumn="0" w:noHBand="0" w:noVBand="1"/>
       </w:tblPr>
       <w:tblGrid>
-        <w:gridCol w:w="9072"/>
+        <w:gridCol w:w="9061"/>
       </w:tblGrid>
       <w:tr>
-        <w:trPr>
-          <w:jc w:val="center"/>
-        </w:trPr>
         <w:tc>
           <w:tcPr>
-            <w:tcW w:w="9072" w:type="dxa"/>
-            <w:tcBorders>
-              <w:top w:val="dashed" w:sz="8" w:space="0" w:color="94A3B8"/>
-              <w:left w:val="dashed" w:sz="8" w:space="0" w:color="94A3B8"/>
-              <w:bottom w:val="dashed" w:sz="8" w:space="0" w:color="94A3B8"/>
-              <w:right w:val="dashed" w:sz="8" w:space="0" w:color="94A3B8"/>
-            </w:tcBorders>
-            <w:shd w:val="clear" w:color="auto" w:fill="F8FAFC"/>
-            <w:tcMar>
-              <w:top w:w="200" w:type="dxa"/>
-              <w:left w:w="180" w:type="dxa"/>
-              <w:bottom w:w="200" w:type="dxa"/>
-              <w:right w:w="180" w:type="dxa"/>
-            </w:tcMar>
+            <w:tcW w:w="9061" w:type="dxa"/>
           </w:tcPr>
           <w:p>
             <w:pPr>
-              <w:spacing w:before="80" w:after="80"/>
-              <w:jc w:val="center"/>
+              <w:pStyle w:val="ListParagraph"/>
+              <w:spacing w:after="60" w:line="276" w:lineRule="auto"/>
+              <w:ind w:left="0" w:firstLine="0"/>
               <w:rPr>
                 <w:szCs w:val="26"/>
               </w:rPr>
             </w:pPr>
             <w:r>
               <w:rPr>
-                <w:b/>
-                <w:color w:val="0284C7"/>
-                <w:szCs w:val="26"/>
-              </w:rPr>
-              <w:t>[CHÈN ẢNH CHỤP GIAO DIỆN Ở ĐÂY]</w:t>
-            </w:r>
-            <w:r>
-              <w:rPr>
-                <w:b/>
-                <w:color w:val="0284C7"/>
-                <w:szCs w:val="26"/>
-              </w:rPr>
-              <w:br/>
-            </w:r>
-            <w:r>
-              <w:rPr>
-                <w:i/>
-                <w:color w:val="505050"/>
-                <w:szCs w:val="26"/>
-              </w:rPr>
-              <w:t>(Minh chứng bảng lịch sử giao dịch có phân loại màu sắc và chức năng tìm kiếm)</w:t>
+                <w:szCs w:val="26"/>
+              </w:rPr>
+              <w:lastRenderedPageBreak/>
+              <w:drawing>
+                <wp:inline distT="0" distB="0" distL="0" distR="0" wp14:anchorId="312111A3" wp14:editId="0401A46C">
+                  <wp:extent cx="5760085" cy="3078480"/>
+                  <wp:effectExtent l="0" t="0" r="0" b="7620"/>
+                  <wp:docPr id="1616423853" name="Picture 1"/>
+                  <wp:cNvGraphicFramePr>
+                    <a:graphicFrameLocks xmlns:a="http://schemas.openxmlformats.org/drawingml/2006/main" noChangeAspect="1"/>
+                  </wp:cNvGraphicFramePr>
+                  <a:graphic xmlns:a="http://schemas.openxmlformats.org/drawingml/2006/main">
+                    <a:graphicData uri="http://schemas.openxmlformats.org/drawingml/2006/picture">
+                      <pic:pic xmlns:pic="http://schemas.openxmlformats.org/drawingml/2006/picture">
+                        <pic:nvPicPr>
+                          <pic:cNvPr id="1616423853" name=""/>
+                          <pic:cNvPicPr/>
+                        </pic:nvPicPr>
+                        <pic:blipFill>
+                          <a:blip r:embed="rId30"/>
+                          <a:stretch>
+                            <a:fillRect/>
+                          </a:stretch>
+                        </pic:blipFill>
+                        <pic:spPr>
+                          <a:xfrm>
+                            <a:off x="0" y="0"/>
+                            <a:ext cx="5760085" cy="3078480"/>
+                          </a:xfrm>
+                          <a:prstGeom prst="rect">
+                            <a:avLst/>
+                          </a:prstGeom>
+                        </pic:spPr>
+                      </pic:pic>
+                    </a:graphicData>
+                  </a:graphic>
+                </wp:inline>
+              </w:drawing>
             </w:r>
           </w:p>
         </w:tc>
@@ -15101,6 +14456,16 @@
     </w:tbl>
     <w:p>
       <w:pPr>
+        <w:pStyle w:val="ListParagraph"/>
+        <w:spacing w:after="60" w:line="276" w:lineRule="auto"/>
+        <w:ind w:left="630" w:firstLine="0"/>
+        <w:rPr>
+          <w:szCs w:val="26"/>
+        </w:rPr>
+      </w:pPr>
+    </w:p>
+    <w:p>
+      <w:pPr>
         <w:spacing w:before="60"/>
         <w:jc w:val="center"/>
         <w:rPr>
@@ -15131,44 +14496,44 @@
           <w:szCs w:val="26"/>
         </w:rPr>
       </w:pPr>
-      <w:bookmarkStart w:id="102" w:name="_Toc241336523"/>
-      <w:bookmarkStart w:id="103" w:name="_Toc241336685"/>
+      <w:bookmarkStart w:id="100" w:name="_Toc241336523"/>
+      <w:bookmarkStart w:id="101" w:name="_Toc241336685"/>
       <w:r>
         <w:rPr>
           <w:szCs w:val="26"/>
         </w:rPr>
         <w:t>Kết quả báo cáo / thống kê</w:t>
+      </w:r>
+      <w:bookmarkEnd w:id="100"/>
+      <w:bookmarkEnd w:id="101"/>
+    </w:p>
+    <w:p>
+      <w:pPr>
+        <w:spacing w:after="80" w:line="276" w:lineRule="auto"/>
+        <w:ind w:firstLine="576"/>
+        <w:rPr>
+          <w:szCs w:val="26"/>
+        </w:rPr>
+      </w:pPr>
+      <w:r>
+        <w:rPr>
+          <w:color w:val="000000"/>
+          <w:szCs w:val="26"/>
+        </w:rPr>
+        <w:t>Hệ thống cung cấp bức tranh tài chính toàn diện qua 3 chế độ biểu đồ hiện đại:</w:t>
+      </w:r>
+    </w:p>
+    <w:p>
+      <w:pPr>
+        <w:pStyle w:val="Heading3"/>
+      </w:pPr>
+      <w:bookmarkStart w:id="102" w:name="_Toc241336524"/>
+      <w:bookmarkStart w:id="103" w:name="_Toc241336686"/>
+      <w:r>
+        <w:t>Biểu đồ cột so sánh Thu Nhập - Chi Tiêu các ngày trong tháng</w:t>
       </w:r>
       <w:bookmarkEnd w:id="102"/>
       <w:bookmarkEnd w:id="103"/>
-    </w:p>
-    <w:p>
-      <w:pPr>
-        <w:spacing w:after="80" w:line="276" w:lineRule="auto"/>
-        <w:ind w:firstLine="576"/>
-        <w:rPr>
-          <w:szCs w:val="26"/>
-        </w:rPr>
-      </w:pPr>
-      <w:r>
-        <w:rPr>
-          <w:color w:val="000000"/>
-          <w:szCs w:val="26"/>
-        </w:rPr>
-        <w:t>Hệ thống cung cấp bức tranh tài chính toàn diện qua 3 chế độ biểu đồ hiện đại:</w:t>
-      </w:r>
-    </w:p>
-    <w:p>
-      <w:pPr>
-        <w:pStyle w:val="Heading3"/>
-      </w:pPr>
-      <w:bookmarkStart w:id="104" w:name="_Toc241336524"/>
-      <w:bookmarkStart w:id="105" w:name="_Toc241336686"/>
-      <w:r>
-        <w:t>Biểu đồ cột so sánh Thu Nhập - Chi Tiêu các ngày trong tháng</w:t>
-      </w:r>
-      <w:bookmarkEnd w:id="104"/>
-      <w:bookmarkEnd w:id="105"/>
     </w:p>
     <w:p>
       <w:pPr>
@@ -15225,10 +14590,10 @@
               </w:rPr>
               <w:lastRenderedPageBreak/>
               <w:drawing>
-                <wp:inline distT="0" distB="0" distL="0" distR="0" wp14:anchorId="1290CF66" wp14:editId="084BF71E">
-                  <wp:extent cx="5667375" cy="2305050"/>
-                  <wp:effectExtent l="0" t="0" r="9525" b="0"/>
-                  <wp:docPr id="84436295" name="Picture 1"/>
+                <wp:inline distT="0" distB="0" distL="0" distR="0" wp14:anchorId="7C27F19C" wp14:editId="60EAD001">
+                  <wp:extent cx="5759225" cy="3208867"/>
+                  <wp:effectExtent l="0" t="0" r="0" b="0"/>
+                  <wp:docPr id="1950312956" name="Picture 1"/>
                   <wp:cNvGraphicFramePr>
                     <a:graphicFrameLocks xmlns:a="http://schemas.openxmlformats.org/drawingml/2006/main" noChangeAspect="1"/>
                   </wp:cNvGraphicFramePr>
@@ -15236,11 +14601,11 @@
                     <a:graphicData uri="http://schemas.openxmlformats.org/drawingml/2006/picture">
                       <pic:pic xmlns:pic="http://schemas.openxmlformats.org/drawingml/2006/picture">
                         <pic:nvPicPr>
-                          <pic:cNvPr id="84436295" name=""/>
+                          <pic:cNvPr id="1950312956" name=""/>
                           <pic:cNvPicPr/>
                         </pic:nvPicPr>
                         <pic:blipFill>
-                          <a:blip r:embed="rId25"/>
+                          <a:blip r:embed="rId31"/>
                           <a:stretch>
                             <a:fillRect/>
                           </a:stretch>
@@ -15248,7 +14613,7 @@
                         <pic:spPr>
                           <a:xfrm>
                             <a:off x="0" y="0"/>
-                            <a:ext cx="5667375" cy="2305050"/>
+                            <a:ext cx="5766129" cy="3212714"/>
                           </a:xfrm>
                           <a:prstGeom prst="rect">
                             <a:avLst/>
@@ -15302,13 +14667,13 @@
       <w:pPr>
         <w:pStyle w:val="Heading3"/>
       </w:pPr>
-      <w:bookmarkStart w:id="106" w:name="_Toc241336525"/>
-      <w:bookmarkStart w:id="107" w:name="_Toc241336687"/>
+      <w:bookmarkStart w:id="104" w:name="_Toc241336525"/>
+      <w:bookmarkStart w:id="105" w:name="_Toc241336687"/>
       <w:r>
         <w:t>Biểu đồ cột tổng quan thu chi 12 tháng trong năm:</w:t>
       </w:r>
-      <w:bookmarkEnd w:id="106"/>
-      <w:bookmarkEnd w:id="107"/>
+      <w:bookmarkEnd w:id="104"/>
+      <w:bookmarkEnd w:id="105"/>
     </w:p>
     <w:p>
       <w:pPr>
@@ -15349,6 +14714,46 @@
                 <w:szCs w:val="26"/>
               </w:rPr>
             </w:pPr>
+            <w:r>
+              <w:rPr>
+                <w:szCs w:val="26"/>
+              </w:rPr>
+              <w:drawing>
+                <wp:inline distT="0" distB="0" distL="0" distR="0" wp14:anchorId="5B8B186D" wp14:editId="191C5983">
+                  <wp:extent cx="5760085" cy="3005666"/>
+                  <wp:effectExtent l="0" t="0" r="0" b="4445"/>
+                  <wp:docPr id="420925144" name="Picture 1"/>
+                  <wp:cNvGraphicFramePr>
+                    <a:graphicFrameLocks xmlns:a="http://schemas.openxmlformats.org/drawingml/2006/main" noChangeAspect="1"/>
+                  </wp:cNvGraphicFramePr>
+                  <a:graphic xmlns:a="http://schemas.openxmlformats.org/drawingml/2006/main">
+                    <a:graphicData uri="http://schemas.openxmlformats.org/drawingml/2006/picture">
+                      <pic:pic xmlns:pic="http://schemas.openxmlformats.org/drawingml/2006/picture">
+                        <pic:nvPicPr>
+                          <pic:cNvPr id="420925144" name=""/>
+                          <pic:cNvPicPr/>
+                        </pic:nvPicPr>
+                        <pic:blipFill>
+                          <a:blip r:embed="rId32"/>
+                          <a:stretch>
+                            <a:fillRect/>
+                          </a:stretch>
+                        </pic:blipFill>
+                        <pic:spPr>
+                          <a:xfrm>
+                            <a:off x="0" y="0"/>
+                            <a:ext cx="5767418" cy="3009492"/>
+                          </a:xfrm>
+                          <a:prstGeom prst="rect">
+                            <a:avLst/>
+                          </a:prstGeom>
+                        </pic:spPr>
+                      </pic:pic>
+                    </a:graphicData>
+                  </a:graphic>
+                </wp:inline>
+              </w:drawing>
+            </w:r>
           </w:p>
         </w:tc>
       </w:tr>
@@ -15391,13 +14796,14 @@
       <w:pPr>
         <w:pStyle w:val="Heading3"/>
       </w:pPr>
-      <w:bookmarkStart w:id="108" w:name="_Toc241336526"/>
-      <w:bookmarkStart w:id="109" w:name="_Toc241336688"/>
-      <w:r>
+      <w:bookmarkStart w:id="106" w:name="_Toc241336526"/>
+      <w:bookmarkStart w:id="107" w:name="_Toc241336688"/>
+      <w:r>
+        <w:lastRenderedPageBreak/>
         <w:t>Biểu đồ tròn (Pie Chart) phân tích cơ cấu chi tiêu:</w:t>
       </w:r>
-      <w:bookmarkEnd w:id="108"/>
-      <w:bookmarkEnd w:id="109"/>
+      <w:bookmarkEnd w:id="106"/>
+      <w:bookmarkEnd w:id="107"/>
     </w:p>
     <w:p>
       <w:pPr>
@@ -15438,6 +14844,46 @@
                 <w:szCs w:val="26"/>
               </w:rPr>
             </w:pPr>
+            <w:r>
+              <w:rPr>
+                <w:szCs w:val="26"/>
+              </w:rPr>
+              <w:drawing>
+                <wp:inline distT="0" distB="0" distL="0" distR="0" wp14:anchorId="41F492F0" wp14:editId="5C3661C5">
+                  <wp:extent cx="5760085" cy="2582333"/>
+                  <wp:effectExtent l="0" t="0" r="0" b="8890"/>
+                  <wp:docPr id="1241998388" name="Picture 1"/>
+                  <wp:cNvGraphicFramePr>
+                    <a:graphicFrameLocks xmlns:a="http://schemas.openxmlformats.org/drawingml/2006/main" noChangeAspect="1"/>
+                  </wp:cNvGraphicFramePr>
+                  <a:graphic xmlns:a="http://schemas.openxmlformats.org/drawingml/2006/main">
+                    <a:graphicData uri="http://schemas.openxmlformats.org/drawingml/2006/picture">
+                      <pic:pic xmlns:pic="http://schemas.openxmlformats.org/drawingml/2006/picture">
+                        <pic:nvPicPr>
+                          <pic:cNvPr id="1241998388" name=""/>
+                          <pic:cNvPicPr/>
+                        </pic:nvPicPr>
+                        <pic:blipFill>
+                          <a:blip r:embed="rId33"/>
+                          <a:stretch>
+                            <a:fillRect/>
+                          </a:stretch>
+                        </pic:blipFill>
+                        <pic:spPr>
+                          <a:xfrm>
+                            <a:off x="0" y="0"/>
+                            <a:ext cx="5769493" cy="2586551"/>
+                          </a:xfrm>
+                          <a:prstGeom prst="rect">
+                            <a:avLst/>
+                          </a:prstGeom>
+                        </pic:spPr>
+                      </pic:pic>
+                    </a:graphicData>
+                  </a:graphic>
+                </wp:inline>
+              </w:drawing>
+            </w:r>
           </w:p>
         </w:tc>
       </w:tr>
@@ -15488,8 +14934,8 @@
           <w:szCs w:val="26"/>
         </w:rPr>
       </w:pPr>
-      <w:bookmarkStart w:id="110" w:name="_Toc241336527"/>
-      <w:bookmarkStart w:id="111" w:name="_Toc241336689"/>
+      <w:bookmarkStart w:id="108" w:name="_Toc241336527"/>
+      <w:bookmarkStart w:id="109" w:name="_Toc241336689"/>
       <w:r>
         <w:rPr>
           <w:sz w:val="26"/>
@@ -15497,8 +14943,8 @@
         </w:rPr>
         <w:t>Đánh giá – Hạn chế – Hướng phát triển</w:t>
       </w:r>
-      <w:bookmarkEnd w:id="110"/>
-      <w:bookmarkEnd w:id="111"/>
+      <w:bookmarkEnd w:id="108"/>
+      <w:bookmarkEnd w:id="109"/>
     </w:p>
     <w:p>
       <w:pPr>
@@ -15521,28 +14967,28 @@
           <w:szCs w:val="26"/>
         </w:rPr>
       </w:pPr>
-      <w:bookmarkStart w:id="112" w:name="_Toc241336528"/>
-      <w:bookmarkStart w:id="113" w:name="_Toc241336690"/>
+      <w:bookmarkStart w:id="110" w:name="_Toc241336528"/>
+      <w:bookmarkStart w:id="111" w:name="_Toc241336690"/>
+      <w:bookmarkEnd w:id="110"/>
+      <w:bookmarkEnd w:id="111"/>
+    </w:p>
+    <w:p>
+      <w:pPr>
+        <w:pStyle w:val="Heading2"/>
+        <w:rPr>
+          <w:szCs w:val="26"/>
+        </w:rPr>
+      </w:pPr>
+      <w:bookmarkStart w:id="112" w:name="_Toc241336529"/>
+      <w:bookmarkStart w:id="113" w:name="_Toc241336691"/>
+      <w:r>
+        <w:rPr>
+          <w:szCs w:val="26"/>
+        </w:rPr>
+        <w:t>Đánh giá</w:t>
+      </w:r>
       <w:bookmarkEnd w:id="112"/>
       <w:bookmarkEnd w:id="113"/>
-    </w:p>
-    <w:p>
-      <w:pPr>
-        <w:pStyle w:val="Heading2"/>
-        <w:rPr>
-          <w:szCs w:val="26"/>
-        </w:rPr>
-      </w:pPr>
-      <w:bookmarkStart w:id="114" w:name="_Toc241336529"/>
-      <w:bookmarkStart w:id="115" w:name="_Toc241336691"/>
-      <w:r>
-        <w:rPr>
-          <w:szCs w:val="26"/>
-        </w:rPr>
-        <w:t>Đánh giá</w:t>
-      </w:r>
-      <w:bookmarkEnd w:id="114"/>
-      <w:bookmarkEnd w:id="115"/>
     </w:p>
     <w:p>
       <w:pPr>
@@ -15590,7 +15036,6 @@
           <w:color w:val="000000"/>
           <w:szCs w:val="26"/>
         </w:rPr>
-        <w:lastRenderedPageBreak/>
         <w:t xml:space="preserve">Chất lượng mã nguồn: </w:t>
       </w:r>
       <w:r>
@@ -15664,16 +15109,17 @@
           <w:szCs w:val="26"/>
         </w:rPr>
       </w:pPr>
-      <w:bookmarkStart w:id="116" w:name="_Toc241336530"/>
-      <w:bookmarkStart w:id="117" w:name="_Toc241336692"/>
-      <w:r>
-        <w:rPr>
-          <w:szCs w:val="26"/>
-        </w:rPr>
+      <w:bookmarkStart w:id="114" w:name="_Toc241336530"/>
+      <w:bookmarkStart w:id="115" w:name="_Toc241336692"/>
+      <w:r>
+        <w:rPr>
+          <w:szCs w:val="26"/>
+        </w:rPr>
+        <w:lastRenderedPageBreak/>
         <w:t>Hạn chế</w:t>
       </w:r>
-      <w:bookmarkEnd w:id="116"/>
-      <w:bookmarkEnd w:id="117"/>
+      <w:bookmarkEnd w:id="114"/>
+      <w:bookmarkEnd w:id="115"/>
     </w:p>
     <w:p>
       <w:pPr>
@@ -15772,16 +15218,16 @@
         </w:rPr>
         <w:t xml:space="preserve"> </w:t>
       </w:r>
-      <w:bookmarkStart w:id="118" w:name="_Toc241336531"/>
-      <w:bookmarkStart w:id="119" w:name="_Toc241336693"/>
+      <w:bookmarkStart w:id="116" w:name="_Toc241336531"/>
+      <w:bookmarkStart w:id="117" w:name="_Toc241336693"/>
       <w:r>
         <w:rPr>
           <w:szCs w:val="26"/>
         </w:rPr>
         <w:t>Hướng phát triển</w:t>
       </w:r>
-      <w:bookmarkEnd w:id="118"/>
-      <w:bookmarkEnd w:id="119"/>
+      <w:bookmarkEnd w:id="116"/>
+      <w:bookmarkEnd w:id="117"/>
     </w:p>
     <w:p>
       <w:pPr>
@@ -15907,8 +15353,8 @@
           <w:szCs w:val="26"/>
         </w:rPr>
       </w:pPr>
-      <w:bookmarkStart w:id="120" w:name="_Toc241336532"/>
-      <w:bookmarkStart w:id="121" w:name="_Toc241336694"/>
+      <w:bookmarkStart w:id="118" w:name="_Toc241336532"/>
+      <w:bookmarkStart w:id="119" w:name="_Toc241336694"/>
       <w:r>
         <w:rPr>
           <w:sz w:val="26"/>
@@ -15916,8 +15362,8 @@
         </w:rPr>
         <w:t>7. Kết luận</w:t>
       </w:r>
-      <w:bookmarkEnd w:id="120"/>
-      <w:bookmarkEnd w:id="121"/>
+      <w:bookmarkEnd w:id="118"/>
+      <w:bookmarkEnd w:id="119"/>
     </w:p>
     <w:p>
       <w:pPr>
@@ -15955,15 +15401,7 @@
           <w:color w:val="000000"/>
           <w:szCs w:val="26"/>
         </w:rPr>
-        <w:t xml:space="preserve">Trong khuôn khổ học phần 'Lập trình .NET 1 + BTL', tác giả đã hoàn thành mục tiêu xây dựng một ứng dụng Windows Forms hoàn chỉnh phục vụ công tác Quản lý chi tiêu cá nhân (Personal Expense Tracker). Ứng dụng đã giải quyết trọn vẹn </w:t>
-      </w:r>
-      <w:r>
-        <w:rPr>
-          <w:color w:val="000000"/>
-          <w:szCs w:val="26"/>
-        </w:rPr>
-        <w:lastRenderedPageBreak/>
-        <w:t>bài toán ghi nhận dòng tiền, phân loại danh mục, thiết lập hạn mức ngân sách thông minh kèm cảnh báo tự động, theo dõi sổ nợ cá nhân, trực quan hóa báo cáo tài chính bằng biểu đồ và bảo mật tài khoản bằng mã OTP gửi qua Gmail SMTP.</w:t>
+        <w:t>Trong khuôn khổ học phần 'Lập trình .NET 1 + BTL', tác giả đã hoàn thành mục tiêu xây dựng một ứng dụng Windows Forms hoàn chỉnh phục vụ công tác Quản lý chi tiêu cá nhân (Personal Expense Tracker). Ứng dụng đã giải quyết trọn vẹn bài toán ghi nhận dòng tiền, phân loại danh mục, thiết lập hạn mức ngân sách thông minh kèm cảnh báo tự động, theo dõi sổ nợ cá nhân, trực quan hóa báo cáo tài chính bằng biểu đồ và bảo mật tài khoản bằng mã OTP gửi qua Gmail SMTP.</w:t>
       </w:r>
     </w:p>
     <w:p>
@@ -16043,6 +15481,7 @@
           <w:color w:val="000000"/>
           <w:szCs w:val="26"/>
         </w:rPr>
+        <w:lastRenderedPageBreak/>
         <w:t>Cơ sở dữ liệu PostgreSQL hoạt động chính xác, đảm bảo ràng buộc toàn vẹn khóa ngoại và tối ưu hóa truy vấn.</w:t>
       </w:r>
     </w:p>
@@ -16220,141 +15659,92 @@
           <w:szCs w:val="26"/>
         </w:rPr>
       </w:pPr>
-      <w:bookmarkStart w:id="122" w:name="_Toc241336533"/>
-      <w:bookmarkStart w:id="123" w:name="_Toc241336695"/>
+      <w:bookmarkStart w:id="120" w:name="_Toc241336533"/>
+      <w:bookmarkStart w:id="121" w:name="_Toc241336695"/>
       <w:r>
         <w:rPr>
           <w:sz w:val="26"/>
           <w:szCs w:val="26"/>
         </w:rPr>
-        <w:t xml:space="preserve">8.  </w:t>
-      </w:r>
-      <w:r>
-        <w:rPr>
-          <w:sz w:val="26"/>
-          <w:szCs w:val="26"/>
-        </w:rPr>
-        <w:t>Tài liệu tham khảo</w:t>
-      </w:r>
-      <w:bookmarkEnd w:id="122"/>
-      <w:bookmarkEnd w:id="123"/>
+        <w:t>8.  Tài liệu tham khảo</w:t>
+      </w:r>
+      <w:bookmarkEnd w:id="120"/>
+      <w:bookmarkEnd w:id="121"/>
     </w:p>
     <w:p>
       <w:pPr>
         <w:pStyle w:val="Tailieuthamkhao"/>
-        <w:rPr>
-          <w:szCs w:val="26"/>
-        </w:rPr>
-      </w:pPr>
-      <w:r>
-        <w:rPr>
-          <w:szCs w:val="26"/>
-        </w:rPr>
-        <w:t>ThS. Ngô Hùng Long (2025 - 2026), Bài giảng Lập trình .NET 1 và hướng dẫn thực hành Bài tập lớn, Trường Đại học Mỏ - Địa chất (HUMG).</w:t>
+        <w:jc w:val="left"/>
+      </w:pPr>
+      <w:r>
+        <w:t>Microsoft Learn (2025), Windows Forms Documentation for .NET, truy cập tại: https://learn.microsoft.com/en-us/dotnet/desktop/winforms/.</w:t>
       </w:r>
     </w:p>
     <w:p>
       <w:pPr>
         <w:pStyle w:val="Tailieuthamkhao"/>
-        <w:rPr>
-          <w:szCs w:val="26"/>
-        </w:rPr>
-      </w:pPr>
-      <w:r>
-        <w:rPr>
-          <w:szCs w:val="26"/>
-        </w:rPr>
-        <w:t>Microsoft Learn (2025), Windows Forms Documentation for .NET, truy cập tại: https://learn.microsoft.com/en-us/dotnet/desktop/winforms/</w:t>
+        <w:jc w:val="left"/>
+      </w:pPr>
+      <w:r>
+        <w:t>Microsoft Learn (2025), Common Web Application Architectures &amp; 3-Tier Architecture in C#</w:t>
+      </w:r>
+      <w:r>
+        <w:t> :</w:t>
+      </w:r>
+      <w:r>
+        <w:t>https://learn.microsoft.com/en-us/dotnet/architecture/modern-web-apps-azure/common-web-application-architectures.</w:t>
       </w:r>
     </w:p>
     <w:p>
       <w:pPr>
         <w:pStyle w:val="Tailieuthamkhao"/>
-        <w:rPr>
-          <w:szCs w:val="26"/>
-        </w:rPr>
-      </w:pPr>
-      <w:r>
-        <w:rPr>
-          <w:szCs w:val="26"/>
-        </w:rPr>
-        <w:t xml:space="preserve"> Microsoft Learn (2025), Common Web Application Architectures &amp; 3-Tier Architecture in C#, truy cập tại: https://learn.microsoft.com/en-us/dotnet/architecture/modern-web-apps-azure/common-web-application-architectures</w:t>
+        <w:jc w:val="left"/>
+      </w:pPr>
+      <w:r>
+        <w:t>PostgreSQL Global Development Group (2025), PostgreSQL 16 Documentation, truy cập tại: https://www.postgresql.org/docs/16/</w:t>
       </w:r>
     </w:p>
     <w:p>
       <w:pPr>
         <w:pStyle w:val="Tailieuthamkhao"/>
-        <w:rPr>
-          <w:szCs w:val="26"/>
-        </w:rPr>
-      </w:pPr>
-      <w:r>
-        <w:rPr>
-          <w:szCs w:val="26"/>
-        </w:rPr>
-        <w:lastRenderedPageBreak/>
-        <w:t>PostgreSQL Global Development Group (2025), PostgreSQL 16 Documentation, truy cập tại: https://www.postgresql.org/docs/16/</w:t>
+        <w:jc w:val="left"/>
+      </w:pPr>
+      <w:r>
+        <w:t>The Npgsql Development Team (2025), Npgsql - .NET Data Provider for PostgreSQL Documentation, truy cập tại: https://www.npgsql.org/doc/</w:t>
       </w:r>
     </w:p>
     <w:p>
       <w:pPr>
         <w:pStyle w:val="Tailieuthamkhao"/>
-        <w:rPr>
-          <w:szCs w:val="26"/>
-        </w:rPr>
-      </w:pPr>
-      <w:r>
-        <w:rPr>
-          <w:szCs w:val="26"/>
-        </w:rPr>
-        <w:t>The Npgsql Development Team (2025), Npgsql - .NET Data Provider for PostgreSQL Documentation, truy cập tại: https://www.npgsql.org/doc/</w:t>
+        <w:jc w:val="left"/>
+      </w:pPr>
+      <w:r>
+        <w:t>Microsoft Learn (2025), System.Net.Mail Namespace &amp; SmtpClient Class</w:t>
+      </w:r>
+      <w:r>
+        <w:t xml:space="preserve">: </w:t>
+      </w:r>
+      <w:r>
+        <w:t>https://learn.microsoft.com/enus/dotnet/api/system.net.mail.smtpclient</w:t>
       </w:r>
     </w:p>
     <w:p>
       <w:pPr>
         <w:pStyle w:val="Tailieuthamkhao"/>
-        <w:rPr>
-          <w:szCs w:val="26"/>
-        </w:rPr>
-      </w:pPr>
-      <w:r>
-        <w:rPr>
-          <w:szCs w:val="26"/>
-        </w:rPr>
-        <w:t>Microsoft Learn (2025), System.Net.Mail Namespace &amp; SmtpClient Class, truy cập tại: https://learn.microsoft.com/en-us/dotnet/api/system.net.mail.smtpclient</w:t>
-      </w:r>
-    </w:p>
-    <w:p>
-      <w:pPr>
-        <w:pStyle w:val="Tailieuthamkhao"/>
-        <w:pBdr>
-          <w:bottom w:val="single" w:sz="4" w:space="1" w:color="auto"/>
-        </w:pBdr>
-        <w:rPr>
-          <w:szCs w:val="26"/>
-        </w:rPr>
-      </w:pPr>
-      <w:r>
-        <w:rPr>
-          <w:szCs w:val="26"/>
-        </w:rPr>
-        <w:t>Microsoft Learn (2025), System.Windows.Forms.DataVisualization.Charting Namespace,truycập</w:t>
-      </w:r>
-      <w:r>
-        <w:rPr>
-          <w:szCs w:val="26"/>
-        </w:rPr>
-        <w:t xml:space="preserve"> </w:t>
-      </w:r>
-      <w:r>
-        <w:rPr>
-          <w:szCs w:val="26"/>
-        </w:rPr>
-        <w:t>tại: https://learn.microsoft.com/en-us/dotnet/api/system.windows.forms.datavisualization.charting</w:t>
+        <w:jc w:val="left"/>
+      </w:pPr>
+      <w:r>
+        <w:t>Microsoft Learn (2025), System.Windows.Forms.DataVisualization.Charting Namespace</w:t>
+      </w:r>
+      <w:r>
+        <w:t>:</w:t>
+      </w:r>
+      <w:r>
+        <w:t>https://learn.microsoft.com/enus/dotnet/api/system.windows.forms.datavisualization.charting.t</w:t>
       </w:r>
     </w:p>
     <w:sectPr>
-      <w:footerReference w:type="default" r:id="rId26"/>
+      <w:footerReference w:type="default" r:id="rId34"/>
       <w:pgSz w:w="11906" w:h="16838"/>
       <w:pgMar w:top="1134" w:right="1134" w:bottom="1134" w:left="1701" w:header="708" w:footer="708" w:gutter="0"/>
       <w:pgNumType w:start="1"/>
@@ -20314,7 +19704,6 @@
     <w:uiPriority w:val="1"/>
     <w:semiHidden/>
     <w:unhideWhenUsed/>
-    <w:rsid w:val="006B62C0"/>
   </w:style>
   <w:style w:type="table" w:default="1" w:styleId="TableNormal">
     <w:name w:val="Normal Table"/>
@@ -20336,7 +19725,6 @@
     <w:uiPriority w:val="99"/>
     <w:semiHidden/>
     <w:unhideWhenUsed/>
-    <w:rsid w:val="006B62C0"/>
   </w:style>
   <w:style w:type="character" w:customStyle="1" w:styleId="Heading1Char">
     <w:name w:val="Heading 1 Char"/>
@@ -21561,6 +20949,15 @@
 </file>
 
 <file path=customXml/item1.xml><?xml version="1.0" encoding="utf-8"?>
+<?mso-contentType ?>
+<FormTemplates xmlns="http://schemas.microsoft.com/sharepoint/v3/contenttype/forms">
+  <Display>DocumentLibraryForm</Display>
+  <Edit>DocumentLibraryForm</Edit>
+  <New>DocumentLibraryForm</New>
+</FormTemplates>
+</file>
+
+<file path=customXml/item2.xml><?xml version="1.0" encoding="utf-8"?>
 <ct:contentTypeSchema xmlns:ct="http://schemas.microsoft.com/office/2006/metadata/contentType" xmlns:ma="http://schemas.microsoft.com/office/2006/metadata/properties/metaAttributes" ct:_="" ma:_="" ma:contentTypeName="Document" ma:contentTypeID="0x0101006552F06158FE134F9E387017DC6E0ECC" ma:contentTypeVersion="7" ma:contentTypeDescription="Create a new document." ma:contentTypeScope="" ma:versionID="42a9161344c45255c06260e8e635ebda">
   <xsd:schema xmlns:xsd="http://www.w3.org/2001/XMLSchema" xmlns:xs="http://www.w3.org/2001/XMLSchema" xmlns:p="http://schemas.microsoft.com/office/2006/metadata/properties" xmlns:ns2="28768eed-3976-45c9-ab98-aa8350914a1a" targetNamespace="http://schemas.microsoft.com/office/2006/metadata/properties" ma:root="true" ma:fieldsID="93d71c59305566460025e60d6b7bd926" ns2:_="">
     <xsd:import namespace="28768eed-3976-45c9-ab98-aa8350914a1a"/>
@@ -21722,16 +21119,13 @@
 </ct:contentTypeSchema>
 </file>
 
-<file path=customXml/item2.xml><?xml version="1.0" encoding="utf-8"?>
-<?mso-contentType ?>
-<FormTemplates xmlns="http://schemas.microsoft.com/sharepoint/v3/contenttype/forms">
-  <Display>DocumentLibraryForm</Display>
-  <Edit>DocumentLibraryForm</Edit>
-  <New>DocumentLibraryForm</New>
-</FormTemplates>
+<file path=customXml/item3.xml><?xml version="1.0" encoding="utf-8"?>
+<p:properties xmlns:p="http://schemas.microsoft.com/office/2006/metadata/properties" xmlns:xsi="http://www.w3.org/2001/XMLSchema-instance" xmlns:pc="http://schemas.microsoft.com/office/infopath/2007/PartnerControls">
+  <documentManagement/>
+</p:properties>
 </file>
 
-<file path=customXml/item3.xml><?xml version="1.0" encoding="utf-8"?>
+<file path=customXml/item4.xml><?xml version="1.0" encoding="utf-8"?>
 <b:Sources xmlns:b="http://schemas.openxmlformats.org/officeDocument/2006/bibliography" xmlns="http://schemas.openxmlformats.org/officeDocument/2006/bibliography" SelectedStyle="\APASixthEditionOfficeOnline.xsl" StyleName="APA" Version="6">
   <b:Source>
     <b:Tag>Mic25</b:Tag>
@@ -21787,13 +21181,15 @@
 </b:Sources>
 </file>
 
-<file path=customXml/item4.xml><?xml version="1.0" encoding="utf-8"?>
-<p:properties xmlns:p="http://schemas.microsoft.com/office/2006/metadata/properties" xmlns:xsi="http://www.w3.org/2001/XMLSchema-instance" xmlns:pc="http://schemas.microsoft.com/office/infopath/2007/PartnerControls">
-  <documentManagement/>
-</p:properties>
+<file path=customXml/itemProps1.xml><?xml version="1.0" encoding="utf-8"?>
+<ds:datastoreItem xmlns:ds="http://schemas.openxmlformats.org/officeDocument/2006/customXml" ds:itemID="{3E7B23CC-68C0-45E3-A55C-BCCF70A5A75E}">
+  <ds:schemaRefs>
+    <ds:schemaRef ds:uri="http://schemas.microsoft.com/sharepoint/v3/contenttype/forms"/>
+  </ds:schemaRefs>
+</ds:datastoreItem>
 </file>
 
-<file path=customXml/itemProps1.xml><?xml version="1.0" encoding="utf-8"?>
+<file path=customXml/itemProps2.xml><?xml version="1.0" encoding="utf-8"?>
 <ds:datastoreItem xmlns:ds="http://schemas.openxmlformats.org/officeDocument/2006/customXml" ds:itemID="{CD32F911-3CD2-475E-9350-DC8EB7E0BB3C}">
   <ds:schemaRefs>
     <ds:schemaRef ds:uri="http://schemas.microsoft.com/office/2006/metadata/contentType"/>
@@ -21811,27 +21207,19 @@
 </ds:datastoreItem>
 </file>
 
-<file path=customXml/itemProps2.xml><?xml version="1.0" encoding="utf-8"?>
-<ds:datastoreItem xmlns:ds="http://schemas.openxmlformats.org/officeDocument/2006/customXml" ds:itemID="{3E7B23CC-68C0-45E3-A55C-BCCF70A5A75E}">
-  <ds:schemaRefs>
-    <ds:schemaRef ds:uri="http://schemas.microsoft.com/sharepoint/v3/contenttype/forms"/>
-  </ds:schemaRefs>
-</ds:datastoreItem>
-</file>
-
 <file path=customXml/itemProps3.xml><?xml version="1.0" encoding="utf-8"?>
-<ds:datastoreItem xmlns:ds="http://schemas.openxmlformats.org/officeDocument/2006/customXml" ds:itemID="{41D037F7-6081-4F91-BC35-F04AD2B45480}">
-  <ds:schemaRefs>
-    <ds:schemaRef ds:uri="http://schemas.openxmlformats.org/officeDocument/2006/bibliography"/>
-  </ds:schemaRefs>
-</ds:datastoreItem>
-</file>
-
-<file path=customXml/itemProps4.xml><?xml version="1.0" encoding="utf-8"?>
 <ds:datastoreItem xmlns:ds="http://schemas.openxmlformats.org/officeDocument/2006/customXml" ds:itemID="{2FC8EB5C-FAD6-47E1-AB09-75FD8F57822D}">
   <ds:schemaRefs>
     <ds:schemaRef ds:uri="http://schemas.microsoft.com/office/2006/metadata/properties"/>
     <ds:schemaRef ds:uri="http://schemas.microsoft.com/office/infopath/2007/PartnerControls"/>
   </ds:schemaRefs>
 </ds:datastoreItem>
+</file>
+
+<file path=customXml/itemProps4.xml><?xml version="1.0" encoding="utf-8"?>
+<ds:datastoreItem xmlns:ds="http://schemas.openxmlformats.org/officeDocument/2006/customXml" ds:itemID="{41D037F7-6081-4F91-BC35-F04AD2B45480}">
+  <ds:schemaRefs>
+    <ds:schemaRef ds:uri="http://schemas.openxmlformats.org/officeDocument/2006/bibliography"/>
+  </ds:schemaRefs>
+</ds:datastoreItem>
 </file>